--- a/Sem-2/Java/Java Provided/Material/Practice Prog/Unit-3 InterfacesProg.docx
+++ b/Sem-2/Java/Java Provided/Material/Practice Prog/Unit-3 InterfacesProg.docx
@@ -7,7 +7,8 @@
         <w:spacing w:after="0"/>
         <w:rPr>
           <w:b/>
-          <w:sz w:val="36"/>
+          <w:sz w:val="32"/>
+          <w:szCs w:val="32"/>
           <w:highlight w:val="yellow"/>
           <w:u w:val="single"/>
         </w:rPr>
@@ -15,7 +16,8 @@
       <w:r>
         <w:rPr>
           <w:b/>
-          <w:sz w:val="36"/>
+          <w:sz w:val="32"/>
+          <w:szCs w:val="32"/>
           <w:highlight w:val="yellow"/>
           <w:u w:val="single"/>
         </w:rPr>
@@ -25,7 +27,8 @@
       <w:r>
         <w:rPr>
           <w:b/>
-          <w:sz w:val="36"/>
+          <w:sz w:val="32"/>
+          <w:szCs w:val="32"/>
           <w:highlight w:val="yellow"/>
           <w:u w:val="single"/>
         </w:rPr>
@@ -36,9 +39,15 @@
     <w:p>
       <w:pPr>
         <w:spacing w:after="0"/>
-      </w:pPr>
-      <w:r>
-        <w:rPr>
+        <w:rPr>
+          <w:sz w:val="32"/>
+          <w:szCs w:val="32"/>
+        </w:rPr>
+      </w:pPr>
+      <w:r>
+        <w:rPr>
+          <w:sz w:val="32"/>
+          <w:szCs w:val="32"/>
           <w:highlight w:val="yellow"/>
         </w:rPr>
         <w:t>Interfaces</w:t>
@@ -46,12 +55,18 @@
       <w:proofErr w:type="gramStart"/>
       <w:r>
         <w:rPr>
+          <w:sz w:val="32"/>
+          <w:szCs w:val="32"/>
           <w:highlight w:val="yellow"/>
         </w:rPr>
         <w:t>:Shape2D</w:t>
       </w:r>
       <w:proofErr w:type="gramEnd"/>
       <w:r>
+        <w:rPr>
+          <w:sz w:val="32"/>
+          <w:szCs w:val="32"/>
+        </w:rPr>
         <w:t xml:space="preserve"> </w:t>
       </w:r>
     </w:p>
@@ -59,30 +74,56 @@
       <w:pPr>
         <w:spacing w:after="0"/>
         <w:ind w:firstLine="720"/>
-      </w:pPr>
-      <w:r>
+        <w:rPr>
+          <w:sz w:val="32"/>
+          <w:szCs w:val="32"/>
+        </w:rPr>
+      </w:pPr>
+      <w:r>
+        <w:rPr>
+          <w:sz w:val="32"/>
+          <w:szCs w:val="32"/>
+        </w:rPr>
         <w:t xml:space="preserve">Contains method: double </w:t>
       </w:r>
       <w:proofErr w:type="spellStart"/>
       <w:proofErr w:type="gramStart"/>
       <w:r>
+        <w:rPr>
+          <w:sz w:val="32"/>
+          <w:szCs w:val="32"/>
+        </w:rPr>
         <w:t>getArea</w:t>
       </w:r>
       <w:proofErr w:type="spellEnd"/>
       <w:r>
+        <w:rPr>
+          <w:sz w:val="32"/>
+          <w:szCs w:val="32"/>
+        </w:rPr>
         <w:t>(</w:t>
       </w:r>
       <w:proofErr w:type="gramEnd"/>
       <w:r>
+        <w:rPr>
+          <w:sz w:val="32"/>
+          <w:szCs w:val="32"/>
+        </w:rPr>
         <w:t>);</w:t>
       </w:r>
     </w:p>
     <w:p>
       <w:pPr>
         <w:spacing w:after="0"/>
-      </w:pPr>
-      <w:r>
-        <w:rPr>
+        <w:rPr>
+          <w:sz w:val="32"/>
+          <w:szCs w:val="32"/>
+        </w:rPr>
+      </w:pPr>
+      <w:r>
+        <w:rPr>
+          <w:sz w:val="32"/>
+          <w:szCs w:val="32"/>
           <w:highlight w:val="yellow"/>
         </w:rPr>
         <w:t>Interface</w:t>
@@ -90,6 +131,8 @@
       <w:proofErr w:type="gramStart"/>
       <w:r>
         <w:rPr>
+          <w:sz w:val="32"/>
+          <w:szCs w:val="32"/>
           <w:highlight w:val="yellow"/>
         </w:rPr>
         <w:t>:Shape3D</w:t>
@@ -100,39 +143,71 @@
       <w:pPr>
         <w:spacing w:after="0"/>
         <w:ind w:firstLine="720"/>
-      </w:pPr>
-      <w:r>
+        <w:rPr>
+          <w:sz w:val="32"/>
+          <w:szCs w:val="32"/>
+        </w:rPr>
+      </w:pPr>
+      <w:r>
+        <w:rPr>
+          <w:sz w:val="32"/>
+          <w:szCs w:val="32"/>
+        </w:rPr>
         <w:t xml:space="preserve">Contains method: double </w:t>
       </w:r>
       <w:proofErr w:type="spellStart"/>
       <w:proofErr w:type="gramStart"/>
       <w:r>
+        <w:rPr>
+          <w:sz w:val="32"/>
+          <w:szCs w:val="32"/>
+        </w:rPr>
         <w:t>getVolume</w:t>
       </w:r>
       <w:proofErr w:type="spellEnd"/>
       <w:r>
+        <w:rPr>
+          <w:sz w:val="32"/>
+          <w:szCs w:val="32"/>
+        </w:rPr>
         <w:t>(</w:t>
       </w:r>
       <w:proofErr w:type="gramEnd"/>
       <w:r>
+        <w:rPr>
+          <w:sz w:val="32"/>
+          <w:szCs w:val="32"/>
+        </w:rPr>
         <w:t>);</w:t>
       </w:r>
     </w:p>
     <w:p>
       <w:pPr>
         <w:spacing w:after="0"/>
-      </w:pPr>
-      <w:r>
-        <w:rPr>
+        <w:rPr>
+          <w:sz w:val="32"/>
+          <w:szCs w:val="32"/>
+        </w:rPr>
+      </w:pPr>
+      <w:r>
+        <w:rPr>
+          <w:sz w:val="32"/>
+          <w:szCs w:val="32"/>
           <w:highlight w:val="yellow"/>
         </w:rPr>
         <w:t>Abstract Class:</w:t>
       </w:r>
       <w:r>
+        <w:rPr>
+          <w:sz w:val="32"/>
+          <w:szCs w:val="32"/>
+        </w:rPr>
         <w:t xml:space="preserve"> </w:t>
       </w:r>
       <w:r>
         <w:rPr>
+          <w:sz w:val="32"/>
+          <w:szCs w:val="32"/>
           <w:highlight w:val="yellow"/>
         </w:rPr>
         <w:t>Shape</w:t>
@@ -142,49 +217,93 @@
       <w:pPr>
         <w:spacing w:after="0"/>
         <w:ind w:firstLine="720"/>
-      </w:pPr>
-      <w:r>
+        <w:rPr>
+          <w:sz w:val="32"/>
+          <w:szCs w:val="32"/>
+        </w:rPr>
+      </w:pPr>
+      <w:r>
+        <w:rPr>
+          <w:sz w:val="32"/>
+          <w:szCs w:val="32"/>
+        </w:rPr>
         <w:t xml:space="preserve">Contains abstract method: void </w:t>
       </w:r>
       <w:proofErr w:type="gramStart"/>
       <w:r>
+        <w:rPr>
+          <w:sz w:val="32"/>
+          <w:szCs w:val="32"/>
+        </w:rPr>
         <w:t>display(</w:t>
       </w:r>
       <w:proofErr w:type="gramEnd"/>
       <w:r>
+        <w:rPr>
+          <w:sz w:val="32"/>
+          <w:szCs w:val="32"/>
+        </w:rPr>
         <w:t>);</w:t>
       </w:r>
     </w:p>
     <w:p>
       <w:pPr>
         <w:spacing w:after="0"/>
-      </w:pPr>
-      <w:r>
-        <w:t xml:space="preserve">Acts as a base class for all </w:t>
-      </w:r>
-      <w:proofErr w:type="spellStart"/>
-      <w:r>
-        <w:t>shapes.Ensures</w:t>
-      </w:r>
-      <w:proofErr w:type="spellEnd"/>
-      <w:r>
-        <w:t xml:space="preserve"> every shape must implement a </w:t>
+        <w:rPr>
+          <w:sz w:val="32"/>
+          <w:szCs w:val="32"/>
+        </w:rPr>
+      </w:pPr>
+      <w:r>
+        <w:rPr>
+          <w:sz w:val="32"/>
+          <w:szCs w:val="32"/>
+        </w:rPr>
+        <w:t>Acts as a base class for all shapes.</w:t>
+      </w:r>
+      <w:r>
+        <w:rPr>
+          <w:sz w:val="32"/>
+          <w:szCs w:val="32"/>
+        </w:rPr>
+        <w:t xml:space="preserve"> </w:t>
+      </w:r>
+      <w:r>
+        <w:rPr>
+          <w:sz w:val="32"/>
+          <w:szCs w:val="32"/>
+        </w:rPr>
+        <w:t xml:space="preserve">Ensures every shape must implement a </w:t>
       </w:r>
       <w:proofErr w:type="gramStart"/>
       <w:r>
+        <w:rPr>
+          <w:sz w:val="32"/>
+          <w:szCs w:val="32"/>
+        </w:rPr>
         <w:t>display(</w:t>
       </w:r>
       <w:proofErr w:type="gramEnd"/>
       <w:r>
+        <w:rPr>
+          <w:sz w:val="32"/>
+          <w:szCs w:val="32"/>
+        </w:rPr>
         <w:t>) method.</w:t>
       </w:r>
     </w:p>
     <w:p>
       <w:pPr>
         <w:spacing w:after="0"/>
-      </w:pPr>
-      <w:r>
-        <w:rPr>
+        <w:rPr>
+          <w:sz w:val="32"/>
+          <w:szCs w:val="32"/>
+        </w:rPr>
+      </w:pPr>
+      <w:r>
+        <w:rPr>
+          <w:sz w:val="32"/>
+          <w:szCs w:val="32"/>
           <w:highlight w:val="yellow"/>
         </w:rPr>
         <w:t>Derived Classes</w:t>
@@ -192,21 +311,33 @@
       <w:proofErr w:type="gramStart"/>
       <w:r>
         <w:rPr>
+          <w:sz w:val="32"/>
+          <w:szCs w:val="32"/>
           <w:highlight w:val="yellow"/>
         </w:rPr>
         <w:t>:1</w:t>
       </w:r>
       <w:proofErr w:type="gramEnd"/>
       <w:r>
+        <w:rPr>
+          <w:sz w:val="32"/>
+          <w:szCs w:val="32"/>
+        </w:rPr>
         <w:t xml:space="preserve">. </w:t>
       </w:r>
       <w:r>
         <w:rPr>
+          <w:sz w:val="32"/>
+          <w:szCs w:val="32"/>
           <w:highlight w:val="yellow"/>
         </w:rPr>
         <w:t>Circle</w:t>
       </w:r>
       <w:r>
+        <w:rPr>
+          <w:sz w:val="32"/>
+          <w:szCs w:val="32"/>
+        </w:rPr>
         <w:t xml:space="preserve"> Extends: Shape Implements: Shape2D</w:t>
       </w:r>
     </w:p>
@@ -214,8 +345,16 @@
       <w:pPr>
         <w:spacing w:after="0"/>
         <w:ind w:firstLine="720"/>
-      </w:pPr>
-      <w:r>
+        <w:rPr>
+          <w:sz w:val="32"/>
+          <w:szCs w:val="32"/>
+        </w:rPr>
+      </w:pPr>
+      <w:r>
+        <w:rPr>
+          <w:sz w:val="32"/>
+          <w:szCs w:val="32"/>
+        </w:rPr>
         <w:t>Member variable: radius</w:t>
       </w:r>
     </w:p>
@@ -223,52 +362,104 @@
       <w:pPr>
         <w:spacing w:after="0"/>
         <w:ind w:firstLine="720"/>
-      </w:pPr>
-      <w:r>
+        <w:rPr>
+          <w:sz w:val="32"/>
+          <w:szCs w:val="32"/>
+        </w:rPr>
+      </w:pPr>
+      <w:r>
+        <w:rPr>
+          <w:sz w:val="32"/>
+          <w:szCs w:val="32"/>
+        </w:rPr>
         <w:t>Methods:</w:t>
       </w:r>
     </w:p>
     <w:p>
       <w:pPr>
         <w:spacing w:after="0"/>
-      </w:pPr>
-      <w:r>
+        <w:rPr>
+          <w:sz w:val="32"/>
+          <w:szCs w:val="32"/>
+        </w:rPr>
+      </w:pPr>
+      <w:r>
+        <w:rPr>
+          <w:sz w:val="32"/>
+          <w:szCs w:val="32"/>
+        </w:rPr>
         <w:tab/>
       </w:r>
       <w:proofErr w:type="gramStart"/>
       <w:r>
+        <w:rPr>
+          <w:sz w:val="32"/>
+          <w:szCs w:val="32"/>
+        </w:rPr>
         <w:t>display(</w:t>
       </w:r>
       <w:proofErr w:type="gramEnd"/>
       <w:r>
+        <w:rPr>
+          <w:sz w:val="32"/>
+          <w:szCs w:val="32"/>
+        </w:rPr>
         <w:t>) → Prints "Circle"</w:t>
       </w:r>
     </w:p>
     <w:p>
       <w:pPr>
         <w:spacing w:after="0"/>
-      </w:pPr>
-      <w:r>
+        <w:rPr>
+          <w:sz w:val="32"/>
+          <w:szCs w:val="32"/>
+        </w:rPr>
+      </w:pPr>
+      <w:r>
+        <w:rPr>
+          <w:sz w:val="32"/>
+          <w:szCs w:val="32"/>
+        </w:rPr>
         <w:tab/>
       </w:r>
       <w:proofErr w:type="spellStart"/>
       <w:proofErr w:type="gramStart"/>
       <w:r>
+        <w:rPr>
+          <w:sz w:val="32"/>
+          <w:szCs w:val="32"/>
+        </w:rPr>
         <w:t>getArea</w:t>
       </w:r>
       <w:proofErr w:type="spellEnd"/>
       <w:r>
+        <w:rPr>
+          <w:sz w:val="32"/>
+          <w:szCs w:val="32"/>
+        </w:rPr>
         <w:t>(</w:t>
       </w:r>
       <w:proofErr w:type="gramEnd"/>
       <w:r>
+        <w:rPr>
+          <w:sz w:val="32"/>
+          <w:szCs w:val="32"/>
+        </w:rPr>
         <w:t xml:space="preserve">) → Calculates area using: </w:t>
       </w:r>
       <w:r>
+        <w:rPr>
+          <w:sz w:val="32"/>
+          <w:szCs w:val="32"/>
+        </w:rPr>
         <w:tab/>
         <w:t xml:space="preserve">Area = π × r² </w:t>
       </w:r>
       <w:r>
+        <w:rPr>
+          <w:sz w:val="32"/>
+          <w:szCs w:val="32"/>
+        </w:rPr>
         <w:tab/>
         <w:t>where radius is asked by user.</w:t>
       </w:r>
@@ -276,28 +467,48 @@
     <w:p>
       <w:pPr>
         <w:spacing w:after="0"/>
+        <w:rPr>
+          <w:sz w:val="32"/>
+          <w:szCs w:val="32"/>
+        </w:rPr>
       </w:pPr>
     </w:p>
     <w:p>
       <w:pPr>
         <w:spacing w:after="0"/>
-      </w:pPr>
-      <w:r>
-        <w:rPr>
+        <w:rPr>
+          <w:sz w:val="32"/>
+          <w:szCs w:val="32"/>
+        </w:rPr>
+      </w:pPr>
+      <w:r>
+        <w:rPr>
+          <w:sz w:val="32"/>
+          <w:szCs w:val="32"/>
           <w:highlight w:val="yellow"/>
         </w:rPr>
         <w:t>Derived Classes:</w:t>
       </w:r>
       <w:r>
+        <w:rPr>
+          <w:sz w:val="32"/>
+          <w:szCs w:val="32"/>
+        </w:rPr>
         <w:t xml:space="preserve"> 2</w:t>
       </w:r>
       <w:r>
         <w:rPr>
+          <w:sz w:val="32"/>
+          <w:szCs w:val="32"/>
           <w:highlight w:val="yellow"/>
         </w:rPr>
         <w:t>. Sphere</w:t>
       </w:r>
       <w:r>
+        <w:rPr>
+          <w:sz w:val="32"/>
+          <w:szCs w:val="32"/>
+        </w:rPr>
         <w:t xml:space="preserve"> Extends: Shape Implements: Shape3D</w:t>
       </w:r>
     </w:p>
@@ -305,11 +516,23 @@
       <w:pPr>
         <w:spacing w:after="0"/>
         <w:ind w:firstLine="720"/>
-      </w:pPr>
-      <w:r>
+        <w:rPr>
+          <w:sz w:val="32"/>
+          <w:szCs w:val="32"/>
+        </w:rPr>
+      </w:pPr>
+      <w:r>
+        <w:rPr>
+          <w:sz w:val="32"/>
+          <w:szCs w:val="32"/>
+        </w:rPr>
         <w:t>Data Members:</w:t>
       </w:r>
       <w:r>
+        <w:rPr>
+          <w:sz w:val="32"/>
+          <w:szCs w:val="32"/>
+        </w:rPr>
         <w:tab/>
         <w:t>double radius</w:t>
       </w:r>
@@ -318,66 +541,126 @@
       <w:pPr>
         <w:spacing w:after="0"/>
         <w:ind w:firstLine="720"/>
-      </w:pPr>
-      <w:r>
+        <w:rPr>
+          <w:sz w:val="32"/>
+          <w:szCs w:val="32"/>
+        </w:rPr>
+      </w:pPr>
+      <w:r>
+        <w:rPr>
+          <w:sz w:val="32"/>
+          <w:szCs w:val="32"/>
+        </w:rPr>
         <w:t>Methods:</w:t>
       </w:r>
     </w:p>
     <w:p>
       <w:pPr>
         <w:spacing w:after="0"/>
-      </w:pPr>
-      <w:r>
+        <w:rPr>
+          <w:sz w:val="32"/>
+          <w:szCs w:val="32"/>
+        </w:rPr>
+      </w:pPr>
+      <w:r>
+        <w:rPr>
+          <w:sz w:val="32"/>
+          <w:szCs w:val="32"/>
+        </w:rPr>
         <w:tab/>
       </w:r>
       <w:proofErr w:type="gramStart"/>
       <w:r>
+        <w:rPr>
+          <w:sz w:val="32"/>
+          <w:szCs w:val="32"/>
+        </w:rPr>
         <w:t>display(</w:t>
       </w:r>
       <w:proofErr w:type="gramEnd"/>
       <w:r>
+        <w:rPr>
+          <w:sz w:val="32"/>
+          <w:szCs w:val="32"/>
+        </w:rPr>
         <w:t>) → Prints "Sphere"</w:t>
       </w:r>
     </w:p>
     <w:p>
       <w:pPr>
         <w:spacing w:after="0"/>
-      </w:pPr>
-      <w:r>
+        <w:rPr>
+          <w:sz w:val="32"/>
+          <w:szCs w:val="32"/>
+        </w:rPr>
+      </w:pPr>
+      <w:r>
+        <w:rPr>
+          <w:sz w:val="32"/>
+          <w:szCs w:val="32"/>
+        </w:rPr>
         <w:tab/>
       </w:r>
       <w:proofErr w:type="spellStart"/>
       <w:proofErr w:type="gramStart"/>
       <w:r>
+        <w:rPr>
+          <w:sz w:val="32"/>
+          <w:szCs w:val="32"/>
+        </w:rPr>
         <w:t>getVolume</w:t>
       </w:r>
       <w:proofErr w:type="spellEnd"/>
       <w:r>
+        <w:rPr>
+          <w:sz w:val="32"/>
+          <w:szCs w:val="32"/>
+        </w:rPr>
         <w:t>(</w:t>
       </w:r>
       <w:proofErr w:type="gramEnd"/>
       <w:r>
+        <w:rPr>
+          <w:sz w:val="32"/>
+          <w:szCs w:val="32"/>
+        </w:rPr>
         <w:t>) → Calculates volume using: Volume = (4/3) × π × r³</w:t>
       </w:r>
     </w:p>
     <w:p>
       <w:pPr>
         <w:spacing w:after="0"/>
-      </w:pPr>
-      <w:r>
-        <w:rPr>
+        <w:rPr>
+          <w:sz w:val="32"/>
+          <w:szCs w:val="32"/>
+        </w:rPr>
+      </w:pPr>
+      <w:r>
+        <w:rPr>
+          <w:sz w:val="32"/>
+          <w:szCs w:val="32"/>
           <w:highlight w:val="yellow"/>
         </w:rPr>
         <w:t>Main Class:</w:t>
       </w:r>
       <w:r>
+        <w:rPr>
+          <w:sz w:val="32"/>
+          <w:szCs w:val="32"/>
+        </w:rPr>
         <w:t xml:space="preserve"> </w:t>
       </w:r>
       <w:r>
+        <w:rPr>
+          <w:sz w:val="32"/>
+          <w:szCs w:val="32"/>
+        </w:rPr>
         <w:t>Class</w:t>
       </w:r>
       <w:r>
         <w:rPr>
+          <w:sz w:val="32"/>
+          <w:szCs w:val="32"/>
           <w:highlight w:val="yellow"/>
         </w:rPr>
         <w:t xml:space="preserve">: </w:t>
@@ -385,73 +668,145 @@
       <w:proofErr w:type="spellStart"/>
       <w:r>
         <w:rPr>
+          <w:sz w:val="32"/>
+          <w:szCs w:val="32"/>
           <w:highlight w:val="yellow"/>
         </w:rPr>
         <w:t>ShapesDemo</w:t>
       </w:r>
       <w:proofErr w:type="spellEnd"/>
       <w:r>
+        <w:rPr>
+          <w:sz w:val="32"/>
+          <w:szCs w:val="32"/>
+        </w:rPr>
         <w:t xml:space="preserve"> </w:t>
       </w:r>
       <w:r>
+        <w:rPr>
+          <w:sz w:val="32"/>
+          <w:szCs w:val="32"/>
+        </w:rPr>
         <w:t xml:space="preserve">Contains the </w:t>
       </w:r>
       <w:proofErr w:type="gramStart"/>
       <w:r>
+        <w:rPr>
+          <w:sz w:val="32"/>
+          <w:szCs w:val="32"/>
+        </w:rPr>
         <w:t>main(</w:t>
       </w:r>
       <w:proofErr w:type="gramEnd"/>
       <w:r>
+        <w:rPr>
+          <w:sz w:val="32"/>
+          <w:szCs w:val="32"/>
+        </w:rPr>
         <w:t>) method.</w:t>
       </w:r>
       <w:r>
+        <w:rPr>
+          <w:sz w:val="32"/>
+          <w:szCs w:val="32"/>
+        </w:rPr>
         <w:t xml:space="preserve">  </w:t>
       </w:r>
     </w:p>
     <w:p>
       <w:pPr>
         <w:spacing w:after="0"/>
-      </w:pPr>
-      <w:r>
+        <w:rPr>
+          <w:sz w:val="32"/>
+          <w:szCs w:val="32"/>
+        </w:rPr>
+      </w:pPr>
+      <w:r>
+        <w:rPr>
+          <w:sz w:val="32"/>
+          <w:szCs w:val="32"/>
+        </w:rPr>
         <w:t xml:space="preserve">Operations </w:t>
       </w:r>
       <w:proofErr w:type="spellStart"/>
       <w:r>
+        <w:rPr>
+          <w:sz w:val="32"/>
+          <w:szCs w:val="32"/>
+        </w:rPr>
         <w:t>Performed</w:t>
       </w:r>
       <w:proofErr w:type="gramStart"/>
       <w:r>
+        <w:rPr>
+          <w:sz w:val="32"/>
+          <w:szCs w:val="32"/>
+        </w:rPr>
         <w:t>:Creates</w:t>
       </w:r>
       <w:proofErr w:type="spellEnd"/>
       <w:proofErr w:type="gramEnd"/>
       <w:r>
+        <w:rPr>
+          <w:sz w:val="32"/>
+          <w:szCs w:val="32"/>
+        </w:rPr>
         <w:t xml:space="preserve"> a Circle object. Displays its name. Prints its area.</w:t>
       </w:r>
     </w:p>
     <w:p>
-      <w:r>
+      <w:pPr>
+        <w:rPr>
+          <w:sz w:val="32"/>
+          <w:szCs w:val="32"/>
+        </w:rPr>
+      </w:pPr>
+      <w:r>
+        <w:rPr>
+          <w:sz w:val="32"/>
+          <w:szCs w:val="32"/>
+        </w:rPr>
         <w:t xml:space="preserve">Creates a Sphere </w:t>
       </w:r>
       <w:proofErr w:type="spellStart"/>
       <w:r>
+        <w:rPr>
+          <w:sz w:val="32"/>
+          <w:szCs w:val="32"/>
+        </w:rPr>
         <w:t>object.</w:t>
       </w:r>
       <w:proofErr w:type="gramStart"/>
       <w:r>
+        <w:rPr>
+          <w:sz w:val="32"/>
+          <w:szCs w:val="32"/>
+        </w:rPr>
         <w:t>:Displays</w:t>
       </w:r>
       <w:proofErr w:type="spellEnd"/>
       <w:proofErr w:type="gramEnd"/>
       <w:r>
+        <w:rPr>
+          <w:sz w:val="32"/>
+          <w:szCs w:val="32"/>
+        </w:rPr>
         <w:t xml:space="preserve"> its </w:t>
       </w:r>
       <w:proofErr w:type="spellStart"/>
       <w:r>
+        <w:rPr>
+          <w:sz w:val="32"/>
+          <w:szCs w:val="32"/>
+        </w:rPr>
         <w:t>name.Prints</w:t>
       </w:r>
       <w:proofErr w:type="spellEnd"/>
       <w:r>
+        <w:rPr>
+          <w:sz w:val="32"/>
+          <w:szCs w:val="32"/>
+        </w:rPr>
         <w:t xml:space="preserve"> its volume.</w:t>
       </w:r>
     </w:p>
@@ -460,6 +815,10 @@
         <w:pBdr>
           <w:bottom w:val="single" w:sz="6" w:space="1" w:color="auto"/>
         </w:pBdr>
+        <w:rPr>
+          <w:sz w:val="32"/>
+          <w:szCs w:val="32"/>
+        </w:rPr>
       </w:pPr>
     </w:p>
     <w:p>
@@ -469,8 +828,8 @@
           <w:b/>
           <w:bCs/>
           <w:kern w:val="36"/>
-          <w:sz w:val="48"/>
-          <w:szCs w:val="48"/>
+          <w:sz w:val="32"/>
+          <w:szCs w:val="32"/>
           <w:u w:val="single"/>
         </w:rPr>
       </w:pPr>
@@ -482,8 +841,8 @@
           <w:b/>
           <w:bCs/>
           <w:kern w:val="36"/>
-          <w:sz w:val="48"/>
-          <w:szCs w:val="48"/>
+          <w:sz w:val="32"/>
+          <w:szCs w:val="32"/>
           <w:u w:val="single"/>
         </w:rPr>
       </w:pPr>
@@ -495,11 +854,13 @@
           <w:b/>
           <w:bCs/>
           <w:kern w:val="36"/>
-          <w:sz w:val="48"/>
-          <w:szCs w:val="48"/>
+          <w:sz w:val="32"/>
+          <w:szCs w:val="32"/>
           <w:u w:val="single"/>
         </w:rPr>
       </w:pPr>
+      <w:bookmarkStart w:id="0" w:name="_GoBack"/>
+      <w:bookmarkEnd w:id="0"/>
     </w:p>
     <w:p>
       <w:pPr>
@@ -508,8 +869,8 @@
           <w:b/>
           <w:bCs/>
           <w:kern w:val="36"/>
-          <w:sz w:val="48"/>
-          <w:szCs w:val="48"/>
+          <w:sz w:val="32"/>
+          <w:szCs w:val="32"/>
           <w:u w:val="single"/>
         </w:rPr>
       </w:pPr>
@@ -521,8 +882,8 @@
           <w:b/>
           <w:bCs/>
           <w:kern w:val="36"/>
-          <w:sz w:val="48"/>
-          <w:szCs w:val="48"/>
+          <w:sz w:val="32"/>
+          <w:szCs w:val="32"/>
           <w:u w:val="single"/>
         </w:rPr>
       </w:pPr>
@@ -534,8 +895,8 @@
           <w:b/>
           <w:bCs/>
           <w:kern w:val="36"/>
-          <w:sz w:val="48"/>
-          <w:szCs w:val="48"/>
+          <w:sz w:val="32"/>
+          <w:szCs w:val="32"/>
           <w:u w:val="single"/>
         </w:rPr>
       </w:pPr>
@@ -547,8 +908,8 @@
           <w:b/>
           <w:bCs/>
           <w:kern w:val="36"/>
-          <w:sz w:val="48"/>
-          <w:szCs w:val="48"/>
+          <w:sz w:val="32"/>
+          <w:szCs w:val="32"/>
           <w:u w:val="single"/>
         </w:rPr>
       </w:pPr>
@@ -560,8 +921,8 @@
           <w:b/>
           <w:bCs/>
           <w:kern w:val="36"/>
-          <w:sz w:val="48"/>
-          <w:szCs w:val="48"/>
+          <w:sz w:val="32"/>
+          <w:szCs w:val="32"/>
           <w:u w:val="single"/>
         </w:rPr>
       </w:pPr>
@@ -573,8 +934,8 @@
           <w:b/>
           <w:bCs/>
           <w:kern w:val="36"/>
-          <w:sz w:val="48"/>
-          <w:szCs w:val="48"/>
+          <w:sz w:val="32"/>
+          <w:szCs w:val="32"/>
           <w:u w:val="single"/>
         </w:rPr>
       </w:pPr>
@@ -586,85 +947,83 @@
           <w:b/>
           <w:bCs/>
           <w:kern w:val="36"/>
-          <w:sz w:val="48"/>
-          <w:szCs w:val="48"/>
+          <w:sz w:val="32"/>
+          <w:szCs w:val="32"/>
           <w:u w:val="single"/>
         </w:rPr>
       </w:pPr>
-    </w:p>
-    <w:p>
-      <w:pPr>
+      <w:r>
         <w:rPr>
           <w:rFonts w:ascii="Times New Roman" w:eastAsia="Times New Roman" w:hAnsi="Times New Roman" w:cs="Times New Roman"/>
           <w:b/>
           <w:bCs/>
           <w:kern w:val="36"/>
-          <w:sz w:val="48"/>
-          <w:szCs w:val="48"/>
+          <w:sz w:val="32"/>
+          <w:szCs w:val="32"/>
           <w:u w:val="single"/>
         </w:rPr>
-      </w:pPr>
+        <w:t>Prog</w:t>
+      </w:r>
+      <w:proofErr w:type="gramStart"/>
       <w:r>
         <w:rPr>
           <w:rFonts w:ascii="Times New Roman" w:eastAsia="Times New Roman" w:hAnsi="Times New Roman" w:cs="Times New Roman"/>
           <w:b/>
           <w:bCs/>
           <w:kern w:val="36"/>
-          <w:sz w:val="48"/>
-          <w:szCs w:val="48"/>
+          <w:sz w:val="32"/>
+          <w:szCs w:val="32"/>
           <w:u w:val="single"/>
         </w:rPr>
-        <w:t>Prog</w:t>
-      </w:r>
-      <w:proofErr w:type="gramStart"/>
+        <w:t>:2</w:t>
+      </w:r>
+      <w:proofErr w:type="gramEnd"/>
       <w:r>
         <w:rPr>
           <w:rFonts w:ascii="Times New Roman" w:eastAsia="Times New Roman" w:hAnsi="Times New Roman" w:cs="Times New Roman"/>
           <w:b/>
           <w:bCs/>
           <w:kern w:val="36"/>
-          <w:sz w:val="48"/>
-          <w:szCs w:val="48"/>
+          <w:sz w:val="32"/>
+          <w:szCs w:val="32"/>
           <w:u w:val="single"/>
         </w:rPr>
-        <w:t>:2</w:t>
-      </w:r>
-      <w:proofErr w:type="gramEnd"/>
-      <w:r>
+        <w:t xml:space="preserve"> Program Definition</w:t>
+      </w:r>
+    </w:p>
+    <w:p>
+      <w:pPr>
+        <w:spacing w:before="100" w:beforeAutospacing="1" w:after="100" w:afterAutospacing="1" w:line="240" w:lineRule="auto"/>
+        <w:outlineLvl w:val="1"/>
         <w:rPr>
           <w:rFonts w:ascii="Times New Roman" w:eastAsia="Times New Roman" w:hAnsi="Times New Roman" w:cs="Times New Roman"/>
           <w:b/>
           <w:bCs/>
-          <w:kern w:val="36"/>
-          <w:sz w:val="48"/>
-          <w:szCs w:val="48"/>
-          <w:u w:val="single"/>
-        </w:rPr>
-        <w:t xml:space="preserve"> </w:t>
-      </w:r>
+          <w:sz w:val="32"/>
+          <w:szCs w:val="32"/>
+        </w:rPr>
+      </w:pPr>
       <w:r>
         <w:rPr>
           <w:rFonts w:ascii="Times New Roman" w:eastAsia="Times New Roman" w:hAnsi="Times New Roman" w:cs="Times New Roman"/>
           <w:b/>
           <w:bCs/>
-          <w:kern w:val="36"/>
-          <w:sz w:val="48"/>
-          <w:szCs w:val="48"/>
-          <w:u w:val="single"/>
-        </w:rPr>
-        <w:t>Program Definition</w:t>
-      </w:r>
-    </w:p>
-    <w:p>
-      <w:pPr>
-        <w:spacing w:before="100" w:beforeAutospacing="1" w:after="100" w:afterAutospacing="1" w:line="240" w:lineRule="auto"/>
-        <w:outlineLvl w:val="1"/>
+          <w:sz w:val="32"/>
+          <w:szCs w:val="32"/>
+        </w:rPr>
+        <w:t>Interfaces:</w:t>
+      </w:r>
+    </w:p>
+    <w:p>
+      <w:pPr>
+        <w:spacing w:before="100" w:beforeAutospacing="1" w:after="100" w:afterAutospacing="1" w:line="240" w:lineRule="auto"/>
+        <w:outlineLvl w:val="2"/>
         <w:rPr>
           <w:rFonts w:ascii="Times New Roman" w:eastAsia="Times New Roman" w:hAnsi="Times New Roman" w:cs="Times New Roman"/>
           <w:b/>
           <w:bCs/>
-          <w:sz w:val="36"/>
-          <w:szCs w:val="36"/>
+          <w:sz w:val="32"/>
+          <w:szCs w:val="32"/>
         </w:rPr>
       </w:pPr>
       <w:r>
@@ -672,42 +1031,19 @@
           <w:rFonts w:ascii="Times New Roman" w:eastAsia="Times New Roman" w:hAnsi="Times New Roman" w:cs="Times New Roman"/>
           <w:b/>
           <w:bCs/>
-          <w:sz w:val="36"/>
-          <w:szCs w:val="36"/>
-        </w:rPr>
-        <w:t>Interfaces:</w:t>
-      </w:r>
-    </w:p>
-    <w:p>
-      <w:pPr>
-        <w:spacing w:before="100" w:beforeAutospacing="1" w:after="100" w:afterAutospacing="1" w:line="240" w:lineRule="auto"/>
-        <w:outlineLvl w:val="2"/>
+          <w:sz w:val="32"/>
+          <w:szCs w:val="32"/>
+        </w:rPr>
+        <w:t xml:space="preserve">Interface: </w:t>
+      </w:r>
+      <w:proofErr w:type="spellStart"/>
+      <w:r>
         <w:rPr>
           <w:rFonts w:ascii="Times New Roman" w:eastAsia="Times New Roman" w:hAnsi="Times New Roman" w:cs="Times New Roman"/>
           <w:b/>
           <w:bCs/>
-          <w:sz w:val="27"/>
-          <w:szCs w:val="27"/>
-        </w:rPr>
-      </w:pPr>
-      <w:r>
-        <w:rPr>
-          <w:rFonts w:ascii="Times New Roman" w:eastAsia="Times New Roman" w:hAnsi="Times New Roman" w:cs="Times New Roman"/>
-          <w:b/>
-          <w:bCs/>
-          <w:sz w:val="27"/>
-          <w:szCs w:val="27"/>
-        </w:rPr>
-        <w:t xml:space="preserve">Interface: </w:t>
-      </w:r>
-      <w:proofErr w:type="spellStart"/>
-      <w:r>
-        <w:rPr>
-          <w:rFonts w:ascii="Times New Roman" w:eastAsia="Times New Roman" w:hAnsi="Times New Roman" w:cs="Times New Roman"/>
-          <w:b/>
-          <w:bCs/>
-          <w:sz w:val="27"/>
-          <w:szCs w:val="27"/>
+          <w:sz w:val="32"/>
+          <w:szCs w:val="32"/>
         </w:rPr>
         <w:t>Reservable</w:t>
       </w:r>
@@ -718,15 +1054,15 @@
         <w:spacing w:before="100" w:beforeAutospacing="1" w:after="100" w:afterAutospacing="1" w:line="240" w:lineRule="auto"/>
         <w:rPr>
           <w:rFonts w:ascii="Times New Roman" w:eastAsia="Times New Roman" w:hAnsi="Times New Roman" w:cs="Times New Roman"/>
-          <w:sz w:val="24"/>
-          <w:szCs w:val="24"/>
-        </w:rPr>
-      </w:pPr>
-      <w:r>
-        <w:rPr>
-          <w:rFonts w:ascii="Times New Roman" w:eastAsia="Times New Roman" w:hAnsi="Times New Roman" w:cs="Times New Roman"/>
-          <w:sz w:val="24"/>
-          <w:szCs w:val="24"/>
+          <w:sz w:val="32"/>
+          <w:szCs w:val="32"/>
+        </w:rPr>
+      </w:pPr>
+      <w:r>
+        <w:rPr>
+          <w:rFonts w:ascii="Times New Roman" w:eastAsia="Times New Roman" w:hAnsi="Times New Roman" w:cs="Times New Roman"/>
+          <w:sz w:val="32"/>
+          <w:szCs w:val="32"/>
         </w:rPr>
         <w:t>Contains method:</w:t>
       </w:r>
@@ -740,16 +1076,16 @@
         <w:spacing w:before="100" w:beforeAutospacing="1" w:after="100" w:afterAutospacing="1" w:line="240" w:lineRule="auto"/>
         <w:rPr>
           <w:rFonts w:ascii="Times New Roman" w:eastAsia="Times New Roman" w:hAnsi="Times New Roman" w:cs="Times New Roman"/>
-          <w:sz w:val="24"/>
-          <w:szCs w:val="24"/>
+          <w:sz w:val="32"/>
+          <w:szCs w:val="32"/>
         </w:rPr>
       </w:pPr>
       <w:proofErr w:type="gramStart"/>
       <w:r>
         <w:rPr>
           <w:rFonts w:ascii="Courier New" w:eastAsia="Times New Roman" w:hAnsi="Courier New" w:cs="Courier New"/>
-          <w:sz w:val="20"/>
-          <w:szCs w:val="20"/>
+          <w:sz w:val="32"/>
+          <w:szCs w:val="32"/>
         </w:rPr>
         <w:t>void</w:t>
       </w:r>
@@ -757,8 +1093,8 @@
       <w:r>
         <w:rPr>
           <w:rFonts w:ascii="Courier New" w:eastAsia="Times New Roman" w:hAnsi="Courier New" w:cs="Courier New"/>
-          <w:sz w:val="20"/>
-          <w:szCs w:val="20"/>
+          <w:sz w:val="32"/>
+          <w:szCs w:val="32"/>
         </w:rPr>
         <w:t xml:space="preserve"> </w:t>
       </w:r>
@@ -766,8 +1102,8 @@
       <w:r>
         <w:rPr>
           <w:rFonts w:ascii="Courier New" w:eastAsia="Times New Roman" w:hAnsi="Courier New" w:cs="Courier New"/>
-          <w:sz w:val="20"/>
-          <w:szCs w:val="20"/>
+          <w:sz w:val="32"/>
+          <w:szCs w:val="32"/>
         </w:rPr>
         <w:t>reserveTicket</w:t>
       </w:r>
@@ -775,16 +1111,16 @@
       <w:r>
         <w:rPr>
           <w:rFonts w:ascii="Courier New" w:eastAsia="Times New Roman" w:hAnsi="Courier New" w:cs="Courier New"/>
-          <w:sz w:val="20"/>
-          <w:szCs w:val="20"/>
+          <w:sz w:val="32"/>
+          <w:szCs w:val="32"/>
         </w:rPr>
         <w:t>();</w:t>
       </w:r>
       <w:r>
         <w:rPr>
           <w:rFonts w:ascii="Times New Roman" w:eastAsia="Times New Roman" w:hAnsi="Times New Roman" w:cs="Times New Roman"/>
-          <w:sz w:val="24"/>
-          <w:szCs w:val="24"/>
+          <w:sz w:val="32"/>
+          <w:szCs w:val="32"/>
         </w:rPr>
         <w:br/>
         <w:t>Used for reserving tickets.</w:t>
@@ -798,8 +1134,8 @@
           <w:rFonts w:ascii="Times New Roman" w:eastAsia="Times New Roman" w:hAnsi="Times New Roman" w:cs="Times New Roman"/>
           <w:b/>
           <w:bCs/>
-          <w:sz w:val="27"/>
-          <w:szCs w:val="27"/>
+          <w:sz w:val="32"/>
+          <w:szCs w:val="32"/>
         </w:rPr>
       </w:pPr>
       <w:r>
@@ -807,8 +1143,8 @@
           <w:rFonts w:ascii="Times New Roman" w:eastAsia="Times New Roman" w:hAnsi="Times New Roman" w:cs="Times New Roman"/>
           <w:b/>
           <w:bCs/>
-          <w:sz w:val="27"/>
-          <w:szCs w:val="27"/>
+          <w:sz w:val="32"/>
+          <w:szCs w:val="32"/>
         </w:rPr>
         <w:t>Interface: Cancellable</w:t>
       </w:r>
@@ -818,15 +1154,15 @@
         <w:spacing w:before="100" w:beforeAutospacing="1" w:after="100" w:afterAutospacing="1" w:line="240" w:lineRule="auto"/>
         <w:rPr>
           <w:rFonts w:ascii="Times New Roman" w:eastAsia="Times New Roman" w:hAnsi="Times New Roman" w:cs="Times New Roman"/>
-          <w:sz w:val="24"/>
-          <w:szCs w:val="24"/>
-        </w:rPr>
-      </w:pPr>
-      <w:r>
-        <w:rPr>
-          <w:rFonts w:ascii="Times New Roman" w:eastAsia="Times New Roman" w:hAnsi="Times New Roman" w:cs="Times New Roman"/>
-          <w:sz w:val="24"/>
-          <w:szCs w:val="24"/>
+          <w:sz w:val="32"/>
+          <w:szCs w:val="32"/>
+        </w:rPr>
+      </w:pPr>
+      <w:r>
+        <w:rPr>
+          <w:rFonts w:ascii="Times New Roman" w:eastAsia="Times New Roman" w:hAnsi="Times New Roman" w:cs="Times New Roman"/>
+          <w:sz w:val="32"/>
+          <w:szCs w:val="32"/>
         </w:rPr>
         <w:t>Contains method:</w:t>
       </w:r>
@@ -840,16 +1176,16 @@
         <w:spacing w:before="100" w:beforeAutospacing="1" w:after="100" w:afterAutospacing="1" w:line="240" w:lineRule="auto"/>
         <w:rPr>
           <w:rFonts w:ascii="Times New Roman" w:eastAsia="Times New Roman" w:hAnsi="Times New Roman" w:cs="Times New Roman"/>
-          <w:sz w:val="24"/>
-          <w:szCs w:val="24"/>
+          <w:sz w:val="32"/>
+          <w:szCs w:val="32"/>
         </w:rPr>
       </w:pPr>
       <w:proofErr w:type="gramStart"/>
       <w:r>
         <w:rPr>
           <w:rFonts w:ascii="Courier New" w:eastAsia="Times New Roman" w:hAnsi="Courier New" w:cs="Courier New"/>
-          <w:sz w:val="20"/>
-          <w:szCs w:val="20"/>
+          <w:sz w:val="32"/>
+          <w:szCs w:val="32"/>
         </w:rPr>
         <w:t>void</w:t>
       </w:r>
@@ -857,8 +1193,8 @@
       <w:r>
         <w:rPr>
           <w:rFonts w:ascii="Courier New" w:eastAsia="Times New Roman" w:hAnsi="Courier New" w:cs="Courier New"/>
-          <w:sz w:val="20"/>
-          <w:szCs w:val="20"/>
+          <w:sz w:val="32"/>
+          <w:szCs w:val="32"/>
         </w:rPr>
         <w:t xml:space="preserve"> </w:t>
       </w:r>
@@ -866,8 +1202,8 @@
       <w:r>
         <w:rPr>
           <w:rFonts w:ascii="Courier New" w:eastAsia="Times New Roman" w:hAnsi="Courier New" w:cs="Courier New"/>
-          <w:sz w:val="20"/>
-          <w:szCs w:val="20"/>
+          <w:sz w:val="32"/>
+          <w:szCs w:val="32"/>
         </w:rPr>
         <w:t>cancelTicket</w:t>
       </w:r>
@@ -875,16 +1211,16 @@
       <w:r>
         <w:rPr>
           <w:rFonts w:ascii="Courier New" w:eastAsia="Times New Roman" w:hAnsi="Courier New" w:cs="Courier New"/>
-          <w:sz w:val="20"/>
-          <w:szCs w:val="20"/>
+          <w:sz w:val="32"/>
+          <w:szCs w:val="32"/>
         </w:rPr>
         <w:t>();</w:t>
       </w:r>
       <w:r>
         <w:rPr>
           <w:rFonts w:ascii="Times New Roman" w:eastAsia="Times New Roman" w:hAnsi="Times New Roman" w:cs="Times New Roman"/>
-          <w:sz w:val="24"/>
-          <w:szCs w:val="24"/>
+          <w:sz w:val="32"/>
+          <w:szCs w:val="32"/>
         </w:rPr>
         <w:br/>
         <w:t>Used for cancelling tickets.</w:t>
@@ -895,15 +1231,15 @@
         <w:spacing w:after="0" w:line="240" w:lineRule="auto"/>
         <w:rPr>
           <w:rFonts w:ascii="Times New Roman" w:eastAsia="Times New Roman" w:hAnsi="Times New Roman" w:cs="Times New Roman"/>
-          <w:sz w:val="24"/>
-          <w:szCs w:val="24"/>
-        </w:rPr>
-      </w:pPr>
-      <w:r>
-        <w:rPr>
-          <w:rFonts w:ascii="Times New Roman" w:eastAsia="Times New Roman" w:hAnsi="Times New Roman" w:cs="Times New Roman"/>
-          <w:sz w:val="24"/>
-          <w:szCs w:val="24"/>
+          <w:sz w:val="32"/>
+          <w:szCs w:val="32"/>
+        </w:rPr>
+      </w:pPr>
+      <w:r>
+        <w:rPr>
+          <w:rFonts w:ascii="Times New Roman" w:eastAsia="Times New Roman" w:hAnsi="Times New Roman" w:cs="Times New Roman"/>
+          <w:sz w:val="32"/>
+          <w:szCs w:val="32"/>
         </w:rPr>
         <w:pict>
           <v:rect id="_x0000_i1025" style="width:0;height:1.5pt" o:hralign="center" o:hrstd="t" o:hr="t" fillcolor="#a0a0a0" stroked="f"/>
@@ -918,8 +1254,8 @@
           <w:rFonts w:ascii="Times New Roman" w:eastAsia="Times New Roman" w:hAnsi="Times New Roman" w:cs="Times New Roman"/>
           <w:b/>
           <w:bCs/>
-          <w:sz w:val="36"/>
-          <w:szCs w:val="36"/>
+          <w:sz w:val="32"/>
+          <w:szCs w:val="32"/>
         </w:rPr>
       </w:pPr>
       <w:r>
@@ -927,8 +1263,8 @@
           <w:rFonts w:ascii="Times New Roman" w:eastAsia="Times New Roman" w:hAnsi="Times New Roman" w:cs="Times New Roman"/>
           <w:b/>
           <w:bCs/>
-          <w:sz w:val="36"/>
-          <w:szCs w:val="36"/>
+          <w:sz w:val="32"/>
+          <w:szCs w:val="32"/>
         </w:rPr>
         <w:t>Abstract Class:</w:t>
       </w:r>
@@ -941,8 +1277,8 @@
           <w:rFonts w:ascii="Times New Roman" w:eastAsia="Times New Roman" w:hAnsi="Times New Roman" w:cs="Times New Roman"/>
           <w:b/>
           <w:bCs/>
-          <w:sz w:val="27"/>
-          <w:szCs w:val="27"/>
+          <w:sz w:val="32"/>
+          <w:szCs w:val="32"/>
         </w:rPr>
       </w:pPr>
       <w:r>
@@ -950,8 +1286,8 @@
           <w:rFonts w:ascii="Times New Roman" w:eastAsia="Times New Roman" w:hAnsi="Times New Roman" w:cs="Times New Roman"/>
           <w:b/>
           <w:bCs/>
-          <w:sz w:val="27"/>
-          <w:szCs w:val="27"/>
+          <w:sz w:val="32"/>
+          <w:szCs w:val="32"/>
         </w:rPr>
         <w:t>Abstract Class: Passenger</w:t>
       </w:r>
@@ -961,15 +1297,15 @@
         <w:spacing w:before="100" w:beforeAutospacing="1" w:after="100" w:afterAutospacing="1" w:line="240" w:lineRule="auto"/>
         <w:rPr>
           <w:rFonts w:ascii="Times New Roman" w:eastAsia="Times New Roman" w:hAnsi="Times New Roman" w:cs="Times New Roman"/>
-          <w:sz w:val="24"/>
-          <w:szCs w:val="24"/>
-        </w:rPr>
-      </w:pPr>
-      <w:r>
-        <w:rPr>
-          <w:rFonts w:ascii="Times New Roman" w:eastAsia="Times New Roman" w:hAnsi="Times New Roman" w:cs="Times New Roman"/>
-          <w:sz w:val="24"/>
-          <w:szCs w:val="24"/>
+          <w:sz w:val="32"/>
+          <w:szCs w:val="32"/>
+        </w:rPr>
+      </w:pPr>
+      <w:r>
+        <w:rPr>
+          <w:rFonts w:ascii="Times New Roman" w:eastAsia="Times New Roman" w:hAnsi="Times New Roman" w:cs="Times New Roman"/>
+          <w:sz w:val="32"/>
+          <w:szCs w:val="32"/>
         </w:rPr>
         <w:t>Contains abstract method:</w:t>
       </w:r>
@@ -983,15 +1319,15 @@
         <w:spacing w:before="100" w:beforeAutospacing="1" w:after="100" w:afterAutospacing="1" w:line="240" w:lineRule="auto"/>
         <w:rPr>
           <w:rFonts w:ascii="Times New Roman" w:eastAsia="Times New Roman" w:hAnsi="Times New Roman" w:cs="Times New Roman"/>
-          <w:sz w:val="24"/>
-          <w:szCs w:val="24"/>
-        </w:rPr>
-      </w:pPr>
-      <w:r>
-        <w:rPr>
-          <w:rFonts w:ascii="Courier New" w:eastAsia="Times New Roman" w:hAnsi="Courier New" w:cs="Courier New"/>
-          <w:sz w:val="20"/>
-          <w:szCs w:val="20"/>
+          <w:sz w:val="32"/>
+          <w:szCs w:val="32"/>
+        </w:rPr>
+      </w:pPr>
+      <w:r>
+        <w:rPr>
+          <w:rFonts w:ascii="Courier New" w:eastAsia="Times New Roman" w:hAnsi="Courier New" w:cs="Courier New"/>
+          <w:sz w:val="32"/>
+          <w:szCs w:val="32"/>
         </w:rPr>
         <w:t xml:space="preserve">void </w:t>
       </w:r>
@@ -999,8 +1335,8 @@
       <w:r>
         <w:rPr>
           <w:rFonts w:ascii="Courier New" w:eastAsia="Times New Roman" w:hAnsi="Courier New" w:cs="Courier New"/>
-          <w:sz w:val="20"/>
-          <w:szCs w:val="20"/>
+          <w:sz w:val="32"/>
+          <w:szCs w:val="32"/>
         </w:rPr>
         <w:t>displayDetails</w:t>
       </w:r>
@@ -1008,8 +1344,8 @@
       <w:r>
         <w:rPr>
           <w:rFonts w:ascii="Courier New" w:eastAsia="Times New Roman" w:hAnsi="Courier New" w:cs="Courier New"/>
-          <w:sz w:val="20"/>
-          <w:szCs w:val="20"/>
+          <w:sz w:val="32"/>
+          <w:szCs w:val="32"/>
         </w:rPr>
         <w:t>();</w:t>
       </w:r>
@@ -1019,15 +1355,15 @@
         <w:spacing w:before="100" w:beforeAutospacing="1" w:after="100" w:afterAutospacing="1" w:line="240" w:lineRule="auto"/>
         <w:rPr>
           <w:rFonts w:ascii="Times New Roman" w:eastAsia="Times New Roman" w:hAnsi="Times New Roman" w:cs="Times New Roman"/>
-          <w:sz w:val="24"/>
-          <w:szCs w:val="24"/>
-        </w:rPr>
-      </w:pPr>
-      <w:r>
-        <w:rPr>
-          <w:rFonts w:ascii="Times New Roman" w:eastAsia="Times New Roman" w:hAnsi="Times New Roman" w:cs="Times New Roman"/>
-          <w:sz w:val="24"/>
-          <w:szCs w:val="24"/>
+          <w:sz w:val="32"/>
+          <w:szCs w:val="32"/>
+        </w:rPr>
+      </w:pPr>
+      <w:r>
+        <w:rPr>
+          <w:rFonts w:ascii="Times New Roman" w:eastAsia="Times New Roman" w:hAnsi="Times New Roman" w:cs="Times New Roman"/>
+          <w:sz w:val="32"/>
+          <w:szCs w:val="32"/>
         </w:rPr>
         <w:t>Data Members:</w:t>
       </w:r>
@@ -1041,15 +1377,15 @@
         <w:spacing w:before="100" w:beforeAutospacing="1" w:after="100" w:afterAutospacing="1" w:line="240" w:lineRule="auto"/>
         <w:rPr>
           <w:rFonts w:ascii="Times New Roman" w:eastAsia="Times New Roman" w:hAnsi="Times New Roman" w:cs="Times New Roman"/>
-          <w:sz w:val="24"/>
-          <w:szCs w:val="24"/>
-        </w:rPr>
-      </w:pPr>
-      <w:r>
-        <w:rPr>
-          <w:rFonts w:ascii="Courier New" w:eastAsia="Times New Roman" w:hAnsi="Courier New" w:cs="Courier New"/>
-          <w:sz w:val="20"/>
-          <w:szCs w:val="20"/>
+          <w:sz w:val="32"/>
+          <w:szCs w:val="32"/>
+        </w:rPr>
+      </w:pPr>
+      <w:r>
+        <w:rPr>
+          <w:rFonts w:ascii="Courier New" w:eastAsia="Times New Roman" w:hAnsi="Courier New" w:cs="Courier New"/>
+          <w:sz w:val="32"/>
+          <w:szCs w:val="32"/>
         </w:rPr>
         <w:t>String name</w:t>
       </w:r>
@@ -1063,16 +1399,16 @@
         <w:spacing w:before="100" w:beforeAutospacing="1" w:after="100" w:afterAutospacing="1" w:line="240" w:lineRule="auto"/>
         <w:rPr>
           <w:rFonts w:ascii="Times New Roman" w:eastAsia="Times New Roman" w:hAnsi="Times New Roman" w:cs="Times New Roman"/>
-          <w:sz w:val="24"/>
-          <w:szCs w:val="24"/>
+          <w:sz w:val="32"/>
+          <w:szCs w:val="32"/>
         </w:rPr>
       </w:pPr>
       <w:proofErr w:type="spellStart"/>
       <w:r>
         <w:rPr>
           <w:rFonts w:ascii="Courier New" w:eastAsia="Times New Roman" w:hAnsi="Courier New" w:cs="Courier New"/>
-          <w:sz w:val="20"/>
-          <w:szCs w:val="20"/>
+          <w:sz w:val="32"/>
+          <w:szCs w:val="32"/>
         </w:rPr>
         <w:t>int</w:t>
       </w:r>
@@ -1080,8 +1416,8 @@
       <w:r>
         <w:rPr>
           <w:rFonts w:ascii="Courier New" w:eastAsia="Times New Roman" w:hAnsi="Courier New" w:cs="Courier New"/>
-          <w:sz w:val="20"/>
-          <w:szCs w:val="20"/>
+          <w:sz w:val="32"/>
+          <w:szCs w:val="32"/>
         </w:rPr>
         <w:t xml:space="preserve"> age</w:t>
       </w:r>
@@ -1095,15 +1431,15 @@
         <w:spacing w:before="100" w:beforeAutospacing="1" w:after="100" w:afterAutospacing="1" w:line="240" w:lineRule="auto"/>
         <w:rPr>
           <w:rFonts w:ascii="Times New Roman" w:eastAsia="Times New Roman" w:hAnsi="Times New Roman" w:cs="Times New Roman"/>
-          <w:sz w:val="24"/>
-          <w:szCs w:val="24"/>
-        </w:rPr>
-      </w:pPr>
-      <w:r>
-        <w:rPr>
-          <w:rFonts w:ascii="Courier New" w:eastAsia="Times New Roman" w:hAnsi="Courier New" w:cs="Courier New"/>
-          <w:sz w:val="20"/>
-          <w:szCs w:val="20"/>
+          <w:sz w:val="32"/>
+          <w:szCs w:val="32"/>
+        </w:rPr>
+      </w:pPr>
+      <w:r>
+        <w:rPr>
+          <w:rFonts w:ascii="Courier New" w:eastAsia="Times New Roman" w:hAnsi="Courier New" w:cs="Courier New"/>
+          <w:sz w:val="32"/>
+          <w:szCs w:val="32"/>
         </w:rPr>
         <w:t>String gender</w:t>
       </w:r>
@@ -1113,23 +1449,24 @@
         <w:spacing w:before="100" w:beforeAutospacing="1" w:after="100" w:afterAutospacing="1" w:line="240" w:lineRule="auto"/>
         <w:rPr>
           <w:rFonts w:ascii="Times New Roman" w:eastAsia="Times New Roman" w:hAnsi="Times New Roman" w:cs="Times New Roman"/>
-          <w:sz w:val="24"/>
-          <w:szCs w:val="24"/>
-        </w:rPr>
-      </w:pPr>
-      <w:r>
-        <w:rPr>
-          <w:rFonts w:ascii="Times New Roman" w:eastAsia="Times New Roman" w:hAnsi="Times New Roman" w:cs="Times New Roman"/>
-          <w:sz w:val="24"/>
-          <w:szCs w:val="24"/>
-        </w:rPr>
+          <w:sz w:val="32"/>
+          <w:szCs w:val="32"/>
+        </w:rPr>
+      </w:pPr>
+      <w:r>
+        <w:rPr>
+          <w:rFonts w:ascii="Times New Roman" w:eastAsia="Times New Roman" w:hAnsi="Times New Roman" w:cs="Times New Roman"/>
+          <w:sz w:val="32"/>
+          <w:szCs w:val="32"/>
+        </w:rPr>
+        <w:lastRenderedPageBreak/>
         <w:t>Acts as a base class for all passengers.</w:t>
       </w:r>
       <w:r>
         <w:rPr>
           <w:rFonts w:ascii="Times New Roman" w:eastAsia="Times New Roman" w:hAnsi="Times New Roman" w:cs="Times New Roman"/>
-          <w:sz w:val="24"/>
-          <w:szCs w:val="24"/>
+          <w:sz w:val="32"/>
+          <w:szCs w:val="32"/>
         </w:rPr>
         <w:br/>
         <w:t xml:space="preserve">Ensures every passenger must implement the </w:t>
@@ -1139,8 +1476,8 @@
       <w:r>
         <w:rPr>
           <w:rFonts w:ascii="Courier New" w:eastAsia="Times New Roman" w:hAnsi="Courier New" w:cs="Courier New"/>
-          <w:sz w:val="20"/>
-          <w:szCs w:val="20"/>
+          <w:sz w:val="32"/>
+          <w:szCs w:val="32"/>
         </w:rPr>
         <w:t>displayDetails</w:t>
       </w:r>
@@ -1148,8 +1485,8 @@
       <w:r>
         <w:rPr>
           <w:rFonts w:ascii="Courier New" w:eastAsia="Times New Roman" w:hAnsi="Courier New" w:cs="Courier New"/>
-          <w:sz w:val="20"/>
-          <w:szCs w:val="20"/>
+          <w:sz w:val="32"/>
+          <w:szCs w:val="32"/>
         </w:rPr>
         <w:t>(</w:t>
       </w:r>
@@ -1157,16 +1494,16 @@
       <w:r>
         <w:rPr>
           <w:rFonts w:ascii="Courier New" w:eastAsia="Times New Roman" w:hAnsi="Courier New" w:cs="Courier New"/>
-          <w:sz w:val="20"/>
-          <w:szCs w:val="20"/>
+          <w:sz w:val="32"/>
+          <w:szCs w:val="32"/>
         </w:rPr>
         <w:t>)</w:t>
       </w:r>
       <w:r>
         <w:rPr>
           <w:rFonts w:ascii="Times New Roman" w:eastAsia="Times New Roman" w:hAnsi="Times New Roman" w:cs="Times New Roman"/>
-          <w:sz w:val="24"/>
-          <w:szCs w:val="24"/>
+          <w:sz w:val="32"/>
+          <w:szCs w:val="32"/>
         </w:rPr>
         <w:t xml:space="preserve"> method.</w:t>
       </w:r>
@@ -1176,15 +1513,15 @@
         <w:spacing w:after="0" w:line="240" w:lineRule="auto"/>
         <w:rPr>
           <w:rFonts w:ascii="Times New Roman" w:eastAsia="Times New Roman" w:hAnsi="Times New Roman" w:cs="Times New Roman"/>
-          <w:sz w:val="24"/>
-          <w:szCs w:val="24"/>
-        </w:rPr>
-      </w:pPr>
-      <w:r>
-        <w:rPr>
-          <w:rFonts w:ascii="Times New Roman" w:eastAsia="Times New Roman" w:hAnsi="Times New Roman" w:cs="Times New Roman"/>
-          <w:sz w:val="24"/>
-          <w:szCs w:val="24"/>
+          <w:sz w:val="32"/>
+          <w:szCs w:val="32"/>
+        </w:rPr>
+      </w:pPr>
+      <w:r>
+        <w:rPr>
+          <w:rFonts w:ascii="Times New Roman" w:eastAsia="Times New Roman" w:hAnsi="Times New Roman" w:cs="Times New Roman"/>
+          <w:sz w:val="32"/>
+          <w:szCs w:val="32"/>
         </w:rPr>
         <w:pict>
           <v:rect id="_x0000_i1026" style="width:0;height:1.5pt" o:hralign="center" o:hrstd="t" o:hr="t" fillcolor="#a0a0a0" stroked="f"/>
@@ -1199,8 +1536,8 @@
           <w:rFonts w:ascii="Times New Roman" w:eastAsia="Times New Roman" w:hAnsi="Times New Roman" w:cs="Times New Roman"/>
           <w:b/>
           <w:bCs/>
-          <w:sz w:val="36"/>
-          <w:szCs w:val="36"/>
+          <w:sz w:val="32"/>
+          <w:szCs w:val="32"/>
         </w:rPr>
       </w:pPr>
       <w:r>
@@ -1208,8 +1545,8 @@
           <w:rFonts w:ascii="Times New Roman" w:eastAsia="Times New Roman" w:hAnsi="Times New Roman" w:cs="Times New Roman"/>
           <w:b/>
           <w:bCs/>
-          <w:sz w:val="36"/>
-          <w:szCs w:val="36"/>
+          <w:sz w:val="32"/>
+          <w:szCs w:val="32"/>
         </w:rPr>
         <w:t>Derived Classes:</w:t>
       </w:r>
@@ -1220,8 +1557,8 @@
         <w:outlineLvl w:val="2"/>
         <w:rPr>
           <w:rFonts w:ascii="Times New Roman" w:eastAsia="Times New Roman" w:hAnsi="Times New Roman" w:cs="Times New Roman"/>
-          <w:sz w:val="24"/>
-          <w:szCs w:val="24"/>
+          <w:sz w:val="32"/>
+          <w:szCs w:val="32"/>
         </w:rPr>
       </w:pPr>
       <w:r>
@@ -1229,8 +1566,8 @@
           <w:rFonts w:ascii="Times New Roman" w:eastAsia="Times New Roman" w:hAnsi="Times New Roman" w:cs="Times New Roman"/>
           <w:b/>
           <w:bCs/>
-          <w:sz w:val="27"/>
-          <w:szCs w:val="27"/>
+          <w:sz w:val="32"/>
+          <w:szCs w:val="32"/>
         </w:rPr>
         <w:t xml:space="preserve">1. </w:t>
       </w:r>
@@ -1240,8 +1577,8 @@
           <w:rFonts w:ascii="Times New Roman" w:eastAsia="Times New Roman" w:hAnsi="Times New Roman" w:cs="Times New Roman"/>
           <w:b/>
           <w:bCs/>
-          <w:sz w:val="27"/>
-          <w:szCs w:val="27"/>
+          <w:sz w:val="32"/>
+          <w:szCs w:val="32"/>
         </w:rPr>
         <w:t>GeneralPassenger</w:t>
       </w:r>
@@ -1251,40 +1588,40 @@
           <w:rFonts w:ascii="Times New Roman" w:eastAsia="Times New Roman" w:hAnsi="Times New Roman" w:cs="Times New Roman"/>
           <w:b/>
           <w:bCs/>
-          <w:sz w:val="27"/>
-          <w:szCs w:val="27"/>
+          <w:sz w:val="32"/>
+          <w:szCs w:val="32"/>
         </w:rPr>
         <w:t xml:space="preserve"> </w:t>
       </w:r>
       <w:r>
         <w:rPr>
           <w:rFonts w:ascii="Times New Roman" w:eastAsia="Times New Roman" w:hAnsi="Times New Roman" w:cs="Times New Roman"/>
-          <w:sz w:val="24"/>
-          <w:szCs w:val="24"/>
+          <w:sz w:val="32"/>
+          <w:szCs w:val="32"/>
         </w:rPr>
         <w:t xml:space="preserve">Extends: </w:t>
       </w:r>
       <w:r>
         <w:rPr>
           <w:rFonts w:ascii="Courier New" w:eastAsia="Times New Roman" w:hAnsi="Courier New" w:cs="Courier New"/>
-          <w:sz w:val="20"/>
-          <w:szCs w:val="20"/>
+          <w:sz w:val="32"/>
+          <w:szCs w:val="32"/>
         </w:rPr>
         <w:t>Passenger</w:t>
       </w:r>
       <w:r>
         <w:rPr>
           <w:rFonts w:ascii="Courier New" w:eastAsia="Times New Roman" w:hAnsi="Courier New" w:cs="Courier New"/>
-          <w:sz w:val="20"/>
-          <w:szCs w:val="20"/>
+          <w:sz w:val="32"/>
+          <w:szCs w:val="32"/>
         </w:rPr>
         <w:t xml:space="preserve"> </w:t>
       </w:r>
       <w:r>
         <w:rPr>
           <w:rFonts w:ascii="Times New Roman" w:eastAsia="Times New Roman" w:hAnsi="Times New Roman" w:cs="Times New Roman"/>
-          <w:sz w:val="24"/>
-          <w:szCs w:val="24"/>
+          <w:sz w:val="32"/>
+          <w:szCs w:val="32"/>
         </w:rPr>
         <w:t xml:space="preserve">Implements: </w:t>
       </w:r>
@@ -1292,8 +1629,8 @@
       <w:r>
         <w:rPr>
           <w:rFonts w:ascii="Courier New" w:eastAsia="Times New Roman" w:hAnsi="Courier New" w:cs="Courier New"/>
-          <w:sz w:val="20"/>
-          <w:szCs w:val="20"/>
+          <w:sz w:val="32"/>
+          <w:szCs w:val="32"/>
         </w:rPr>
         <w:t>Reservable</w:t>
       </w:r>
@@ -1301,16 +1638,16 @@
       <w:r>
         <w:rPr>
           <w:rFonts w:ascii="Times New Roman" w:eastAsia="Times New Roman" w:hAnsi="Times New Roman" w:cs="Times New Roman"/>
-          <w:sz w:val="24"/>
-          <w:szCs w:val="24"/>
+          <w:sz w:val="32"/>
+          <w:szCs w:val="32"/>
         </w:rPr>
         <w:t xml:space="preserve">, </w:t>
       </w:r>
       <w:r>
         <w:rPr>
           <w:rFonts w:ascii="Courier New" w:eastAsia="Times New Roman" w:hAnsi="Courier New" w:cs="Courier New"/>
-          <w:sz w:val="20"/>
-          <w:szCs w:val="20"/>
+          <w:sz w:val="32"/>
+          <w:szCs w:val="32"/>
         </w:rPr>
         <w:t>Cancellable</w:t>
       </w:r>
@@ -1320,15 +1657,15 @@
         <w:spacing w:before="100" w:beforeAutospacing="1" w:after="100" w:afterAutospacing="1" w:line="240" w:lineRule="auto"/>
         <w:rPr>
           <w:rFonts w:ascii="Times New Roman" w:eastAsia="Times New Roman" w:hAnsi="Times New Roman" w:cs="Times New Roman"/>
-          <w:sz w:val="24"/>
-          <w:szCs w:val="24"/>
-        </w:rPr>
-      </w:pPr>
-      <w:r>
-        <w:rPr>
-          <w:rFonts w:ascii="Times New Roman" w:eastAsia="Times New Roman" w:hAnsi="Times New Roman" w:cs="Times New Roman"/>
-          <w:sz w:val="24"/>
-          <w:szCs w:val="24"/>
+          <w:sz w:val="32"/>
+          <w:szCs w:val="32"/>
+        </w:rPr>
+      </w:pPr>
+      <w:r>
+        <w:rPr>
+          <w:rFonts w:ascii="Times New Roman" w:eastAsia="Times New Roman" w:hAnsi="Times New Roman" w:cs="Times New Roman"/>
+          <w:sz w:val="32"/>
+          <w:szCs w:val="32"/>
         </w:rPr>
         <w:t>Data Members:</w:t>
       </w:r>
@@ -1342,26 +1679,25 @@
         <w:spacing w:before="100" w:beforeAutospacing="1" w:after="100" w:afterAutospacing="1" w:line="240" w:lineRule="auto"/>
         <w:rPr>
           <w:rFonts w:ascii="Times New Roman" w:eastAsia="Times New Roman" w:hAnsi="Times New Roman" w:cs="Times New Roman"/>
-          <w:sz w:val="24"/>
-          <w:szCs w:val="24"/>
+          <w:sz w:val="32"/>
+          <w:szCs w:val="32"/>
         </w:rPr>
       </w:pPr>
       <w:proofErr w:type="spellStart"/>
       <w:r>
         <w:rPr>
           <w:rFonts w:ascii="Courier New" w:eastAsia="Times New Roman" w:hAnsi="Courier New" w:cs="Courier New"/>
-          <w:sz w:val="20"/>
-          <w:szCs w:val="20"/>
-        </w:rPr>
-        <w:lastRenderedPageBreak/>
+          <w:sz w:val="32"/>
+          <w:szCs w:val="32"/>
+        </w:rPr>
         <w:t>int</w:t>
       </w:r>
       <w:proofErr w:type="spellEnd"/>
       <w:r>
         <w:rPr>
           <w:rFonts w:ascii="Courier New" w:eastAsia="Times New Roman" w:hAnsi="Courier New" w:cs="Courier New"/>
-          <w:sz w:val="20"/>
-          <w:szCs w:val="20"/>
+          <w:sz w:val="32"/>
+          <w:szCs w:val="32"/>
         </w:rPr>
         <w:t xml:space="preserve"> </w:t>
       </w:r>
@@ -1369,8 +1705,8 @@
       <w:r>
         <w:rPr>
           <w:rFonts w:ascii="Courier New" w:eastAsia="Times New Roman" w:hAnsi="Courier New" w:cs="Courier New"/>
-          <w:sz w:val="20"/>
-          <w:szCs w:val="20"/>
+          <w:sz w:val="32"/>
+          <w:szCs w:val="32"/>
         </w:rPr>
         <w:t>seatNumber</w:t>
       </w:r>
@@ -1385,15 +1721,15 @@
         <w:spacing w:before="100" w:beforeAutospacing="1" w:after="100" w:afterAutospacing="1" w:line="240" w:lineRule="auto"/>
         <w:rPr>
           <w:rFonts w:ascii="Times New Roman" w:eastAsia="Times New Roman" w:hAnsi="Times New Roman" w:cs="Times New Roman"/>
-          <w:sz w:val="24"/>
-          <w:szCs w:val="24"/>
-        </w:rPr>
-      </w:pPr>
-      <w:r>
-        <w:rPr>
-          <w:rFonts w:ascii="Courier New" w:eastAsia="Times New Roman" w:hAnsi="Courier New" w:cs="Courier New"/>
-          <w:sz w:val="20"/>
-          <w:szCs w:val="20"/>
+          <w:sz w:val="32"/>
+          <w:szCs w:val="32"/>
+        </w:rPr>
+      </w:pPr>
+      <w:r>
+        <w:rPr>
+          <w:rFonts w:ascii="Courier New" w:eastAsia="Times New Roman" w:hAnsi="Courier New" w:cs="Courier New"/>
+          <w:sz w:val="32"/>
+          <w:szCs w:val="32"/>
         </w:rPr>
         <w:t xml:space="preserve">String </w:t>
       </w:r>
@@ -1401,8 +1737,8 @@
       <w:r>
         <w:rPr>
           <w:rFonts w:ascii="Courier New" w:eastAsia="Times New Roman" w:hAnsi="Courier New" w:cs="Courier New"/>
-          <w:sz w:val="20"/>
-          <w:szCs w:val="20"/>
+          <w:sz w:val="32"/>
+          <w:szCs w:val="32"/>
         </w:rPr>
         <w:t>coachType</w:t>
       </w:r>
@@ -1413,15 +1749,15 @@
         <w:spacing w:before="100" w:beforeAutospacing="1" w:after="100" w:afterAutospacing="1" w:line="240" w:lineRule="auto"/>
         <w:rPr>
           <w:rFonts w:ascii="Times New Roman" w:eastAsia="Times New Roman" w:hAnsi="Times New Roman" w:cs="Times New Roman"/>
-          <w:sz w:val="24"/>
-          <w:szCs w:val="24"/>
-        </w:rPr>
-      </w:pPr>
-      <w:r>
-        <w:rPr>
-          <w:rFonts w:ascii="Times New Roman" w:eastAsia="Times New Roman" w:hAnsi="Times New Roman" w:cs="Times New Roman"/>
-          <w:sz w:val="24"/>
-          <w:szCs w:val="24"/>
+          <w:sz w:val="32"/>
+          <w:szCs w:val="32"/>
+        </w:rPr>
+      </w:pPr>
+      <w:r>
+        <w:rPr>
+          <w:rFonts w:ascii="Times New Roman" w:eastAsia="Times New Roman" w:hAnsi="Times New Roman" w:cs="Times New Roman"/>
+          <w:sz w:val="32"/>
+          <w:szCs w:val="32"/>
         </w:rPr>
         <w:t>Methods:</w:t>
       </w:r>
@@ -1435,16 +1771,16 @@
         <w:spacing w:before="100" w:beforeAutospacing="1" w:after="100" w:afterAutospacing="1" w:line="240" w:lineRule="auto"/>
         <w:rPr>
           <w:rFonts w:ascii="Times New Roman" w:eastAsia="Times New Roman" w:hAnsi="Times New Roman" w:cs="Times New Roman"/>
-          <w:sz w:val="24"/>
-          <w:szCs w:val="24"/>
+          <w:sz w:val="32"/>
+          <w:szCs w:val="32"/>
         </w:rPr>
       </w:pPr>
       <w:proofErr w:type="spellStart"/>
       <w:r>
         <w:rPr>
           <w:rFonts w:ascii="Courier New" w:eastAsia="Times New Roman" w:hAnsi="Courier New" w:cs="Courier New"/>
-          <w:sz w:val="20"/>
-          <w:szCs w:val="20"/>
+          <w:sz w:val="32"/>
+          <w:szCs w:val="32"/>
         </w:rPr>
         <w:t>displayDetails</w:t>
       </w:r>
@@ -1452,16 +1788,16 @@
       <w:r>
         <w:rPr>
           <w:rFonts w:ascii="Courier New" w:eastAsia="Times New Roman" w:hAnsi="Courier New" w:cs="Courier New"/>
-          <w:sz w:val="20"/>
-          <w:szCs w:val="20"/>
+          <w:sz w:val="32"/>
+          <w:szCs w:val="32"/>
         </w:rPr>
         <w:t>()</w:t>
       </w:r>
       <w:r>
         <w:rPr>
           <w:rFonts w:ascii="Times New Roman" w:eastAsia="Times New Roman" w:hAnsi="Times New Roman" w:cs="Times New Roman"/>
-          <w:sz w:val="24"/>
-          <w:szCs w:val="24"/>
+          <w:sz w:val="32"/>
+          <w:szCs w:val="32"/>
         </w:rPr>
         <w:t xml:space="preserve"> → Displays passenger information</w:t>
       </w:r>
@@ -1473,13 +1809,17 @@
           <w:numId w:val="6"/>
         </w:numPr>
         <w:spacing w:before="100" w:beforeAutospacing="1" w:after="100" w:afterAutospacing="1" w:line="240" w:lineRule="auto"/>
+        <w:rPr>
+          <w:sz w:val="32"/>
+          <w:szCs w:val="32"/>
+        </w:rPr>
       </w:pPr>
       <w:proofErr w:type="spellStart"/>
       <w:r>
         <w:rPr>
           <w:rFonts w:ascii="Courier New" w:eastAsia="Times New Roman" w:hAnsi="Courier New" w:cs="Courier New"/>
-          <w:sz w:val="20"/>
-          <w:szCs w:val="20"/>
+          <w:sz w:val="32"/>
+          <w:szCs w:val="32"/>
         </w:rPr>
         <w:t>reserveTicket</w:t>
       </w:r>
@@ -1487,32 +1827,33 @@
       <w:r>
         <w:rPr>
           <w:rFonts w:ascii="Courier New" w:eastAsia="Times New Roman" w:hAnsi="Courier New" w:cs="Courier New"/>
-          <w:sz w:val="20"/>
-          <w:szCs w:val="20"/>
+          <w:sz w:val="32"/>
+          <w:szCs w:val="32"/>
         </w:rPr>
         <w:t>()</w:t>
       </w:r>
       <w:r>
         <w:rPr>
           <w:rFonts w:ascii="Times New Roman" w:eastAsia="Times New Roman" w:hAnsi="Times New Roman" w:cs="Times New Roman"/>
-          <w:sz w:val="24"/>
-          <w:szCs w:val="24"/>
+          <w:sz w:val="32"/>
+          <w:szCs w:val="32"/>
         </w:rPr>
         <w:t xml:space="preserve"> → Reserves a general class seat</w:t>
       </w:r>
       <w:r>
         <w:rPr>
           <w:rFonts w:ascii="Times New Roman" w:eastAsia="Times New Roman" w:hAnsi="Times New Roman" w:cs="Times New Roman"/>
-          <w:sz w:val="24"/>
-          <w:szCs w:val="24"/>
+          <w:sz w:val="32"/>
+          <w:szCs w:val="32"/>
         </w:rPr>
         <w:t xml:space="preserve"> //</w:t>
       </w:r>
       <w:r>
-        <w:t xml:space="preserve"> </w:t>
-      </w:r>
-      <w:r>
-        <w:t>Ticket Reserved Successfully (General Class)</w:t>
+        <w:rPr>
+          <w:sz w:val="32"/>
+          <w:szCs w:val="32"/>
+        </w:rPr>
+        <w:t xml:space="preserve"> Ticket Reserved Successfully (General Class)</w:t>
       </w:r>
     </w:p>
     <w:p>
@@ -1522,13 +1863,17 @@
           <w:numId w:val="6"/>
         </w:numPr>
         <w:spacing w:before="100" w:beforeAutospacing="1" w:after="100" w:afterAutospacing="1" w:line="240" w:lineRule="auto"/>
+        <w:rPr>
+          <w:sz w:val="32"/>
+          <w:szCs w:val="32"/>
+        </w:rPr>
       </w:pPr>
       <w:proofErr w:type="spellStart"/>
       <w:r>
         <w:rPr>
           <w:rFonts w:ascii="Courier New" w:eastAsia="Times New Roman" w:hAnsi="Courier New" w:cs="Courier New"/>
-          <w:sz w:val="20"/>
-          <w:szCs w:val="20"/>
+          <w:sz w:val="32"/>
+          <w:szCs w:val="32"/>
         </w:rPr>
         <w:t>cancelTicket</w:t>
       </w:r>
@@ -1536,32 +1881,33 @@
       <w:r>
         <w:rPr>
           <w:rFonts w:ascii="Courier New" w:eastAsia="Times New Roman" w:hAnsi="Courier New" w:cs="Courier New"/>
-          <w:sz w:val="20"/>
-          <w:szCs w:val="20"/>
+          <w:sz w:val="32"/>
+          <w:szCs w:val="32"/>
         </w:rPr>
         <w:t>()</w:t>
       </w:r>
       <w:r>
         <w:rPr>
           <w:rFonts w:ascii="Times New Roman" w:eastAsia="Times New Roman" w:hAnsi="Times New Roman" w:cs="Times New Roman"/>
-          <w:sz w:val="24"/>
-          <w:szCs w:val="24"/>
+          <w:sz w:val="32"/>
+          <w:szCs w:val="32"/>
         </w:rPr>
         <w:t xml:space="preserve"> → Cancels the reserved ticket</w:t>
       </w:r>
       <w:r>
         <w:rPr>
           <w:rFonts w:ascii="Times New Roman" w:eastAsia="Times New Roman" w:hAnsi="Times New Roman" w:cs="Times New Roman"/>
-          <w:sz w:val="24"/>
-          <w:szCs w:val="24"/>
+          <w:sz w:val="32"/>
+          <w:szCs w:val="32"/>
         </w:rPr>
         <w:t xml:space="preserve"> //</w:t>
       </w:r>
       <w:r>
-        <w:t xml:space="preserve"> </w:t>
-      </w:r>
-      <w:r>
-        <w:t>Ticket Cancelled Successfully</w:t>
+        <w:rPr>
+          <w:sz w:val="32"/>
+          <w:szCs w:val="32"/>
+        </w:rPr>
+        <w:t xml:space="preserve"> Ticket Cancelled Successfully</w:t>
       </w:r>
     </w:p>
     <w:p>
@@ -1569,15 +1915,15 @@
         <w:spacing w:after="0" w:line="240" w:lineRule="auto"/>
         <w:rPr>
           <w:rFonts w:ascii="Times New Roman" w:eastAsia="Times New Roman" w:hAnsi="Times New Roman" w:cs="Times New Roman"/>
-          <w:sz w:val="24"/>
-          <w:szCs w:val="24"/>
-        </w:rPr>
-      </w:pPr>
-      <w:r>
-        <w:rPr>
-          <w:rFonts w:ascii="Times New Roman" w:eastAsia="Times New Roman" w:hAnsi="Times New Roman" w:cs="Times New Roman"/>
-          <w:sz w:val="24"/>
-          <w:szCs w:val="24"/>
+          <w:sz w:val="32"/>
+          <w:szCs w:val="32"/>
+        </w:rPr>
+      </w:pPr>
+      <w:r>
+        <w:rPr>
+          <w:rFonts w:ascii="Times New Roman" w:eastAsia="Times New Roman" w:hAnsi="Times New Roman" w:cs="Times New Roman"/>
+          <w:sz w:val="32"/>
+          <w:szCs w:val="32"/>
         </w:rPr>
         <w:pict>
           <v:rect id="_x0000_i1027" style="width:0;height:1.5pt" o:hralign="center" o:hrstd="t" o:hr="t" fillcolor="#a0a0a0" stroked="f"/>
@@ -1592,8 +1938,8 @@
           <w:rFonts w:ascii="Times New Roman" w:eastAsia="Times New Roman" w:hAnsi="Times New Roman" w:cs="Times New Roman"/>
           <w:b/>
           <w:bCs/>
-          <w:sz w:val="27"/>
-          <w:szCs w:val="27"/>
+          <w:sz w:val="32"/>
+          <w:szCs w:val="32"/>
         </w:rPr>
       </w:pPr>
       <w:r>
@@ -1601,8 +1947,8 @@
           <w:rFonts w:ascii="Times New Roman" w:eastAsia="Times New Roman" w:hAnsi="Times New Roman" w:cs="Times New Roman"/>
           <w:b/>
           <w:bCs/>
-          <w:sz w:val="27"/>
-          <w:szCs w:val="27"/>
+          <w:sz w:val="32"/>
+          <w:szCs w:val="32"/>
         </w:rPr>
         <w:t xml:space="preserve">2. </w:t>
       </w:r>
@@ -1612,8 +1958,8 @@
           <w:rFonts w:ascii="Times New Roman" w:eastAsia="Times New Roman" w:hAnsi="Times New Roman" w:cs="Times New Roman"/>
           <w:b/>
           <w:bCs/>
-          <w:sz w:val="27"/>
-          <w:szCs w:val="27"/>
+          <w:sz w:val="32"/>
+          <w:szCs w:val="32"/>
         </w:rPr>
         <w:t>TatkalPassenger</w:t>
       </w:r>
@@ -1624,39 +1970,39 @@
         <w:spacing w:before="100" w:beforeAutospacing="1" w:after="100" w:afterAutospacing="1" w:line="240" w:lineRule="auto"/>
         <w:rPr>
           <w:rFonts w:ascii="Times New Roman" w:eastAsia="Times New Roman" w:hAnsi="Times New Roman" w:cs="Times New Roman"/>
-          <w:sz w:val="24"/>
-          <w:szCs w:val="24"/>
-        </w:rPr>
-      </w:pPr>
-      <w:r>
-        <w:rPr>
-          <w:rFonts w:ascii="Times New Roman" w:eastAsia="Times New Roman" w:hAnsi="Times New Roman" w:cs="Times New Roman"/>
-          <w:sz w:val="24"/>
-          <w:szCs w:val="24"/>
+          <w:sz w:val="32"/>
+          <w:szCs w:val="32"/>
+        </w:rPr>
+      </w:pPr>
+      <w:r>
+        <w:rPr>
+          <w:rFonts w:ascii="Times New Roman" w:eastAsia="Times New Roman" w:hAnsi="Times New Roman" w:cs="Times New Roman"/>
+          <w:sz w:val="32"/>
+          <w:szCs w:val="32"/>
         </w:rPr>
         <w:t xml:space="preserve">Extends: </w:t>
       </w:r>
       <w:r>
         <w:rPr>
           <w:rFonts w:ascii="Courier New" w:eastAsia="Times New Roman" w:hAnsi="Courier New" w:cs="Courier New"/>
-          <w:sz w:val="20"/>
-          <w:szCs w:val="20"/>
+          <w:sz w:val="32"/>
+          <w:szCs w:val="32"/>
         </w:rPr>
         <w:t>Passenger</w:t>
       </w:r>
       <w:r>
         <w:rPr>
           <w:rFonts w:ascii="Courier New" w:eastAsia="Times New Roman" w:hAnsi="Courier New" w:cs="Courier New"/>
-          <w:sz w:val="20"/>
-          <w:szCs w:val="20"/>
+          <w:sz w:val="32"/>
+          <w:szCs w:val="32"/>
         </w:rPr>
         <w:t xml:space="preserve"> </w:t>
       </w:r>
       <w:r>
         <w:rPr>
           <w:rFonts w:ascii="Times New Roman" w:eastAsia="Times New Roman" w:hAnsi="Times New Roman" w:cs="Times New Roman"/>
-          <w:sz w:val="24"/>
-          <w:szCs w:val="24"/>
+          <w:sz w:val="32"/>
+          <w:szCs w:val="32"/>
         </w:rPr>
         <w:t xml:space="preserve">Implements: </w:t>
       </w:r>
@@ -1664,8 +2010,8 @@
       <w:r>
         <w:rPr>
           <w:rFonts w:ascii="Courier New" w:eastAsia="Times New Roman" w:hAnsi="Courier New" w:cs="Courier New"/>
-          <w:sz w:val="20"/>
-          <w:szCs w:val="20"/>
+          <w:sz w:val="32"/>
+          <w:szCs w:val="32"/>
         </w:rPr>
         <w:t>Reservable</w:t>
       </w:r>
@@ -1673,16 +2019,16 @@
       <w:r>
         <w:rPr>
           <w:rFonts w:ascii="Times New Roman" w:eastAsia="Times New Roman" w:hAnsi="Times New Roman" w:cs="Times New Roman"/>
-          <w:sz w:val="24"/>
-          <w:szCs w:val="24"/>
+          <w:sz w:val="32"/>
+          <w:szCs w:val="32"/>
         </w:rPr>
         <w:t xml:space="preserve">, </w:t>
       </w:r>
       <w:r>
         <w:rPr>
           <w:rFonts w:ascii="Courier New" w:eastAsia="Times New Roman" w:hAnsi="Courier New" w:cs="Courier New"/>
-          <w:sz w:val="20"/>
-          <w:szCs w:val="20"/>
+          <w:sz w:val="32"/>
+          <w:szCs w:val="32"/>
         </w:rPr>
         <w:t>Cancellable</w:t>
       </w:r>
@@ -1692,23 +2038,23 @@
         <w:spacing w:before="100" w:beforeAutospacing="1" w:after="100" w:afterAutospacing="1" w:line="240" w:lineRule="auto"/>
         <w:rPr>
           <w:rFonts w:ascii="Times New Roman" w:eastAsia="Times New Roman" w:hAnsi="Times New Roman" w:cs="Times New Roman"/>
-          <w:sz w:val="24"/>
-          <w:szCs w:val="24"/>
-        </w:rPr>
-      </w:pPr>
-      <w:r>
-        <w:rPr>
-          <w:rFonts w:ascii="Times New Roman" w:eastAsia="Times New Roman" w:hAnsi="Times New Roman" w:cs="Times New Roman"/>
-          <w:sz w:val="24"/>
-          <w:szCs w:val="24"/>
+          <w:sz w:val="32"/>
+          <w:szCs w:val="32"/>
+        </w:rPr>
+      </w:pPr>
+      <w:r>
+        <w:rPr>
+          <w:rFonts w:ascii="Times New Roman" w:eastAsia="Times New Roman" w:hAnsi="Times New Roman" w:cs="Times New Roman"/>
+          <w:sz w:val="32"/>
+          <w:szCs w:val="32"/>
         </w:rPr>
         <w:t>Data Members:</w:t>
       </w:r>
       <w:r>
         <w:rPr>
           <w:rFonts w:ascii="Times New Roman" w:eastAsia="Times New Roman" w:hAnsi="Times New Roman" w:cs="Times New Roman"/>
-          <w:sz w:val="24"/>
-          <w:szCs w:val="24"/>
+          <w:sz w:val="32"/>
+          <w:szCs w:val="32"/>
         </w:rPr>
         <w:t xml:space="preserve"> </w:t>
       </w:r>
@@ -1716,8 +2062,8 @@
       <w:r>
         <w:rPr>
           <w:rFonts w:ascii="Courier New" w:eastAsia="Times New Roman" w:hAnsi="Courier New" w:cs="Courier New"/>
-          <w:sz w:val="20"/>
-          <w:szCs w:val="20"/>
+          <w:sz w:val="32"/>
+          <w:szCs w:val="32"/>
         </w:rPr>
         <w:t>int</w:t>
       </w:r>
@@ -1725,8 +2071,8 @@
       <w:r>
         <w:rPr>
           <w:rFonts w:ascii="Courier New" w:eastAsia="Times New Roman" w:hAnsi="Courier New" w:cs="Courier New"/>
-          <w:sz w:val="20"/>
-          <w:szCs w:val="20"/>
+          <w:sz w:val="32"/>
+          <w:szCs w:val="32"/>
         </w:rPr>
         <w:t xml:space="preserve"> </w:t>
       </w:r>
@@ -1734,8 +2080,8 @@
       <w:r>
         <w:rPr>
           <w:rFonts w:ascii="Courier New" w:eastAsia="Times New Roman" w:hAnsi="Courier New" w:cs="Courier New"/>
-          <w:sz w:val="20"/>
-          <w:szCs w:val="20"/>
+          <w:sz w:val="32"/>
+          <w:szCs w:val="32"/>
         </w:rPr>
         <w:t>seatNumber</w:t>
       </w:r>
@@ -1743,16 +2089,16 @@
       <w:r>
         <w:rPr>
           <w:rFonts w:ascii="Courier New" w:eastAsia="Times New Roman" w:hAnsi="Courier New" w:cs="Courier New"/>
-          <w:sz w:val="20"/>
-          <w:szCs w:val="20"/>
+          <w:sz w:val="32"/>
+          <w:szCs w:val="32"/>
         </w:rPr>
         <w:t>,</w:t>
       </w:r>
       <w:r>
         <w:rPr>
           <w:rFonts w:ascii="Courier New" w:eastAsia="Times New Roman" w:hAnsi="Courier New" w:cs="Courier New"/>
-          <w:sz w:val="20"/>
-          <w:szCs w:val="20"/>
+          <w:sz w:val="32"/>
+          <w:szCs w:val="32"/>
         </w:rPr>
         <w:t>double</w:t>
       </w:r>
@@ -1761,8 +2107,8 @@
       <w:r>
         <w:rPr>
           <w:rFonts w:ascii="Courier New" w:eastAsia="Times New Roman" w:hAnsi="Courier New" w:cs="Courier New"/>
-          <w:sz w:val="20"/>
-          <w:szCs w:val="20"/>
+          <w:sz w:val="32"/>
+          <w:szCs w:val="32"/>
         </w:rPr>
         <w:t xml:space="preserve"> </w:t>
       </w:r>
@@ -1770,8 +2116,8 @@
       <w:r>
         <w:rPr>
           <w:rFonts w:ascii="Courier New" w:eastAsia="Times New Roman" w:hAnsi="Courier New" w:cs="Courier New"/>
-          <w:sz w:val="20"/>
-          <w:szCs w:val="20"/>
+          <w:sz w:val="32"/>
+          <w:szCs w:val="32"/>
         </w:rPr>
         <w:t>extraCharges</w:t>
       </w:r>
@@ -1782,15 +2128,15 @@
         <w:spacing w:before="100" w:beforeAutospacing="1" w:after="100" w:afterAutospacing="1" w:line="240" w:lineRule="auto"/>
         <w:rPr>
           <w:rFonts w:ascii="Times New Roman" w:eastAsia="Times New Roman" w:hAnsi="Times New Roman" w:cs="Times New Roman"/>
-          <w:sz w:val="24"/>
-          <w:szCs w:val="24"/>
-        </w:rPr>
-      </w:pPr>
-      <w:r>
-        <w:rPr>
-          <w:rFonts w:ascii="Times New Roman" w:eastAsia="Times New Roman" w:hAnsi="Times New Roman" w:cs="Times New Roman"/>
-          <w:sz w:val="24"/>
-          <w:szCs w:val="24"/>
+          <w:sz w:val="32"/>
+          <w:szCs w:val="32"/>
+        </w:rPr>
+      </w:pPr>
+      <w:r>
+        <w:rPr>
+          <w:rFonts w:ascii="Times New Roman" w:eastAsia="Times New Roman" w:hAnsi="Times New Roman" w:cs="Times New Roman"/>
+          <w:sz w:val="32"/>
+          <w:szCs w:val="32"/>
         </w:rPr>
         <w:t>Methods:</w:t>
       </w:r>
@@ -1804,16 +2150,16 @@
         <w:spacing w:before="100" w:beforeAutospacing="1" w:after="100" w:afterAutospacing="1" w:line="240" w:lineRule="auto"/>
         <w:rPr>
           <w:rFonts w:ascii="Times New Roman" w:eastAsia="Times New Roman" w:hAnsi="Times New Roman" w:cs="Times New Roman"/>
-          <w:sz w:val="24"/>
-          <w:szCs w:val="24"/>
+          <w:sz w:val="32"/>
+          <w:szCs w:val="32"/>
         </w:rPr>
       </w:pPr>
       <w:proofErr w:type="spellStart"/>
       <w:r>
         <w:rPr>
           <w:rFonts w:ascii="Courier New" w:eastAsia="Times New Roman" w:hAnsi="Courier New" w:cs="Courier New"/>
-          <w:sz w:val="20"/>
-          <w:szCs w:val="20"/>
+          <w:sz w:val="32"/>
+          <w:szCs w:val="32"/>
         </w:rPr>
         <w:t>displayDetails</w:t>
       </w:r>
@@ -1821,16 +2167,16 @@
       <w:r>
         <w:rPr>
           <w:rFonts w:ascii="Courier New" w:eastAsia="Times New Roman" w:hAnsi="Courier New" w:cs="Courier New"/>
-          <w:sz w:val="20"/>
-          <w:szCs w:val="20"/>
+          <w:sz w:val="32"/>
+          <w:szCs w:val="32"/>
         </w:rPr>
         <w:t>()</w:t>
       </w:r>
       <w:r>
         <w:rPr>
           <w:rFonts w:ascii="Times New Roman" w:eastAsia="Times New Roman" w:hAnsi="Times New Roman" w:cs="Times New Roman"/>
-          <w:sz w:val="24"/>
-          <w:szCs w:val="24"/>
+          <w:sz w:val="32"/>
+          <w:szCs w:val="32"/>
         </w:rPr>
         <w:t xml:space="preserve"> → Displays passenger information</w:t>
       </w:r>
@@ -1844,16 +2190,16 @@
         <w:spacing w:before="100" w:beforeAutospacing="1" w:after="100" w:afterAutospacing="1" w:line="240" w:lineRule="auto"/>
         <w:rPr>
           <w:rFonts w:ascii="Times New Roman" w:eastAsia="Times New Roman" w:hAnsi="Times New Roman" w:cs="Times New Roman"/>
-          <w:sz w:val="24"/>
-          <w:szCs w:val="24"/>
+          <w:sz w:val="32"/>
+          <w:szCs w:val="32"/>
         </w:rPr>
       </w:pPr>
       <w:proofErr w:type="spellStart"/>
       <w:r>
         <w:rPr>
           <w:rFonts w:ascii="Courier New" w:eastAsia="Times New Roman" w:hAnsi="Courier New" w:cs="Courier New"/>
-          <w:sz w:val="20"/>
-          <w:szCs w:val="20"/>
+          <w:sz w:val="32"/>
+          <w:szCs w:val="32"/>
         </w:rPr>
         <w:t>reserveTicket</w:t>
       </w:r>
@@ -1861,16 +2207,16 @@
       <w:r>
         <w:rPr>
           <w:rFonts w:ascii="Courier New" w:eastAsia="Times New Roman" w:hAnsi="Courier New" w:cs="Courier New"/>
-          <w:sz w:val="20"/>
-          <w:szCs w:val="20"/>
+          <w:sz w:val="32"/>
+          <w:szCs w:val="32"/>
         </w:rPr>
         <w:t>()</w:t>
       </w:r>
       <w:r>
         <w:rPr>
           <w:rFonts w:ascii="Times New Roman" w:eastAsia="Times New Roman" w:hAnsi="Times New Roman" w:cs="Times New Roman"/>
-          <w:sz w:val="24"/>
-          <w:szCs w:val="24"/>
+          <w:sz w:val="32"/>
+          <w:szCs w:val="32"/>
         </w:rPr>
         <w:t xml:space="preserve"> → Reserves ticket under </w:t>
       </w:r>
@@ -1878,8 +2224,8 @@
       <w:r>
         <w:rPr>
           <w:rFonts w:ascii="Times New Roman" w:eastAsia="Times New Roman" w:hAnsi="Times New Roman" w:cs="Times New Roman"/>
-          <w:sz w:val="24"/>
-          <w:szCs w:val="24"/>
+          <w:sz w:val="32"/>
+          <w:szCs w:val="32"/>
         </w:rPr>
         <w:t>Tatkal</w:t>
       </w:r>
@@ -1887,8 +2233,8 @@
       <w:r>
         <w:rPr>
           <w:rFonts w:ascii="Times New Roman" w:eastAsia="Times New Roman" w:hAnsi="Times New Roman" w:cs="Times New Roman"/>
-          <w:sz w:val="24"/>
-          <w:szCs w:val="24"/>
+          <w:sz w:val="32"/>
+          <w:szCs w:val="32"/>
         </w:rPr>
         <w:t xml:space="preserve"> quota</w:t>
       </w:r>
@@ -1902,16 +2248,16 @@
         <w:spacing w:before="100" w:beforeAutospacing="1" w:after="100" w:afterAutospacing="1" w:line="240" w:lineRule="auto"/>
         <w:rPr>
           <w:rFonts w:ascii="Times New Roman" w:eastAsia="Times New Roman" w:hAnsi="Times New Roman" w:cs="Times New Roman"/>
-          <w:sz w:val="24"/>
-          <w:szCs w:val="24"/>
+          <w:sz w:val="32"/>
+          <w:szCs w:val="32"/>
         </w:rPr>
       </w:pPr>
       <w:proofErr w:type="spellStart"/>
       <w:r>
         <w:rPr>
           <w:rFonts w:ascii="Courier New" w:eastAsia="Times New Roman" w:hAnsi="Courier New" w:cs="Courier New"/>
-          <w:sz w:val="20"/>
-          <w:szCs w:val="20"/>
+          <w:sz w:val="32"/>
+          <w:szCs w:val="32"/>
         </w:rPr>
         <w:t>cancelTicket</w:t>
       </w:r>
@@ -1919,16 +2265,16 @@
       <w:r>
         <w:rPr>
           <w:rFonts w:ascii="Courier New" w:eastAsia="Times New Roman" w:hAnsi="Courier New" w:cs="Courier New"/>
-          <w:sz w:val="20"/>
-          <w:szCs w:val="20"/>
+          <w:sz w:val="32"/>
+          <w:szCs w:val="32"/>
         </w:rPr>
         <w:t>()</w:t>
       </w:r>
       <w:r>
         <w:rPr>
           <w:rFonts w:ascii="Times New Roman" w:eastAsia="Times New Roman" w:hAnsi="Times New Roman" w:cs="Times New Roman"/>
-          <w:sz w:val="24"/>
-          <w:szCs w:val="24"/>
+          <w:sz w:val="32"/>
+          <w:szCs w:val="32"/>
         </w:rPr>
         <w:t xml:space="preserve"> → Cancels the ticket (with applicable deduction)</w:t>
       </w:r>
@@ -1938,15 +2284,15 @@
         <w:spacing w:after="0" w:line="240" w:lineRule="auto"/>
         <w:rPr>
           <w:rFonts w:ascii="Times New Roman" w:eastAsia="Times New Roman" w:hAnsi="Times New Roman" w:cs="Times New Roman"/>
-          <w:sz w:val="24"/>
-          <w:szCs w:val="24"/>
-        </w:rPr>
-      </w:pPr>
-      <w:r>
-        <w:rPr>
-          <w:rFonts w:ascii="Times New Roman" w:eastAsia="Times New Roman" w:hAnsi="Times New Roman" w:cs="Times New Roman"/>
-          <w:sz w:val="24"/>
-          <w:szCs w:val="24"/>
+          <w:sz w:val="32"/>
+          <w:szCs w:val="32"/>
+        </w:rPr>
+      </w:pPr>
+      <w:r>
+        <w:rPr>
+          <w:rFonts w:ascii="Times New Roman" w:eastAsia="Times New Roman" w:hAnsi="Times New Roman" w:cs="Times New Roman"/>
+          <w:sz w:val="32"/>
+          <w:szCs w:val="32"/>
         </w:rPr>
         <w:pict>
           <v:rect id="_x0000_i1028" style="width:0;height:1.5pt" o:hralign="center" o:hrstd="t" o:hr="t" fillcolor="#a0a0a0" stroked="f"/>
@@ -1961,8 +2307,8 @@
           <w:rFonts w:ascii="Times New Roman" w:eastAsia="Times New Roman" w:hAnsi="Times New Roman" w:cs="Times New Roman"/>
           <w:b/>
           <w:bCs/>
-          <w:sz w:val="36"/>
-          <w:szCs w:val="36"/>
+          <w:sz w:val="32"/>
+          <w:szCs w:val="32"/>
         </w:rPr>
       </w:pPr>
       <w:r>
@@ -1970,9 +2316,10 @@
           <w:rFonts w:ascii="Times New Roman" w:eastAsia="Times New Roman" w:hAnsi="Times New Roman" w:cs="Times New Roman"/>
           <w:b/>
           <w:bCs/>
-          <w:sz w:val="36"/>
-          <w:szCs w:val="36"/>
-        </w:rPr>
+          <w:sz w:val="32"/>
+          <w:szCs w:val="32"/>
+        </w:rPr>
+        <w:lastRenderedPageBreak/>
         <w:t>Main Class:</w:t>
       </w:r>
     </w:p>
@@ -1984,8 +2331,8 @@
           <w:rFonts w:ascii="Times New Roman" w:eastAsia="Times New Roman" w:hAnsi="Times New Roman" w:cs="Times New Roman"/>
           <w:b/>
           <w:bCs/>
-          <w:sz w:val="27"/>
-          <w:szCs w:val="27"/>
+          <w:sz w:val="32"/>
+          <w:szCs w:val="32"/>
         </w:rPr>
       </w:pPr>
       <w:r>
@@ -1993,8 +2340,8 @@
           <w:rFonts w:ascii="Times New Roman" w:eastAsia="Times New Roman" w:hAnsi="Times New Roman" w:cs="Times New Roman"/>
           <w:b/>
           <w:bCs/>
-          <w:sz w:val="27"/>
-          <w:szCs w:val="27"/>
+          <w:sz w:val="32"/>
+          <w:szCs w:val="32"/>
         </w:rPr>
         <w:t xml:space="preserve">Class: </w:t>
       </w:r>
@@ -2004,8 +2351,8 @@
           <w:rFonts w:ascii="Times New Roman" w:eastAsia="Times New Roman" w:hAnsi="Times New Roman" w:cs="Times New Roman"/>
           <w:b/>
           <w:bCs/>
-          <w:sz w:val="27"/>
-          <w:szCs w:val="27"/>
+          <w:sz w:val="32"/>
+          <w:szCs w:val="32"/>
         </w:rPr>
         <w:t>RailwayReservationSystem</w:t>
       </w:r>
@@ -2016,15 +2363,15 @@
         <w:spacing w:before="100" w:beforeAutospacing="1" w:after="100" w:afterAutospacing="1" w:line="240" w:lineRule="auto"/>
         <w:rPr>
           <w:rFonts w:ascii="Times New Roman" w:eastAsia="Times New Roman" w:hAnsi="Times New Roman" w:cs="Times New Roman"/>
-          <w:sz w:val="24"/>
-          <w:szCs w:val="24"/>
-        </w:rPr>
-      </w:pPr>
-      <w:r>
-        <w:rPr>
-          <w:rFonts w:ascii="Times New Roman" w:eastAsia="Times New Roman" w:hAnsi="Times New Roman" w:cs="Times New Roman"/>
-          <w:sz w:val="24"/>
-          <w:szCs w:val="24"/>
+          <w:sz w:val="32"/>
+          <w:szCs w:val="32"/>
+        </w:rPr>
+      </w:pPr>
+      <w:r>
+        <w:rPr>
+          <w:rFonts w:ascii="Times New Roman" w:eastAsia="Times New Roman" w:hAnsi="Times New Roman" w:cs="Times New Roman"/>
+          <w:sz w:val="32"/>
+          <w:szCs w:val="32"/>
         </w:rPr>
         <w:t xml:space="preserve">Contains the </w:t>
       </w:r>
@@ -2032,8 +2379,8 @@
       <w:r>
         <w:rPr>
           <w:rFonts w:ascii="Courier New" w:eastAsia="Times New Roman" w:hAnsi="Courier New" w:cs="Courier New"/>
-          <w:sz w:val="20"/>
-          <w:szCs w:val="20"/>
+          <w:sz w:val="32"/>
+          <w:szCs w:val="32"/>
         </w:rPr>
         <w:t>main(</w:t>
       </w:r>
@@ -2041,16 +2388,16 @@
       <w:r>
         <w:rPr>
           <w:rFonts w:ascii="Courier New" w:eastAsia="Times New Roman" w:hAnsi="Courier New" w:cs="Courier New"/>
-          <w:sz w:val="20"/>
-          <w:szCs w:val="20"/>
+          <w:sz w:val="32"/>
+          <w:szCs w:val="32"/>
         </w:rPr>
         <w:t>)</w:t>
       </w:r>
       <w:r>
         <w:rPr>
           <w:rFonts w:ascii="Times New Roman" w:eastAsia="Times New Roman" w:hAnsi="Times New Roman" w:cs="Times New Roman"/>
-          <w:sz w:val="24"/>
-          <w:szCs w:val="24"/>
+          <w:sz w:val="32"/>
+          <w:szCs w:val="32"/>
         </w:rPr>
         <w:t xml:space="preserve"> method.</w:t>
       </w:r>
@@ -2063,8 +2410,8 @@
           <w:rFonts w:ascii="Times New Roman" w:eastAsia="Times New Roman" w:hAnsi="Times New Roman" w:cs="Times New Roman"/>
           <w:b/>
           <w:bCs/>
-          <w:sz w:val="27"/>
-          <w:szCs w:val="27"/>
+          <w:sz w:val="32"/>
+          <w:szCs w:val="32"/>
         </w:rPr>
       </w:pPr>
       <w:r>
@@ -2072,8 +2419,8 @@
           <w:rFonts w:ascii="Times New Roman" w:eastAsia="Times New Roman" w:hAnsi="Times New Roman" w:cs="Times New Roman"/>
           <w:b/>
           <w:bCs/>
-          <w:sz w:val="27"/>
-          <w:szCs w:val="27"/>
+          <w:sz w:val="32"/>
+          <w:szCs w:val="32"/>
         </w:rPr>
         <w:t>Operations Performed:</w:t>
       </w:r>
@@ -2087,15 +2434,15 @@
         <w:spacing w:before="100" w:beforeAutospacing="1" w:after="100" w:afterAutospacing="1" w:line="240" w:lineRule="auto"/>
         <w:rPr>
           <w:rFonts w:ascii="Times New Roman" w:eastAsia="Times New Roman" w:hAnsi="Times New Roman" w:cs="Times New Roman"/>
-          <w:sz w:val="24"/>
-          <w:szCs w:val="24"/>
-        </w:rPr>
-      </w:pPr>
-      <w:r>
-        <w:rPr>
-          <w:rFonts w:ascii="Times New Roman" w:eastAsia="Times New Roman" w:hAnsi="Times New Roman" w:cs="Times New Roman"/>
-          <w:sz w:val="24"/>
-          <w:szCs w:val="24"/>
+          <w:sz w:val="32"/>
+          <w:szCs w:val="32"/>
+        </w:rPr>
+      </w:pPr>
+      <w:r>
+        <w:rPr>
+          <w:rFonts w:ascii="Times New Roman" w:eastAsia="Times New Roman" w:hAnsi="Times New Roman" w:cs="Times New Roman"/>
+          <w:sz w:val="32"/>
+          <w:szCs w:val="32"/>
         </w:rPr>
         <w:t xml:space="preserve">Creates a </w:t>
       </w:r>
@@ -2103,8 +2450,8 @@
       <w:r>
         <w:rPr>
           <w:rFonts w:ascii="Courier New" w:eastAsia="Times New Roman" w:hAnsi="Courier New" w:cs="Courier New"/>
-          <w:sz w:val="20"/>
-          <w:szCs w:val="20"/>
+          <w:sz w:val="32"/>
+          <w:szCs w:val="32"/>
         </w:rPr>
         <w:t>GeneralPassenger</w:t>
       </w:r>
@@ -2112,8 +2459,8 @@
       <w:r>
         <w:rPr>
           <w:rFonts w:ascii="Times New Roman" w:eastAsia="Times New Roman" w:hAnsi="Times New Roman" w:cs="Times New Roman"/>
-          <w:sz w:val="24"/>
-          <w:szCs w:val="24"/>
+          <w:sz w:val="32"/>
+          <w:szCs w:val="32"/>
         </w:rPr>
         <w:t xml:space="preserve"> object.</w:t>
       </w:r>
@@ -2127,15 +2474,15 @@
         <w:spacing w:before="100" w:beforeAutospacing="1" w:after="100" w:afterAutospacing="1" w:line="240" w:lineRule="auto"/>
         <w:rPr>
           <w:rFonts w:ascii="Times New Roman" w:eastAsia="Times New Roman" w:hAnsi="Times New Roman" w:cs="Times New Roman"/>
-          <w:sz w:val="24"/>
-          <w:szCs w:val="24"/>
-        </w:rPr>
-      </w:pPr>
-      <w:r>
-        <w:rPr>
-          <w:rFonts w:ascii="Times New Roman" w:eastAsia="Times New Roman" w:hAnsi="Times New Roman" w:cs="Times New Roman"/>
-          <w:sz w:val="24"/>
-          <w:szCs w:val="24"/>
+          <w:sz w:val="32"/>
+          <w:szCs w:val="32"/>
+        </w:rPr>
+      </w:pPr>
+      <w:r>
+        <w:rPr>
+          <w:rFonts w:ascii="Times New Roman" w:eastAsia="Times New Roman" w:hAnsi="Times New Roman" w:cs="Times New Roman"/>
+          <w:sz w:val="32"/>
+          <w:szCs w:val="32"/>
         </w:rPr>
         <w:t>Reserves a ticket.</w:t>
       </w:r>
@@ -2149,15 +2496,15 @@
         <w:spacing w:before="100" w:beforeAutospacing="1" w:after="100" w:afterAutospacing="1" w:line="240" w:lineRule="auto"/>
         <w:rPr>
           <w:rFonts w:ascii="Times New Roman" w:eastAsia="Times New Roman" w:hAnsi="Times New Roman" w:cs="Times New Roman"/>
-          <w:sz w:val="24"/>
-          <w:szCs w:val="24"/>
-        </w:rPr>
-      </w:pPr>
-      <w:r>
-        <w:rPr>
-          <w:rFonts w:ascii="Times New Roman" w:eastAsia="Times New Roman" w:hAnsi="Times New Roman" w:cs="Times New Roman"/>
-          <w:sz w:val="24"/>
-          <w:szCs w:val="24"/>
+          <w:sz w:val="32"/>
+          <w:szCs w:val="32"/>
+        </w:rPr>
+      </w:pPr>
+      <w:r>
+        <w:rPr>
+          <w:rFonts w:ascii="Times New Roman" w:eastAsia="Times New Roman" w:hAnsi="Times New Roman" w:cs="Times New Roman"/>
+          <w:sz w:val="32"/>
+          <w:szCs w:val="32"/>
         </w:rPr>
         <w:t>Displays passenger details.</w:t>
       </w:r>
@@ -2171,15 +2518,15 @@
         <w:spacing w:before="100" w:beforeAutospacing="1" w:after="100" w:afterAutospacing="1" w:line="240" w:lineRule="auto"/>
         <w:rPr>
           <w:rFonts w:ascii="Times New Roman" w:eastAsia="Times New Roman" w:hAnsi="Times New Roman" w:cs="Times New Roman"/>
-          <w:sz w:val="24"/>
-          <w:szCs w:val="24"/>
-        </w:rPr>
-      </w:pPr>
-      <w:r>
-        <w:rPr>
-          <w:rFonts w:ascii="Times New Roman" w:eastAsia="Times New Roman" w:hAnsi="Times New Roman" w:cs="Times New Roman"/>
-          <w:sz w:val="24"/>
-          <w:szCs w:val="24"/>
+          <w:sz w:val="32"/>
+          <w:szCs w:val="32"/>
+        </w:rPr>
+      </w:pPr>
+      <w:r>
+        <w:rPr>
+          <w:rFonts w:ascii="Times New Roman" w:eastAsia="Times New Roman" w:hAnsi="Times New Roman" w:cs="Times New Roman"/>
+          <w:sz w:val="32"/>
+          <w:szCs w:val="32"/>
         </w:rPr>
         <w:t>Cancels the ticket.</w:t>
       </w:r>
@@ -2193,15 +2540,15 @@
         <w:spacing w:before="100" w:beforeAutospacing="1" w:after="100" w:afterAutospacing="1" w:line="240" w:lineRule="auto"/>
         <w:rPr>
           <w:rFonts w:ascii="Times New Roman" w:eastAsia="Times New Roman" w:hAnsi="Times New Roman" w:cs="Times New Roman"/>
-          <w:sz w:val="24"/>
-          <w:szCs w:val="24"/>
-        </w:rPr>
-      </w:pPr>
-      <w:r>
-        <w:rPr>
-          <w:rFonts w:ascii="Times New Roman" w:eastAsia="Times New Roman" w:hAnsi="Times New Roman" w:cs="Times New Roman"/>
-          <w:sz w:val="24"/>
-          <w:szCs w:val="24"/>
+          <w:sz w:val="32"/>
+          <w:szCs w:val="32"/>
+        </w:rPr>
+      </w:pPr>
+      <w:r>
+        <w:rPr>
+          <w:rFonts w:ascii="Times New Roman" w:eastAsia="Times New Roman" w:hAnsi="Times New Roman" w:cs="Times New Roman"/>
+          <w:sz w:val="32"/>
+          <w:szCs w:val="32"/>
         </w:rPr>
         <w:t xml:space="preserve">Creates a </w:t>
       </w:r>
@@ -2209,8 +2556,8 @@
       <w:r>
         <w:rPr>
           <w:rFonts w:ascii="Courier New" w:eastAsia="Times New Roman" w:hAnsi="Courier New" w:cs="Courier New"/>
-          <w:sz w:val="20"/>
-          <w:szCs w:val="20"/>
+          <w:sz w:val="32"/>
+          <w:szCs w:val="32"/>
         </w:rPr>
         <w:t>TatkalPassenger</w:t>
       </w:r>
@@ -2218,8 +2565,8 @@
       <w:r>
         <w:rPr>
           <w:rFonts w:ascii="Times New Roman" w:eastAsia="Times New Roman" w:hAnsi="Times New Roman" w:cs="Times New Roman"/>
-          <w:sz w:val="24"/>
-          <w:szCs w:val="24"/>
+          <w:sz w:val="32"/>
+          <w:szCs w:val="32"/>
         </w:rPr>
         <w:t xml:space="preserve"> object.</w:t>
       </w:r>
@@ -2233,15 +2580,15 @@
         <w:spacing w:before="100" w:beforeAutospacing="1" w:after="100" w:afterAutospacing="1" w:line="240" w:lineRule="auto"/>
         <w:rPr>
           <w:rFonts w:ascii="Times New Roman" w:eastAsia="Times New Roman" w:hAnsi="Times New Roman" w:cs="Times New Roman"/>
-          <w:sz w:val="24"/>
-          <w:szCs w:val="24"/>
-        </w:rPr>
-      </w:pPr>
-      <w:r>
-        <w:rPr>
-          <w:rFonts w:ascii="Times New Roman" w:eastAsia="Times New Roman" w:hAnsi="Times New Roman" w:cs="Times New Roman"/>
-          <w:sz w:val="24"/>
-          <w:szCs w:val="24"/>
+          <w:sz w:val="32"/>
+          <w:szCs w:val="32"/>
+        </w:rPr>
+      </w:pPr>
+      <w:r>
+        <w:rPr>
+          <w:rFonts w:ascii="Times New Roman" w:eastAsia="Times New Roman" w:hAnsi="Times New Roman" w:cs="Times New Roman"/>
+          <w:sz w:val="32"/>
+          <w:szCs w:val="32"/>
         </w:rPr>
         <w:t>Reserves a ticket.</w:t>
       </w:r>
@@ -2255,15 +2602,15 @@
         <w:spacing w:before="100" w:beforeAutospacing="1" w:after="100" w:afterAutospacing="1" w:line="240" w:lineRule="auto"/>
         <w:rPr>
           <w:rFonts w:ascii="Times New Roman" w:eastAsia="Times New Roman" w:hAnsi="Times New Roman" w:cs="Times New Roman"/>
-          <w:sz w:val="24"/>
-          <w:szCs w:val="24"/>
-        </w:rPr>
-      </w:pPr>
-      <w:r>
-        <w:rPr>
-          <w:rFonts w:ascii="Times New Roman" w:eastAsia="Times New Roman" w:hAnsi="Times New Roman" w:cs="Times New Roman"/>
-          <w:sz w:val="24"/>
-          <w:szCs w:val="24"/>
+          <w:sz w:val="32"/>
+          <w:szCs w:val="32"/>
+        </w:rPr>
+      </w:pPr>
+      <w:r>
+        <w:rPr>
+          <w:rFonts w:ascii="Times New Roman" w:eastAsia="Times New Roman" w:hAnsi="Times New Roman" w:cs="Times New Roman"/>
+          <w:sz w:val="32"/>
+          <w:szCs w:val="32"/>
         </w:rPr>
         <w:t>Displays passenger details.</w:t>
       </w:r>
@@ -2277,166 +2624,518 @@
         <w:spacing w:before="100" w:beforeAutospacing="1" w:after="100" w:afterAutospacing="1" w:line="240" w:lineRule="auto"/>
         <w:rPr>
           <w:rFonts w:ascii="Times New Roman" w:eastAsia="Times New Roman" w:hAnsi="Times New Roman" w:cs="Times New Roman"/>
-          <w:sz w:val="24"/>
-          <w:szCs w:val="24"/>
-        </w:rPr>
-      </w:pPr>
-      <w:r>
-        <w:rPr>
-          <w:rFonts w:ascii="Times New Roman" w:eastAsia="Times New Roman" w:hAnsi="Times New Roman" w:cs="Times New Roman"/>
-          <w:sz w:val="24"/>
-          <w:szCs w:val="24"/>
+          <w:sz w:val="32"/>
+          <w:szCs w:val="32"/>
+        </w:rPr>
+      </w:pPr>
+      <w:r>
+        <w:rPr>
+          <w:rFonts w:ascii="Times New Roman" w:eastAsia="Times New Roman" w:hAnsi="Times New Roman" w:cs="Times New Roman"/>
+          <w:sz w:val="32"/>
+          <w:szCs w:val="32"/>
         </w:rPr>
         <w:t>Cancels the ticket.</w:t>
       </w:r>
     </w:p>
     <w:p>
-      <w:r>
+      <w:pPr>
+        <w:rPr>
+          <w:sz w:val="32"/>
+          <w:szCs w:val="32"/>
+        </w:rPr>
+      </w:pPr>
+      <w:r>
+        <w:rPr>
+          <w:sz w:val="32"/>
+          <w:szCs w:val="32"/>
+        </w:rPr>
         <w:t>Output:</w:t>
       </w:r>
     </w:p>
     <w:p>
-      <w:r>
+      <w:pPr>
+        <w:rPr>
+          <w:sz w:val="32"/>
+          <w:szCs w:val="32"/>
+        </w:rPr>
+      </w:pPr>
+      <w:r>
+        <w:rPr>
+          <w:sz w:val="32"/>
+          <w:szCs w:val="32"/>
+        </w:rPr>
         <w:t>--- General Passenger ---</w:t>
       </w:r>
     </w:p>
     <w:p>
-      <w:r>
+      <w:pPr>
+        <w:rPr>
+          <w:sz w:val="32"/>
+          <w:szCs w:val="32"/>
+        </w:rPr>
+      </w:pPr>
+      <w:r>
+        <w:rPr>
+          <w:sz w:val="32"/>
+          <w:szCs w:val="32"/>
+        </w:rPr>
         <w:t>Ticket Reserved Successfully (General Class)</w:t>
       </w:r>
     </w:p>
     <w:p>
-      <w:r>
+      <w:pPr>
+        <w:rPr>
+          <w:sz w:val="32"/>
+          <w:szCs w:val="32"/>
+        </w:rPr>
+      </w:pPr>
+      <w:r>
+        <w:rPr>
+          <w:sz w:val="32"/>
+          <w:szCs w:val="32"/>
+        </w:rPr>
         <w:t>Passenger Name: Rahul</w:t>
       </w:r>
     </w:p>
     <w:p>
-      <w:r>
+      <w:pPr>
+        <w:rPr>
+          <w:sz w:val="32"/>
+          <w:szCs w:val="32"/>
+        </w:rPr>
+      </w:pPr>
+      <w:r>
+        <w:rPr>
+          <w:sz w:val="32"/>
+          <w:szCs w:val="32"/>
+        </w:rPr>
+        <w:t>Age: 25</w:t>
+      </w:r>
+    </w:p>
+    <w:p>
+      <w:pPr>
+        <w:rPr>
+          <w:sz w:val="32"/>
+          <w:szCs w:val="32"/>
+        </w:rPr>
+      </w:pPr>
+      <w:r>
+        <w:rPr>
+          <w:sz w:val="32"/>
+          <w:szCs w:val="32"/>
+        </w:rPr>
+        <w:t>Gender: Male</w:t>
+      </w:r>
+    </w:p>
+    <w:p>
+      <w:pPr>
+        <w:rPr>
+          <w:sz w:val="32"/>
+          <w:szCs w:val="32"/>
+        </w:rPr>
+      </w:pPr>
+      <w:r>
+        <w:rPr>
+          <w:sz w:val="32"/>
+          <w:szCs w:val="32"/>
+        </w:rPr>
+        <w:t>Coach Type: Sleeper</w:t>
+      </w:r>
+    </w:p>
+    <w:p>
+      <w:pPr>
+        <w:rPr>
+          <w:sz w:val="32"/>
+          <w:szCs w:val="32"/>
+        </w:rPr>
+      </w:pPr>
+      <w:r>
+        <w:rPr>
+          <w:sz w:val="32"/>
+          <w:szCs w:val="32"/>
+        </w:rPr>
+        <w:t>Seat Number: 45</w:t>
+      </w:r>
+    </w:p>
+    <w:p>
+      <w:pPr>
+        <w:rPr>
+          <w:sz w:val="32"/>
+          <w:szCs w:val="32"/>
+        </w:rPr>
+      </w:pPr>
+      <w:r>
+        <w:rPr>
+          <w:sz w:val="32"/>
+          <w:szCs w:val="32"/>
+        </w:rPr>
+        <w:t>Ticket Cancelled Successfully</w:t>
+      </w:r>
+    </w:p>
+    <w:p>
+      <w:pPr>
+        <w:rPr>
+          <w:sz w:val="32"/>
+          <w:szCs w:val="32"/>
+        </w:rPr>
+      </w:pPr>
+    </w:p>
+    <w:p>
+      <w:pPr>
+        <w:rPr>
+          <w:sz w:val="32"/>
+          <w:szCs w:val="32"/>
+        </w:rPr>
+      </w:pPr>
+      <w:r>
+        <w:rPr>
+          <w:sz w:val="32"/>
+          <w:szCs w:val="32"/>
+        </w:rPr>
+        <w:t xml:space="preserve">--- </w:t>
+      </w:r>
+      <w:proofErr w:type="spellStart"/>
+      <w:r>
+        <w:rPr>
+          <w:sz w:val="32"/>
+          <w:szCs w:val="32"/>
+        </w:rPr>
+        <w:t>Tatkal</w:t>
+      </w:r>
+      <w:proofErr w:type="spellEnd"/>
+      <w:r>
+        <w:rPr>
+          <w:sz w:val="32"/>
+          <w:szCs w:val="32"/>
+        </w:rPr>
+        <w:t xml:space="preserve"> Passenger ---</w:t>
+      </w:r>
+    </w:p>
+    <w:p>
+      <w:pPr>
+        <w:rPr>
+          <w:sz w:val="32"/>
+          <w:szCs w:val="32"/>
+        </w:rPr>
+      </w:pPr>
+      <w:r>
+        <w:rPr>
+          <w:sz w:val="32"/>
+          <w:szCs w:val="32"/>
+        </w:rPr>
+        <w:t>Ticket Reserved Successfully (</w:t>
+      </w:r>
+      <w:proofErr w:type="spellStart"/>
+      <w:r>
+        <w:rPr>
+          <w:sz w:val="32"/>
+          <w:szCs w:val="32"/>
+        </w:rPr>
+        <w:t>Tatkal</w:t>
+      </w:r>
+      <w:proofErr w:type="spellEnd"/>
+      <w:r>
+        <w:rPr>
+          <w:sz w:val="32"/>
+          <w:szCs w:val="32"/>
+        </w:rPr>
+        <w:t>)</w:t>
+      </w:r>
+    </w:p>
+    <w:p>
+      <w:pPr>
+        <w:rPr>
+          <w:sz w:val="32"/>
+          <w:szCs w:val="32"/>
+        </w:rPr>
+      </w:pPr>
+      <w:r>
+        <w:rPr>
+          <w:sz w:val="32"/>
+          <w:szCs w:val="32"/>
+        </w:rPr>
+        <w:t xml:space="preserve">Passenger Name: </w:t>
+      </w:r>
+      <w:proofErr w:type="spellStart"/>
+      <w:r>
+        <w:rPr>
+          <w:sz w:val="32"/>
+          <w:szCs w:val="32"/>
+        </w:rPr>
+        <w:t>Priya</w:t>
+      </w:r>
+      <w:proofErr w:type="spellEnd"/>
+    </w:p>
+    <w:p>
+      <w:pPr>
+        <w:rPr>
+          <w:sz w:val="32"/>
+          <w:szCs w:val="32"/>
+        </w:rPr>
+      </w:pPr>
+      <w:r>
+        <w:rPr>
+          <w:sz w:val="32"/>
+          <w:szCs w:val="32"/>
+        </w:rPr>
+        <w:t>Age: 30</w:t>
+      </w:r>
+    </w:p>
+    <w:p>
+      <w:pPr>
+        <w:rPr>
+          <w:sz w:val="32"/>
+          <w:szCs w:val="32"/>
+        </w:rPr>
+      </w:pPr>
+      <w:r>
+        <w:rPr>
+          <w:sz w:val="32"/>
+          <w:szCs w:val="32"/>
+        </w:rPr>
         <w:lastRenderedPageBreak/>
-        <w:t>Age: 25</w:t>
-      </w:r>
-    </w:p>
-    <w:p>
-      <w:r>
-        <w:t>Gender: Male</w:t>
-      </w:r>
-    </w:p>
-    <w:p>
-      <w:r>
-        <w:t>Coach Type: Sleeper</w:t>
-      </w:r>
-    </w:p>
-    <w:p>
-      <w:r>
-        <w:t>Seat Number: 45</w:t>
-      </w:r>
-    </w:p>
-    <w:p>
-      <w:r>
-        <w:t>Ticket Cancelled Successfully</w:t>
-      </w:r>
-    </w:p>
-    <w:p/>
-    <w:p>
-      <w:r>
-        <w:t xml:space="preserve">--- </w:t>
+        <w:t>Gender: Female</w:t>
+      </w:r>
+    </w:p>
+    <w:p>
+      <w:pPr>
+        <w:rPr>
+          <w:sz w:val="32"/>
+          <w:szCs w:val="32"/>
+        </w:rPr>
+      </w:pPr>
+      <w:r>
+        <w:rPr>
+          <w:sz w:val="32"/>
+          <w:szCs w:val="32"/>
+        </w:rPr>
+        <w:t>Seat Number: 12</w:t>
+      </w:r>
+    </w:p>
+    <w:p>
+      <w:pPr>
+        <w:rPr>
+          <w:sz w:val="32"/>
+          <w:szCs w:val="32"/>
+        </w:rPr>
+      </w:pPr>
+      <w:r>
+        <w:rPr>
+          <w:sz w:val="32"/>
+          <w:szCs w:val="32"/>
+        </w:rPr>
+        <w:t>Extra Charges: 300.0</w:t>
+      </w:r>
+    </w:p>
+    <w:p>
+      <w:pPr>
+        <w:rPr>
+          <w:sz w:val="32"/>
+          <w:szCs w:val="32"/>
+        </w:rPr>
+      </w:pPr>
+      <w:r>
+        <w:rPr>
+          <w:sz w:val="32"/>
+          <w:szCs w:val="32"/>
+        </w:rPr>
+        <w:t>Ticket Cancelled (</w:t>
       </w:r>
       <w:proofErr w:type="spellStart"/>
       <w:r>
+        <w:rPr>
+          <w:sz w:val="32"/>
+          <w:szCs w:val="32"/>
+        </w:rPr>
         <w:t>Tatkal</w:t>
       </w:r>
       <w:proofErr w:type="spellEnd"/>
       <w:r>
-        <w:t xml:space="preserve"> Passenger ---</w:t>
-      </w:r>
-    </w:p>
-    <w:p>
-      <w:r>
-        <w:t>Ticket Reserved Successfully (</w:t>
-      </w:r>
-      <w:proofErr w:type="spellStart"/>
-      <w:r>
-        <w:t>Tatkal</w:t>
-      </w:r>
-      <w:proofErr w:type="spellEnd"/>
-      <w:r>
-        <w:t>)</w:t>
-      </w:r>
-    </w:p>
-    <w:p>
-      <w:r>
-        <w:t xml:space="preserve">Passenger Name: </w:t>
-      </w:r>
-      <w:proofErr w:type="spellStart"/>
-      <w:r>
-        <w:t>Priya</w:t>
-      </w:r>
-      <w:proofErr w:type="spellEnd"/>
-    </w:p>
-    <w:p>
-      <w:r>
-        <w:t>Age: 30</w:t>
-      </w:r>
-    </w:p>
-    <w:p>
-      <w:r>
-        <w:t>Gender: Female</w:t>
-      </w:r>
-    </w:p>
-    <w:p>
-      <w:r>
-        <w:t>Seat Number: 12</w:t>
-      </w:r>
-    </w:p>
-    <w:p>
-      <w:r>
-        <w:t>Extra Charges: 300.0</w:t>
-      </w:r>
-    </w:p>
-    <w:p>
-      <w:r>
-        <w:t>Ticket Cancelled (</w:t>
-      </w:r>
-      <w:proofErr w:type="spellStart"/>
-      <w:r>
-        <w:t>Tatkal</w:t>
-      </w:r>
-      <w:proofErr w:type="spellEnd"/>
-      <w:r>
+        <w:rPr>
+          <w:sz w:val="32"/>
+          <w:szCs w:val="32"/>
+        </w:rPr>
         <w:t xml:space="preserve"> Charges May Apply)</w:t>
       </w:r>
     </w:p>
-    <w:p/>
-    <w:p/>
-    <w:p/>
-    <w:p/>
-    <w:p/>
-    <w:p/>
-    <w:p/>
-    <w:p/>
-    <w:p/>
-    <w:p/>
-    <w:p/>
-    <w:p/>
-    <w:p/>
-    <w:p/>
-    <w:p/>
-    <w:p/>
-    <w:p/>
-    <w:p/>
-    <w:p/>
-    <w:p/>
-    <w:p>
+    <w:p>
+      <w:pPr>
+        <w:rPr>
+          <w:sz w:val="32"/>
+          <w:szCs w:val="32"/>
+        </w:rPr>
+      </w:pPr>
+    </w:p>
+    <w:p>
+      <w:pPr>
+        <w:rPr>
+          <w:sz w:val="32"/>
+          <w:szCs w:val="32"/>
+        </w:rPr>
+      </w:pPr>
+    </w:p>
+    <w:p>
+      <w:pPr>
+        <w:rPr>
+          <w:sz w:val="32"/>
+          <w:szCs w:val="32"/>
+        </w:rPr>
+      </w:pPr>
+    </w:p>
+    <w:p>
+      <w:pPr>
+        <w:rPr>
+          <w:sz w:val="32"/>
+          <w:szCs w:val="32"/>
+        </w:rPr>
+      </w:pPr>
+    </w:p>
+    <w:p>
+      <w:pPr>
+        <w:rPr>
+          <w:sz w:val="32"/>
+          <w:szCs w:val="32"/>
+        </w:rPr>
+      </w:pPr>
+    </w:p>
+    <w:p>
+      <w:pPr>
+        <w:rPr>
+          <w:sz w:val="32"/>
+          <w:szCs w:val="32"/>
+        </w:rPr>
+      </w:pPr>
+    </w:p>
+    <w:p>
+      <w:pPr>
+        <w:rPr>
+          <w:sz w:val="32"/>
+          <w:szCs w:val="32"/>
+        </w:rPr>
+      </w:pPr>
+    </w:p>
+    <w:p>
+      <w:pPr>
+        <w:rPr>
+          <w:sz w:val="32"/>
+          <w:szCs w:val="32"/>
+        </w:rPr>
+      </w:pPr>
+    </w:p>
+    <w:p>
+      <w:pPr>
+        <w:rPr>
+          <w:sz w:val="32"/>
+          <w:szCs w:val="32"/>
+        </w:rPr>
+      </w:pPr>
+    </w:p>
+    <w:p>
+      <w:pPr>
+        <w:rPr>
+          <w:sz w:val="32"/>
+          <w:szCs w:val="32"/>
+        </w:rPr>
+      </w:pPr>
+    </w:p>
+    <w:p>
+      <w:pPr>
+        <w:rPr>
+          <w:sz w:val="32"/>
+          <w:szCs w:val="32"/>
+        </w:rPr>
+      </w:pPr>
+    </w:p>
+    <w:p>
+      <w:pPr>
+        <w:rPr>
+          <w:sz w:val="32"/>
+          <w:szCs w:val="32"/>
+        </w:rPr>
+      </w:pPr>
+    </w:p>
+    <w:p>
+      <w:pPr>
+        <w:rPr>
+          <w:sz w:val="32"/>
+          <w:szCs w:val="32"/>
+        </w:rPr>
+      </w:pPr>
+    </w:p>
+    <w:p>
+      <w:pPr>
+        <w:rPr>
+          <w:sz w:val="32"/>
+          <w:szCs w:val="32"/>
+        </w:rPr>
+      </w:pPr>
+    </w:p>
+    <w:p>
+      <w:pPr>
+        <w:rPr>
+          <w:sz w:val="32"/>
+          <w:szCs w:val="32"/>
+        </w:rPr>
+      </w:pPr>
+    </w:p>
+    <w:p>
+      <w:pPr>
+        <w:rPr>
+          <w:sz w:val="32"/>
+          <w:szCs w:val="32"/>
+        </w:rPr>
+      </w:pPr>
+    </w:p>
+    <w:p>
+      <w:pPr>
+        <w:rPr>
+          <w:sz w:val="32"/>
+          <w:szCs w:val="32"/>
+        </w:rPr>
+      </w:pPr>
+    </w:p>
+    <w:p>
+      <w:pPr>
+        <w:rPr>
+          <w:sz w:val="32"/>
+          <w:szCs w:val="32"/>
+        </w:rPr>
+      </w:pPr>
+    </w:p>
+    <w:p>
+      <w:pPr>
+        <w:rPr>
+          <w:sz w:val="32"/>
+          <w:szCs w:val="32"/>
+        </w:rPr>
+      </w:pPr>
+    </w:p>
+    <w:p>
+      <w:pPr>
+        <w:rPr>
+          <w:sz w:val="32"/>
+          <w:szCs w:val="32"/>
+        </w:rPr>
+      </w:pPr>
+    </w:p>
+    <w:p>
+      <w:pPr>
+        <w:rPr>
+          <w:sz w:val="32"/>
+          <w:szCs w:val="32"/>
+        </w:rPr>
+      </w:pPr>
       <w:r>
         <w:rPr>
           <w:rFonts w:ascii="Times New Roman" w:eastAsia="Times New Roman" w:hAnsi="Times New Roman" w:cs="Times New Roman"/>
           <w:b/>
           <w:bCs/>
           <w:kern w:val="36"/>
-          <w:sz w:val="48"/>
-          <w:szCs w:val="48"/>
+          <w:sz w:val="32"/>
+          <w:szCs w:val="32"/>
           <w:u w:val="single"/>
         </w:rPr>
+        <w:lastRenderedPageBreak/>
         <w:t>Prog</w:t>
       </w:r>
       <w:proofErr w:type="gramStart"/>
@@ -2446,8 +3145,8 @@
           <w:b/>
           <w:bCs/>
           <w:kern w:val="36"/>
-          <w:sz w:val="48"/>
-          <w:szCs w:val="48"/>
+          <w:sz w:val="32"/>
+          <w:szCs w:val="32"/>
           <w:u w:val="single"/>
         </w:rPr>
         <w:t>:3</w:t>
@@ -2459,8 +3158,8 @@
           <w:b/>
           <w:bCs/>
           <w:kern w:val="36"/>
-          <w:sz w:val="48"/>
-          <w:szCs w:val="48"/>
+          <w:sz w:val="32"/>
+          <w:szCs w:val="32"/>
           <w:u w:val="single"/>
         </w:rPr>
         <w:t xml:space="preserve"> Payment</w:t>
@@ -2471,16 +3170,16 @@
         <w:spacing w:before="100" w:beforeAutospacing="1" w:after="100" w:afterAutospacing="1" w:line="240" w:lineRule="auto"/>
         <w:rPr>
           <w:rFonts w:ascii="Times New Roman" w:eastAsia="Times New Roman" w:hAnsi="Times New Roman" w:cs="Times New Roman"/>
-          <w:sz w:val="24"/>
-          <w:szCs w:val="24"/>
+          <w:sz w:val="32"/>
+          <w:szCs w:val="32"/>
         </w:rPr>
       </w:pPr>
       <w:r>
         <w:rPr>
           <w:rFonts w:ascii="Times New Roman" w:eastAsia="Times New Roman" w:hAnsi="Times New Roman" w:cs="Times New Roman"/>
           <w:b/>
-          <w:sz w:val="24"/>
-          <w:szCs w:val="24"/>
+          <w:sz w:val="32"/>
+          <w:szCs w:val="32"/>
           <w:highlight w:val="yellow"/>
         </w:rPr>
         <w:t>Interface:</w:t>
@@ -2488,8 +3187,8 @@
       <w:r>
         <w:rPr>
           <w:rFonts w:ascii="Times New Roman" w:eastAsia="Times New Roman" w:hAnsi="Times New Roman" w:cs="Times New Roman"/>
-          <w:sz w:val="24"/>
-          <w:szCs w:val="24"/>
+          <w:sz w:val="32"/>
+          <w:szCs w:val="32"/>
           <w:highlight w:val="yellow"/>
         </w:rPr>
         <w:t xml:space="preserve"> Payment</w:t>
@@ -2497,8 +3196,8 @@
       <w:r>
         <w:rPr>
           <w:rFonts w:ascii="Times New Roman" w:eastAsia="Times New Roman" w:hAnsi="Times New Roman" w:cs="Times New Roman"/>
-          <w:sz w:val="24"/>
-          <w:szCs w:val="24"/>
+          <w:sz w:val="32"/>
+          <w:szCs w:val="32"/>
           <w:highlight w:val="yellow"/>
         </w:rPr>
         <w:br/>
@@ -2508,8 +3207,8 @@
       <w:r>
         <w:rPr>
           <w:rFonts w:ascii="Times New Roman" w:eastAsia="Times New Roman" w:hAnsi="Times New Roman" w:cs="Times New Roman"/>
-          <w:sz w:val="24"/>
-          <w:szCs w:val="24"/>
+          <w:sz w:val="32"/>
+          <w:szCs w:val="32"/>
           <w:highlight w:val="yellow"/>
         </w:rPr>
         <w:t>pay(</w:t>
@@ -2518,8 +3217,8 @@
       <w:r>
         <w:rPr>
           <w:rFonts w:ascii="Times New Roman" w:eastAsia="Times New Roman" w:hAnsi="Times New Roman" w:cs="Times New Roman"/>
-          <w:sz w:val="24"/>
-          <w:szCs w:val="24"/>
+          <w:sz w:val="32"/>
+          <w:szCs w:val="32"/>
           <w:highlight w:val="yellow"/>
         </w:rPr>
         <w:t>double amount);</w:t>
@@ -2530,16 +3229,16 @@
         <w:spacing w:before="100" w:beforeAutospacing="1" w:after="100" w:afterAutospacing="1" w:line="240" w:lineRule="auto"/>
         <w:rPr>
           <w:rFonts w:ascii="Times New Roman" w:eastAsia="Times New Roman" w:hAnsi="Times New Roman" w:cs="Times New Roman"/>
-          <w:sz w:val="24"/>
-          <w:szCs w:val="24"/>
+          <w:sz w:val="32"/>
+          <w:szCs w:val="32"/>
         </w:rPr>
       </w:pPr>
       <w:r>
         <w:rPr>
           <w:rFonts w:ascii="Times New Roman" w:eastAsia="Times New Roman" w:hAnsi="Times New Roman" w:cs="Times New Roman"/>
           <w:b/>
-          <w:sz w:val="24"/>
-          <w:szCs w:val="24"/>
+          <w:sz w:val="32"/>
+          <w:szCs w:val="32"/>
           <w:highlight w:val="yellow"/>
         </w:rPr>
         <w:t>Abstract Class:</w:t>
@@ -2547,8 +3246,8 @@
       <w:r>
         <w:rPr>
           <w:rFonts w:ascii="Times New Roman" w:eastAsia="Times New Roman" w:hAnsi="Times New Roman" w:cs="Times New Roman"/>
-          <w:sz w:val="24"/>
-          <w:szCs w:val="24"/>
+          <w:sz w:val="32"/>
+          <w:szCs w:val="32"/>
           <w:highlight w:val="yellow"/>
         </w:rPr>
         <w:t xml:space="preserve"> Transaction</w:t>
@@ -2556,8 +3255,8 @@
       <w:r>
         <w:rPr>
           <w:rFonts w:ascii="Times New Roman" w:eastAsia="Times New Roman" w:hAnsi="Times New Roman" w:cs="Times New Roman"/>
-          <w:sz w:val="24"/>
-          <w:szCs w:val="24"/>
+          <w:sz w:val="32"/>
+          <w:szCs w:val="32"/>
           <w:highlight w:val="yellow"/>
         </w:rPr>
         <w:br/>
@@ -2568,8 +3267,8 @@
       <w:r>
         <w:rPr>
           <w:rFonts w:ascii="Times New Roman" w:eastAsia="Times New Roman" w:hAnsi="Times New Roman" w:cs="Times New Roman"/>
-          <w:sz w:val="24"/>
-          <w:szCs w:val="24"/>
+          <w:sz w:val="32"/>
+          <w:szCs w:val="32"/>
           <w:highlight w:val="yellow"/>
         </w:rPr>
         <w:t>transactionDetails</w:t>
@@ -2578,8 +3277,8 @@
       <w:r>
         <w:rPr>
           <w:rFonts w:ascii="Times New Roman" w:eastAsia="Times New Roman" w:hAnsi="Times New Roman" w:cs="Times New Roman"/>
-          <w:sz w:val="24"/>
-          <w:szCs w:val="24"/>
+          <w:sz w:val="32"/>
+          <w:szCs w:val="32"/>
           <w:highlight w:val="yellow"/>
         </w:rPr>
         <w:t>(</w:t>
@@ -2588,8 +3287,8 @@
       <w:r>
         <w:rPr>
           <w:rFonts w:ascii="Times New Roman" w:eastAsia="Times New Roman" w:hAnsi="Times New Roman" w:cs="Times New Roman"/>
-          <w:sz w:val="24"/>
-          <w:szCs w:val="24"/>
+          <w:sz w:val="32"/>
+          <w:szCs w:val="32"/>
           <w:highlight w:val="yellow"/>
         </w:rPr>
         <w:t>);</w:t>
@@ -2597,8 +3296,8 @@
       <w:r>
         <w:rPr>
           <w:rFonts w:ascii="Times New Roman" w:eastAsia="Times New Roman" w:hAnsi="Times New Roman" w:cs="Times New Roman"/>
-          <w:sz w:val="24"/>
-          <w:szCs w:val="24"/>
+          <w:sz w:val="32"/>
+          <w:szCs w:val="32"/>
           <w:highlight w:val="yellow"/>
         </w:rPr>
         <w:br/>
@@ -2610,16 +3309,16 @@
         <w:spacing w:before="100" w:beforeAutospacing="1" w:after="100" w:afterAutospacing="1" w:line="240" w:lineRule="auto"/>
         <w:rPr>
           <w:rFonts w:ascii="Times New Roman" w:eastAsia="Times New Roman" w:hAnsi="Times New Roman" w:cs="Times New Roman"/>
-          <w:sz w:val="24"/>
-          <w:szCs w:val="24"/>
+          <w:sz w:val="32"/>
+          <w:szCs w:val="32"/>
         </w:rPr>
       </w:pPr>
       <w:r>
         <w:rPr>
           <w:rFonts w:ascii="Times New Roman" w:eastAsia="Times New Roman" w:hAnsi="Times New Roman" w:cs="Times New Roman"/>
           <w:b/>
-          <w:sz w:val="24"/>
-          <w:szCs w:val="24"/>
+          <w:sz w:val="32"/>
+          <w:szCs w:val="32"/>
           <w:highlight w:val="green"/>
         </w:rPr>
         <w:t>Derived Class: 1</w:t>
@@ -2627,8 +3326,8 @@
       <w:r>
         <w:rPr>
           <w:rFonts w:ascii="Times New Roman" w:eastAsia="Times New Roman" w:hAnsi="Times New Roman" w:cs="Times New Roman"/>
-          <w:sz w:val="24"/>
-          <w:szCs w:val="24"/>
+          <w:sz w:val="32"/>
+          <w:szCs w:val="32"/>
           <w:highlight w:val="green"/>
         </w:rPr>
         <w:t xml:space="preserve">. </w:t>
@@ -2637,8 +3336,8 @@
       <w:r>
         <w:rPr>
           <w:rFonts w:ascii="Times New Roman" w:eastAsia="Times New Roman" w:hAnsi="Times New Roman" w:cs="Times New Roman"/>
-          <w:sz w:val="24"/>
-          <w:szCs w:val="24"/>
+          <w:sz w:val="32"/>
+          <w:szCs w:val="32"/>
           <w:highlight w:val="green"/>
         </w:rPr>
         <w:t>CreditCard</w:t>
@@ -2647,40 +3346,16 @@
       <w:r>
         <w:rPr>
           <w:rFonts w:ascii="Times New Roman" w:eastAsia="Times New Roman" w:hAnsi="Times New Roman" w:cs="Times New Roman"/>
-          <w:sz w:val="24"/>
-          <w:szCs w:val="24"/>
-        </w:rPr>
-        <w:t xml:space="preserve"> </w:t>
-      </w:r>
-      <w:r>
-        <w:rPr>
-          <w:rFonts w:ascii="Times New Roman" w:eastAsia="Times New Roman" w:hAnsi="Times New Roman" w:cs="Times New Roman"/>
-          <w:sz w:val="24"/>
-          <w:szCs w:val="24"/>
-        </w:rPr>
-        <w:t>Extends: Transaction</w:t>
-      </w:r>
-      <w:r>
-        <w:rPr>
-          <w:rFonts w:ascii="Times New Roman" w:eastAsia="Times New Roman" w:hAnsi="Times New Roman" w:cs="Times New Roman"/>
-          <w:sz w:val="24"/>
-          <w:szCs w:val="24"/>
-        </w:rPr>
-        <w:t xml:space="preserve"> </w:t>
-      </w:r>
-      <w:r>
-        <w:rPr>
-          <w:rFonts w:ascii="Times New Roman" w:eastAsia="Times New Roman" w:hAnsi="Times New Roman" w:cs="Times New Roman"/>
-          <w:sz w:val="24"/>
-          <w:szCs w:val="24"/>
-        </w:rPr>
-        <w:t>Implements: Payment</w:t>
-      </w:r>
-      <w:r>
-        <w:rPr>
-          <w:rFonts w:ascii="Times New Roman" w:eastAsia="Times New Roman" w:hAnsi="Times New Roman" w:cs="Times New Roman"/>
-          <w:sz w:val="24"/>
-          <w:szCs w:val="24"/>
+          <w:sz w:val="32"/>
+          <w:szCs w:val="32"/>
+        </w:rPr>
+        <w:t xml:space="preserve"> Extends: Transaction Implements: Payment</w:t>
+      </w:r>
+      <w:r>
+        <w:rPr>
+          <w:rFonts w:ascii="Times New Roman" w:eastAsia="Times New Roman" w:hAnsi="Times New Roman" w:cs="Times New Roman"/>
+          <w:sz w:val="32"/>
+          <w:szCs w:val="32"/>
         </w:rPr>
         <w:br/>
       </w:r>
@@ -2688,8 +3363,8 @@
         <w:rPr>
           <w:rFonts w:ascii="Times New Roman" w:eastAsia="Times New Roman" w:hAnsi="Times New Roman" w:cs="Times New Roman"/>
           <w:b/>
-          <w:sz w:val="24"/>
-          <w:szCs w:val="24"/>
+          <w:sz w:val="32"/>
+          <w:szCs w:val="32"/>
           <w:highlight w:val="green"/>
         </w:rPr>
         <w:t>Data Member:</w:t>
@@ -2697,8 +3372,8 @@
       <w:r>
         <w:rPr>
           <w:rFonts w:ascii="Times New Roman" w:eastAsia="Times New Roman" w:hAnsi="Times New Roman" w:cs="Times New Roman"/>
-          <w:sz w:val="24"/>
-          <w:szCs w:val="24"/>
+          <w:sz w:val="32"/>
+          <w:szCs w:val="32"/>
           <w:highlight w:val="green"/>
         </w:rPr>
         <w:t xml:space="preserve"> String </w:t>
@@ -2707,8 +3382,8 @@
       <w:r>
         <w:rPr>
           <w:rFonts w:ascii="Times New Roman" w:eastAsia="Times New Roman" w:hAnsi="Times New Roman" w:cs="Times New Roman"/>
-          <w:sz w:val="24"/>
-          <w:szCs w:val="24"/>
+          <w:sz w:val="32"/>
+          <w:szCs w:val="32"/>
           <w:highlight w:val="green"/>
         </w:rPr>
         <w:t>cardNumber</w:t>
@@ -2717,8 +3392,8 @@
       <w:r>
         <w:rPr>
           <w:rFonts w:ascii="Times New Roman" w:eastAsia="Times New Roman" w:hAnsi="Times New Roman" w:cs="Times New Roman"/>
-          <w:sz w:val="24"/>
-          <w:szCs w:val="24"/>
+          <w:sz w:val="32"/>
+          <w:szCs w:val="32"/>
         </w:rPr>
         <w:br/>
       </w:r>
@@ -2726,16 +3401,16 @@
         <w:rPr>
           <w:rFonts w:ascii="Times New Roman" w:eastAsia="Times New Roman" w:hAnsi="Times New Roman" w:cs="Times New Roman"/>
           <w:b/>
-          <w:sz w:val="24"/>
-          <w:szCs w:val="24"/>
+          <w:sz w:val="32"/>
+          <w:szCs w:val="32"/>
         </w:rPr>
         <w:t>Methods:</w:t>
       </w:r>
       <w:r>
         <w:rPr>
           <w:rFonts w:ascii="Times New Roman" w:eastAsia="Times New Roman" w:hAnsi="Times New Roman" w:cs="Times New Roman"/>
-          <w:sz w:val="24"/>
-          <w:szCs w:val="24"/>
+          <w:sz w:val="32"/>
+          <w:szCs w:val="32"/>
         </w:rPr>
         <w:t xml:space="preserve"> 1) </w:t>
       </w:r>
@@ -2744,8 +3419,8 @@
       <w:r>
         <w:rPr>
           <w:rFonts w:ascii="Times New Roman" w:eastAsia="Times New Roman" w:hAnsi="Times New Roman" w:cs="Times New Roman"/>
-          <w:sz w:val="24"/>
-          <w:szCs w:val="24"/>
+          <w:sz w:val="32"/>
+          <w:szCs w:val="32"/>
         </w:rPr>
         <w:t>transactionDetails</w:t>
       </w:r>
@@ -2753,8 +3428,8 @@
       <w:r>
         <w:rPr>
           <w:rFonts w:ascii="Times New Roman" w:eastAsia="Times New Roman" w:hAnsi="Times New Roman" w:cs="Times New Roman"/>
-          <w:sz w:val="24"/>
-          <w:szCs w:val="24"/>
+          <w:sz w:val="32"/>
+          <w:szCs w:val="32"/>
         </w:rPr>
         <w:t>(</w:t>
       </w:r>
@@ -2762,49 +3437,34 @@
       <w:r>
         <w:rPr>
           <w:rFonts w:ascii="Times New Roman" w:eastAsia="Times New Roman" w:hAnsi="Times New Roman" w:cs="Times New Roman"/>
-          <w:sz w:val="24"/>
-          <w:szCs w:val="24"/>
+          <w:sz w:val="32"/>
+          <w:szCs w:val="32"/>
         </w:rPr>
         <w:t>) → Prints "Payment through Credit Card"</w:t>
       </w:r>
       <w:r>
         <w:rPr>
           <w:rFonts w:ascii="Times New Roman" w:eastAsia="Times New Roman" w:hAnsi="Times New Roman" w:cs="Times New Roman"/>
-          <w:sz w:val="24"/>
-          <w:szCs w:val="24"/>
+          <w:sz w:val="32"/>
+          <w:szCs w:val="32"/>
         </w:rPr>
         <w:br/>
-      </w:r>
-      <w:r>
-        <w:rPr>
-          <w:rFonts w:ascii="Times New Roman" w:eastAsia="Times New Roman" w:hAnsi="Times New Roman" w:cs="Times New Roman"/>
-          <w:sz w:val="24"/>
-          <w:szCs w:val="24"/>
-        </w:rPr>
         <w:t xml:space="preserve">    </w:t>
       </w:r>
       <w:r>
         <w:rPr>
           <w:rFonts w:ascii="Times New Roman" w:eastAsia="Times New Roman" w:hAnsi="Times New Roman" w:cs="Times New Roman"/>
-          <w:sz w:val="24"/>
-          <w:szCs w:val="24"/>
+          <w:sz w:val="32"/>
+          <w:szCs w:val="32"/>
         </w:rPr>
         <w:tab/>
-        <w:t xml:space="preserve">     2) </w:t>
-      </w:r>
-      <w:r>
-        <w:rPr>
-          <w:rFonts w:ascii="Times New Roman" w:eastAsia="Times New Roman" w:hAnsi="Times New Roman" w:cs="Times New Roman"/>
-          <w:sz w:val="24"/>
-          <w:szCs w:val="24"/>
-        </w:rPr>
-        <w:t>pay(amount) → Prints</w:t>
-      </w:r>
-      <w:r>
-        <w:rPr>
-          <w:rFonts w:ascii="Times New Roman" w:eastAsia="Times New Roman" w:hAnsi="Times New Roman" w:cs="Times New Roman"/>
-          <w:sz w:val="24"/>
-          <w:szCs w:val="24"/>
+        <w:t xml:space="preserve">     2) pay(amount) → Prints</w:t>
+      </w:r>
+      <w:r>
+        <w:rPr>
+          <w:rFonts w:ascii="Times New Roman" w:eastAsia="Times New Roman" w:hAnsi="Times New Roman" w:cs="Times New Roman"/>
+          <w:sz w:val="32"/>
+          <w:szCs w:val="32"/>
         </w:rPr>
         <w:t xml:space="preserve"> </w:t>
       </w:r>
@@ -2812,8 +3472,8 @@
       <w:r>
         <w:rPr>
           <w:rFonts w:ascii="Times New Roman" w:eastAsia="Times New Roman" w:hAnsi="Times New Roman" w:cs="Times New Roman"/>
-          <w:sz w:val="24"/>
-          <w:szCs w:val="24"/>
+          <w:sz w:val="32"/>
+          <w:szCs w:val="32"/>
         </w:rPr>
         <w:t>CreditCard</w:t>
       </w:r>
@@ -2821,8 +3481,8 @@
       <w:r>
         <w:rPr>
           <w:rFonts w:ascii="Times New Roman" w:eastAsia="Times New Roman" w:hAnsi="Times New Roman" w:cs="Times New Roman"/>
-          <w:sz w:val="24"/>
-          <w:szCs w:val="24"/>
+          <w:sz w:val="32"/>
+          <w:szCs w:val="32"/>
         </w:rPr>
         <w:t xml:space="preserve"> paid amount</w:t>
       </w:r>
@@ -2832,16 +3492,16 @@
         <w:spacing w:before="100" w:beforeAutospacing="1" w:after="100" w:afterAutospacing="1" w:line="240" w:lineRule="auto"/>
         <w:rPr>
           <w:rFonts w:ascii="Times New Roman" w:eastAsia="Times New Roman" w:hAnsi="Times New Roman" w:cs="Times New Roman"/>
-          <w:sz w:val="24"/>
-          <w:szCs w:val="24"/>
+          <w:sz w:val="32"/>
+          <w:szCs w:val="32"/>
         </w:rPr>
       </w:pPr>
       <w:r>
         <w:rPr>
           <w:rFonts w:ascii="Times New Roman" w:eastAsia="Times New Roman" w:hAnsi="Times New Roman" w:cs="Times New Roman"/>
           <w:b/>
-          <w:sz w:val="24"/>
-          <w:szCs w:val="24"/>
+          <w:sz w:val="32"/>
+          <w:szCs w:val="32"/>
           <w:highlight w:val="cyan"/>
         </w:rPr>
         <w:t>Derived Class: 2</w:t>
@@ -2849,8 +3509,8 @@
       <w:r>
         <w:rPr>
           <w:rFonts w:ascii="Times New Roman" w:eastAsia="Times New Roman" w:hAnsi="Times New Roman" w:cs="Times New Roman"/>
-          <w:sz w:val="24"/>
-          <w:szCs w:val="24"/>
+          <w:sz w:val="32"/>
+          <w:szCs w:val="32"/>
           <w:highlight w:val="cyan"/>
         </w:rPr>
         <w:t>. UPI Extends: Transaction Implements: Payment</w:t>
@@ -2858,8 +3518,8 @@
       <w:r>
         <w:rPr>
           <w:rFonts w:ascii="Times New Roman" w:eastAsia="Times New Roman" w:hAnsi="Times New Roman" w:cs="Times New Roman"/>
-          <w:sz w:val="24"/>
-          <w:szCs w:val="24"/>
+          <w:sz w:val="32"/>
+          <w:szCs w:val="32"/>
         </w:rPr>
         <w:br/>
       </w:r>
@@ -2867,33 +3527,25 @@
         <w:rPr>
           <w:rFonts w:ascii="Times New Roman" w:eastAsia="Times New Roman" w:hAnsi="Times New Roman" w:cs="Times New Roman"/>
           <w:b/>
-          <w:sz w:val="24"/>
-          <w:szCs w:val="24"/>
+          <w:sz w:val="32"/>
+          <w:szCs w:val="32"/>
         </w:rPr>
         <w:t>Data Member:</w:t>
       </w:r>
       <w:r>
         <w:rPr>
           <w:rFonts w:ascii="Times New Roman" w:eastAsia="Times New Roman" w:hAnsi="Times New Roman" w:cs="Times New Roman"/>
-          <w:sz w:val="24"/>
-          <w:szCs w:val="24"/>
-        </w:rPr>
-        <w:t xml:space="preserve"> </w:t>
-      </w:r>
-      <w:r>
-        <w:rPr>
-          <w:rFonts w:ascii="Times New Roman" w:eastAsia="Times New Roman" w:hAnsi="Times New Roman" w:cs="Times New Roman"/>
-          <w:sz w:val="24"/>
-          <w:szCs w:val="24"/>
-        </w:rPr>
-        <w:t xml:space="preserve">String </w:t>
+          <w:sz w:val="32"/>
+          <w:szCs w:val="32"/>
+        </w:rPr>
+        <w:t xml:space="preserve"> String </w:t>
       </w:r>
       <w:proofErr w:type="spellStart"/>
       <w:r>
         <w:rPr>
           <w:rFonts w:ascii="Times New Roman" w:eastAsia="Times New Roman" w:hAnsi="Times New Roman" w:cs="Times New Roman"/>
-          <w:sz w:val="24"/>
-          <w:szCs w:val="24"/>
+          <w:sz w:val="32"/>
+          <w:szCs w:val="32"/>
         </w:rPr>
         <w:t>upiId</w:t>
       </w:r>
@@ -2901,8 +3553,8 @@
       <w:r>
         <w:rPr>
           <w:rFonts w:ascii="Times New Roman" w:eastAsia="Times New Roman" w:hAnsi="Times New Roman" w:cs="Times New Roman"/>
-          <w:sz w:val="24"/>
-          <w:szCs w:val="24"/>
+          <w:sz w:val="32"/>
+          <w:szCs w:val="32"/>
         </w:rPr>
         <w:br/>
       </w:r>
@@ -2910,27 +3562,18 @@
         <w:rPr>
           <w:rFonts w:ascii="Times New Roman" w:eastAsia="Times New Roman" w:hAnsi="Times New Roman" w:cs="Times New Roman"/>
           <w:b/>
-          <w:sz w:val="24"/>
-          <w:szCs w:val="24"/>
-        </w:rPr>
-        <w:t>Methods:</w:t>
-      </w:r>
-      <w:r>
-        <w:rPr>
-          <w:rFonts w:ascii="Times New Roman" w:eastAsia="Times New Roman" w:hAnsi="Times New Roman" w:cs="Times New Roman"/>
-          <w:b/>
-          <w:sz w:val="24"/>
-          <w:szCs w:val="24"/>
-        </w:rPr>
-        <w:t xml:space="preserve"> </w:t>
+          <w:sz w:val="32"/>
+          <w:szCs w:val="32"/>
+        </w:rPr>
+        <w:t xml:space="preserve">Methods: </w:t>
       </w:r>
       <w:proofErr w:type="spellStart"/>
       <w:proofErr w:type="gramStart"/>
       <w:r>
         <w:rPr>
           <w:rFonts w:ascii="Times New Roman" w:eastAsia="Times New Roman" w:hAnsi="Times New Roman" w:cs="Times New Roman"/>
-          <w:sz w:val="24"/>
-          <w:szCs w:val="24"/>
+          <w:sz w:val="32"/>
+          <w:szCs w:val="32"/>
         </w:rPr>
         <w:t>transactionDetails</w:t>
       </w:r>
@@ -2938,8 +3581,8 @@
       <w:r>
         <w:rPr>
           <w:rFonts w:ascii="Times New Roman" w:eastAsia="Times New Roman" w:hAnsi="Times New Roman" w:cs="Times New Roman"/>
-          <w:sz w:val="24"/>
-          <w:szCs w:val="24"/>
+          <w:sz w:val="32"/>
+          <w:szCs w:val="32"/>
         </w:rPr>
         <w:t>(</w:t>
       </w:r>
@@ -2947,57 +3590,42 @@
       <w:r>
         <w:rPr>
           <w:rFonts w:ascii="Times New Roman" w:eastAsia="Times New Roman" w:hAnsi="Times New Roman" w:cs="Times New Roman"/>
-          <w:sz w:val="24"/>
-          <w:szCs w:val="24"/>
+          <w:sz w:val="32"/>
+          <w:szCs w:val="32"/>
         </w:rPr>
         <w:t>) → Prints "Payment through UPI"</w:t>
       </w:r>
       <w:r>
         <w:rPr>
           <w:rFonts w:ascii="Times New Roman" w:eastAsia="Times New Roman" w:hAnsi="Times New Roman" w:cs="Times New Roman"/>
-          <w:sz w:val="24"/>
-          <w:szCs w:val="24"/>
+          <w:sz w:val="32"/>
+          <w:szCs w:val="32"/>
         </w:rPr>
         <w:br/>
-      </w:r>
-      <w:r>
-        <w:rPr>
-          <w:rFonts w:ascii="Times New Roman" w:eastAsia="Times New Roman" w:hAnsi="Times New Roman" w:cs="Times New Roman"/>
-          <w:sz w:val="24"/>
-          <w:szCs w:val="24"/>
-        </w:rPr>
         <w:t xml:space="preserve">    </w:t>
       </w:r>
       <w:r>
         <w:rPr>
           <w:rFonts w:ascii="Times New Roman" w:eastAsia="Times New Roman" w:hAnsi="Times New Roman" w:cs="Times New Roman"/>
-          <w:sz w:val="24"/>
-          <w:szCs w:val="24"/>
+          <w:sz w:val="32"/>
+          <w:szCs w:val="32"/>
         </w:rPr>
         <w:tab/>
-        <w:t xml:space="preserve">     </w:t>
-      </w:r>
-      <w:r>
-        <w:rPr>
-          <w:rFonts w:ascii="Times New Roman" w:eastAsia="Times New Roman" w:hAnsi="Times New Roman" w:cs="Times New Roman"/>
-          <w:sz w:val="24"/>
-          <w:szCs w:val="24"/>
-        </w:rPr>
-        <w:t>pay(amount) → Prints</w:t>
-      </w:r>
-      <w:r>
-        <w:rPr>
-          <w:rFonts w:ascii="Times New Roman" w:eastAsia="Times New Roman" w:hAnsi="Times New Roman" w:cs="Times New Roman"/>
-          <w:sz w:val="24"/>
-          <w:szCs w:val="24"/>
+        <w:t xml:space="preserve">     pay(amount) → Prints</w:t>
+      </w:r>
+      <w:r>
+        <w:rPr>
+          <w:rFonts w:ascii="Times New Roman" w:eastAsia="Times New Roman" w:hAnsi="Times New Roman" w:cs="Times New Roman"/>
+          <w:sz w:val="32"/>
+          <w:szCs w:val="32"/>
         </w:rPr>
         <w:t xml:space="preserve"> UPI</w:t>
       </w:r>
       <w:r>
         <w:rPr>
           <w:rFonts w:ascii="Times New Roman" w:eastAsia="Times New Roman" w:hAnsi="Times New Roman" w:cs="Times New Roman"/>
-          <w:sz w:val="24"/>
-          <w:szCs w:val="24"/>
+          <w:sz w:val="32"/>
+          <w:szCs w:val="32"/>
         </w:rPr>
         <w:t xml:space="preserve"> paid amount</w:t>
       </w:r>
@@ -3007,24 +3635,24 @@
         <w:spacing w:before="100" w:beforeAutospacing="1" w:after="100" w:afterAutospacing="1" w:line="240" w:lineRule="auto"/>
         <w:rPr>
           <w:rFonts w:ascii="Times New Roman" w:eastAsia="Times New Roman" w:hAnsi="Times New Roman" w:cs="Times New Roman"/>
-          <w:sz w:val="24"/>
-          <w:szCs w:val="24"/>
+          <w:sz w:val="32"/>
+          <w:szCs w:val="32"/>
         </w:rPr>
       </w:pPr>
       <w:r>
         <w:rPr>
           <w:rFonts w:ascii="Times New Roman" w:eastAsia="Times New Roman" w:hAnsi="Times New Roman" w:cs="Times New Roman"/>
           <w:b/>
-          <w:sz w:val="24"/>
-          <w:szCs w:val="24"/>
+          <w:sz w:val="32"/>
+          <w:szCs w:val="32"/>
         </w:rPr>
         <w:t>Main Class:</w:t>
       </w:r>
       <w:r>
         <w:rPr>
           <w:rFonts w:ascii="Times New Roman" w:eastAsia="Times New Roman" w:hAnsi="Times New Roman" w:cs="Times New Roman"/>
-          <w:sz w:val="24"/>
-          <w:szCs w:val="24"/>
+          <w:sz w:val="32"/>
+          <w:szCs w:val="32"/>
         </w:rPr>
         <w:t xml:space="preserve"> </w:t>
       </w:r>
@@ -3032,8 +3660,8 @@
       <w:r>
         <w:rPr>
           <w:rFonts w:ascii="Times New Roman" w:eastAsia="Times New Roman" w:hAnsi="Times New Roman" w:cs="Times New Roman"/>
-          <w:sz w:val="24"/>
-          <w:szCs w:val="24"/>
+          <w:sz w:val="32"/>
+          <w:szCs w:val="32"/>
         </w:rPr>
         <w:t>PaymentDemo</w:t>
       </w:r>
@@ -3041,8 +3669,8 @@
       <w:r>
         <w:rPr>
           <w:rFonts w:ascii="Times New Roman" w:eastAsia="Times New Roman" w:hAnsi="Times New Roman" w:cs="Times New Roman"/>
-          <w:sz w:val="24"/>
-          <w:szCs w:val="24"/>
+          <w:sz w:val="32"/>
+          <w:szCs w:val="32"/>
         </w:rPr>
         <w:br/>
         <w:t xml:space="preserve">Contains the </w:t>
@@ -3051,8 +3679,8 @@
       <w:r>
         <w:rPr>
           <w:rFonts w:ascii="Times New Roman" w:eastAsia="Times New Roman" w:hAnsi="Times New Roman" w:cs="Times New Roman"/>
-          <w:sz w:val="24"/>
-          <w:szCs w:val="24"/>
+          <w:sz w:val="32"/>
+          <w:szCs w:val="32"/>
         </w:rPr>
         <w:t>main(</w:t>
       </w:r>
@@ -3060,16 +3688,16 @@
       <w:r>
         <w:rPr>
           <w:rFonts w:ascii="Times New Roman" w:eastAsia="Times New Roman" w:hAnsi="Times New Roman" w:cs="Times New Roman"/>
-          <w:sz w:val="24"/>
-          <w:szCs w:val="24"/>
+          <w:sz w:val="32"/>
+          <w:szCs w:val="32"/>
         </w:rPr>
         <w:t>) method.</w:t>
       </w:r>
       <w:r>
         <w:rPr>
           <w:rFonts w:ascii="Times New Roman" w:eastAsia="Times New Roman" w:hAnsi="Times New Roman" w:cs="Times New Roman"/>
-          <w:sz w:val="24"/>
-          <w:szCs w:val="24"/>
+          <w:sz w:val="32"/>
+          <w:szCs w:val="32"/>
         </w:rPr>
         <w:br/>
       </w:r>
@@ -3077,41 +3705,26 @@
         <w:rPr>
           <w:rFonts w:ascii="Times New Roman" w:eastAsia="Times New Roman" w:hAnsi="Times New Roman" w:cs="Times New Roman"/>
           <w:b/>
-          <w:sz w:val="24"/>
-          <w:szCs w:val="24"/>
+          <w:sz w:val="32"/>
+          <w:szCs w:val="32"/>
         </w:rPr>
         <w:t>Operations Performed:</w:t>
       </w:r>
       <w:r>
         <w:rPr>
           <w:rFonts w:ascii="Times New Roman" w:eastAsia="Times New Roman" w:hAnsi="Times New Roman" w:cs="Times New Roman"/>
-          <w:sz w:val="24"/>
-          <w:szCs w:val="24"/>
+          <w:sz w:val="32"/>
+          <w:szCs w:val="32"/>
         </w:rPr>
         <w:br/>
-      </w:r>
-      <w:r>
-        <w:rPr>
-          <w:rFonts w:ascii="Times New Roman" w:eastAsia="Times New Roman" w:hAnsi="Times New Roman" w:cs="Times New Roman"/>
-          <w:sz w:val="24"/>
-          <w:szCs w:val="24"/>
-        </w:rPr>
-        <w:t xml:space="preserve"> </w:t>
-      </w:r>
-      <w:r>
-        <w:rPr>
-          <w:rFonts w:ascii="Times New Roman" w:eastAsia="Times New Roman" w:hAnsi="Times New Roman" w:cs="Times New Roman"/>
-          <w:sz w:val="24"/>
-          <w:szCs w:val="24"/>
-        </w:rPr>
-        <w:t xml:space="preserve">Creates </w:t>
+        <w:t xml:space="preserve"> Creates </w:t>
       </w:r>
       <w:proofErr w:type="spellStart"/>
       <w:r>
         <w:rPr>
           <w:rFonts w:ascii="Times New Roman" w:eastAsia="Times New Roman" w:hAnsi="Times New Roman" w:cs="Times New Roman"/>
-          <w:sz w:val="24"/>
-          <w:szCs w:val="24"/>
+          <w:sz w:val="32"/>
+          <w:szCs w:val="32"/>
         </w:rPr>
         <w:t>CreditCard</w:t>
       </w:r>
@@ -3119,156 +3732,167 @@
       <w:r>
         <w:rPr>
           <w:rFonts w:ascii="Times New Roman" w:eastAsia="Times New Roman" w:hAnsi="Times New Roman" w:cs="Times New Roman"/>
-          <w:sz w:val="24"/>
-          <w:szCs w:val="24"/>
+          <w:sz w:val="32"/>
+          <w:szCs w:val="32"/>
         </w:rPr>
         <w:t xml:space="preserve"> object.</w:t>
       </w:r>
       <w:r>
         <w:rPr>
           <w:rFonts w:ascii="Times New Roman" w:eastAsia="Times New Roman" w:hAnsi="Times New Roman" w:cs="Times New Roman"/>
-          <w:sz w:val="24"/>
-          <w:szCs w:val="24"/>
+          <w:sz w:val="32"/>
+          <w:szCs w:val="32"/>
         </w:rPr>
         <w:br/>
-      </w:r>
-      <w:r>
-        <w:rPr>
-          <w:rFonts w:ascii="Times New Roman" w:eastAsia="Times New Roman" w:hAnsi="Times New Roman" w:cs="Times New Roman"/>
-          <w:sz w:val="24"/>
-          <w:szCs w:val="24"/>
-        </w:rPr>
-        <w:t xml:space="preserve"> </w:t>
-      </w:r>
-      <w:r>
-        <w:rPr>
-          <w:rFonts w:ascii="Times New Roman" w:eastAsia="Times New Roman" w:hAnsi="Times New Roman" w:cs="Times New Roman"/>
-          <w:sz w:val="24"/>
-          <w:szCs w:val="24"/>
-        </w:rPr>
-        <w:t>Displays transaction type.</w:t>
-      </w:r>
-      <w:r>
-        <w:rPr>
-          <w:rFonts w:ascii="Times New Roman" w:eastAsia="Times New Roman" w:hAnsi="Times New Roman" w:cs="Times New Roman"/>
-          <w:sz w:val="24"/>
-          <w:szCs w:val="24"/>
+        <w:t xml:space="preserve"> Displays transaction type.</w:t>
+      </w:r>
+      <w:r>
+        <w:rPr>
+          <w:rFonts w:ascii="Times New Roman" w:eastAsia="Times New Roman" w:hAnsi="Times New Roman" w:cs="Times New Roman"/>
+          <w:sz w:val="32"/>
+          <w:szCs w:val="32"/>
         </w:rPr>
         <w:br/>
-      </w:r>
-      <w:r>
-        <w:rPr>
-          <w:rFonts w:ascii="Times New Roman" w:eastAsia="Times New Roman" w:hAnsi="Times New Roman" w:cs="Times New Roman"/>
-          <w:sz w:val="24"/>
-          <w:szCs w:val="24"/>
-        </w:rPr>
-        <w:t xml:space="preserve"> </w:t>
-      </w:r>
-      <w:r>
-        <w:rPr>
-          <w:rFonts w:ascii="Times New Roman" w:eastAsia="Times New Roman" w:hAnsi="Times New Roman" w:cs="Times New Roman"/>
-          <w:sz w:val="24"/>
-          <w:szCs w:val="24"/>
-        </w:rPr>
-        <w:t>Performs payment.</w:t>
-      </w:r>
-      <w:r>
-        <w:rPr>
-          <w:rFonts w:ascii="Times New Roman" w:eastAsia="Times New Roman" w:hAnsi="Times New Roman" w:cs="Times New Roman"/>
-          <w:sz w:val="24"/>
-          <w:szCs w:val="24"/>
+        <w:t xml:space="preserve"> Performs payment.</w:t>
+      </w:r>
+      <w:r>
+        <w:rPr>
+          <w:rFonts w:ascii="Times New Roman" w:eastAsia="Times New Roman" w:hAnsi="Times New Roman" w:cs="Times New Roman"/>
+          <w:sz w:val="32"/>
+          <w:szCs w:val="32"/>
         </w:rPr>
         <w:br/>
-      </w:r>
-      <w:r>
-        <w:rPr>
-          <w:rFonts w:ascii="Times New Roman" w:eastAsia="Times New Roman" w:hAnsi="Times New Roman" w:cs="Times New Roman"/>
-          <w:sz w:val="24"/>
-          <w:szCs w:val="24"/>
-        </w:rPr>
-        <w:t xml:space="preserve"> </w:t>
-      </w:r>
-      <w:r>
-        <w:rPr>
-          <w:rFonts w:ascii="Times New Roman" w:eastAsia="Times New Roman" w:hAnsi="Times New Roman" w:cs="Times New Roman"/>
-          <w:sz w:val="24"/>
-          <w:szCs w:val="24"/>
-        </w:rPr>
-        <w:t>Creates UPI object.</w:t>
-      </w:r>
-      <w:r>
-        <w:rPr>
-          <w:rFonts w:ascii="Times New Roman" w:eastAsia="Times New Roman" w:hAnsi="Times New Roman" w:cs="Times New Roman"/>
-          <w:sz w:val="24"/>
-          <w:szCs w:val="24"/>
+        <w:t xml:space="preserve"> Creates UPI object.</w:t>
+      </w:r>
+      <w:r>
+        <w:rPr>
+          <w:rFonts w:ascii="Times New Roman" w:eastAsia="Times New Roman" w:hAnsi="Times New Roman" w:cs="Times New Roman"/>
+          <w:sz w:val="32"/>
+          <w:szCs w:val="32"/>
         </w:rPr>
         <w:br/>
-      </w:r>
-      <w:r>
-        <w:rPr>
-          <w:rFonts w:ascii="Times New Roman" w:eastAsia="Times New Roman" w:hAnsi="Times New Roman" w:cs="Times New Roman"/>
-          <w:sz w:val="24"/>
-          <w:szCs w:val="24"/>
-        </w:rPr>
-        <w:t xml:space="preserve"> </w:t>
-      </w:r>
-      <w:r>
-        <w:rPr>
-          <w:rFonts w:ascii="Times New Roman" w:eastAsia="Times New Roman" w:hAnsi="Times New Roman" w:cs="Times New Roman"/>
-          <w:sz w:val="24"/>
-          <w:szCs w:val="24"/>
-        </w:rPr>
-        <w:t>Displays transaction type.</w:t>
-      </w:r>
-      <w:r>
-        <w:rPr>
-          <w:rFonts w:ascii="Times New Roman" w:eastAsia="Times New Roman" w:hAnsi="Times New Roman" w:cs="Times New Roman"/>
-          <w:sz w:val="24"/>
-          <w:szCs w:val="24"/>
+        <w:t xml:space="preserve"> Displays transaction type.</w:t>
+      </w:r>
+      <w:r>
+        <w:rPr>
+          <w:rFonts w:ascii="Times New Roman" w:eastAsia="Times New Roman" w:hAnsi="Times New Roman" w:cs="Times New Roman"/>
+          <w:sz w:val="32"/>
+          <w:szCs w:val="32"/>
         </w:rPr>
         <w:br/>
-      </w:r>
-      <w:r>
-        <w:rPr>
-          <w:rFonts w:ascii="Times New Roman" w:eastAsia="Times New Roman" w:hAnsi="Times New Roman" w:cs="Times New Roman"/>
-          <w:sz w:val="24"/>
-          <w:szCs w:val="24"/>
-        </w:rPr>
-        <w:t xml:space="preserve"> </w:t>
-      </w:r>
-      <w:r>
-        <w:rPr>
-          <w:rFonts w:ascii="Times New Roman" w:eastAsia="Times New Roman" w:hAnsi="Times New Roman" w:cs="Times New Roman"/>
-          <w:sz w:val="24"/>
-          <w:szCs w:val="24"/>
-        </w:rPr>
-        <w:t>Performs payment.</w:t>
-      </w:r>
-    </w:p>
-    <w:p/>
-    <w:p/>
-    <w:p/>
-    <w:p/>
-    <w:p/>
-    <w:p/>
-    <w:p/>
-    <w:p/>
-    <w:p/>
-    <w:p/>
-    <w:p/>
-    <w:p/>
+        <w:t xml:space="preserve"> Performs payment.</w:t>
+      </w:r>
+    </w:p>
+    <w:p>
+      <w:pPr>
+        <w:rPr>
+          <w:sz w:val="32"/>
+          <w:szCs w:val="32"/>
+        </w:rPr>
+      </w:pPr>
+    </w:p>
+    <w:p>
+      <w:pPr>
+        <w:rPr>
+          <w:sz w:val="32"/>
+          <w:szCs w:val="32"/>
+        </w:rPr>
+      </w:pPr>
+    </w:p>
+    <w:p>
+      <w:pPr>
+        <w:rPr>
+          <w:sz w:val="32"/>
+          <w:szCs w:val="32"/>
+        </w:rPr>
+      </w:pPr>
+    </w:p>
+    <w:p>
+      <w:pPr>
+        <w:rPr>
+          <w:sz w:val="32"/>
+          <w:szCs w:val="32"/>
+        </w:rPr>
+      </w:pPr>
+    </w:p>
+    <w:p>
+      <w:pPr>
+        <w:rPr>
+          <w:sz w:val="32"/>
+          <w:szCs w:val="32"/>
+        </w:rPr>
+      </w:pPr>
+    </w:p>
+    <w:p>
+      <w:pPr>
+        <w:rPr>
+          <w:sz w:val="32"/>
+          <w:szCs w:val="32"/>
+        </w:rPr>
+      </w:pPr>
+    </w:p>
+    <w:p>
+      <w:pPr>
+        <w:rPr>
+          <w:sz w:val="32"/>
+          <w:szCs w:val="32"/>
+        </w:rPr>
+      </w:pPr>
+    </w:p>
+    <w:p>
+      <w:pPr>
+        <w:rPr>
+          <w:sz w:val="32"/>
+          <w:szCs w:val="32"/>
+        </w:rPr>
+      </w:pPr>
+    </w:p>
+    <w:p>
+      <w:pPr>
+        <w:rPr>
+          <w:sz w:val="32"/>
+          <w:szCs w:val="32"/>
+        </w:rPr>
+      </w:pPr>
+    </w:p>
+    <w:p>
+      <w:pPr>
+        <w:rPr>
+          <w:sz w:val="32"/>
+          <w:szCs w:val="32"/>
+        </w:rPr>
+      </w:pPr>
+    </w:p>
+    <w:p>
+      <w:pPr>
+        <w:rPr>
+          <w:sz w:val="32"/>
+          <w:szCs w:val="32"/>
+        </w:rPr>
+      </w:pPr>
+    </w:p>
+    <w:p>
+      <w:pPr>
+        <w:rPr>
+          <w:sz w:val="32"/>
+          <w:szCs w:val="32"/>
+        </w:rPr>
+      </w:pPr>
+    </w:p>
     <w:p>
       <w:pPr>
         <w:pStyle w:val="NormalWeb"/>
         <w:rPr>
           <w:b/>
-          <w:sz w:val="56"/>
+          <w:sz w:val="32"/>
+          <w:szCs w:val="32"/>
         </w:rPr>
       </w:pPr>
       <w:r>
         <w:rPr>
           <w:b/>
-          <w:sz w:val="36"/>
+          <w:sz w:val="32"/>
+          <w:szCs w:val="32"/>
           <w:highlight w:val="yellow"/>
         </w:rPr>
         <w:t>PROGRAM – 4</w:t>
@@ -3279,32 +3903,32 @@
         <w:spacing w:before="100" w:beforeAutospacing="1" w:after="100" w:afterAutospacing="1" w:line="240" w:lineRule="auto"/>
         <w:rPr>
           <w:rFonts w:ascii="Times New Roman" w:eastAsia="Times New Roman" w:hAnsi="Times New Roman" w:cs="Times New Roman"/>
-          <w:sz w:val="24"/>
-          <w:szCs w:val="24"/>
+          <w:sz w:val="32"/>
+          <w:szCs w:val="32"/>
         </w:rPr>
       </w:pPr>
       <w:r>
         <w:rPr>
           <w:rFonts w:ascii="Times New Roman" w:eastAsia="Times New Roman" w:hAnsi="Times New Roman" w:cs="Times New Roman"/>
           <w:b/>
-          <w:sz w:val="24"/>
-          <w:szCs w:val="24"/>
+          <w:sz w:val="32"/>
+          <w:szCs w:val="32"/>
         </w:rPr>
         <w:t>Interface:</w:t>
       </w:r>
       <w:r>
         <w:rPr>
           <w:rFonts w:ascii="Times New Roman" w:eastAsia="Times New Roman" w:hAnsi="Times New Roman" w:cs="Times New Roman"/>
-          <w:sz w:val="24"/>
-          <w:szCs w:val="24"/>
+          <w:sz w:val="32"/>
+          <w:szCs w:val="32"/>
         </w:rPr>
         <w:t xml:space="preserve"> Tax</w:t>
       </w:r>
       <w:r>
         <w:rPr>
           <w:rFonts w:ascii="Times New Roman" w:eastAsia="Times New Roman" w:hAnsi="Times New Roman" w:cs="Times New Roman"/>
-          <w:sz w:val="24"/>
-          <w:szCs w:val="24"/>
+          <w:sz w:val="32"/>
+          <w:szCs w:val="32"/>
         </w:rPr>
         <w:br/>
       </w:r>
@@ -3312,42 +3936,26 @@
         <w:rPr>
           <w:rFonts w:ascii="Times New Roman" w:eastAsia="Times New Roman" w:hAnsi="Times New Roman" w:cs="Times New Roman"/>
           <w:b/>
-          <w:sz w:val="24"/>
-          <w:szCs w:val="24"/>
+          <w:sz w:val="32"/>
+          <w:szCs w:val="32"/>
         </w:rPr>
         <w:t>Contains method</w:t>
       </w:r>
       <w:r>
         <w:rPr>
           <w:rFonts w:ascii="Times New Roman" w:eastAsia="Times New Roman" w:hAnsi="Times New Roman" w:cs="Times New Roman"/>
-          <w:sz w:val="24"/>
-          <w:szCs w:val="24"/>
-        </w:rPr>
-        <w:t>:</w:t>
-      </w:r>
-      <w:r>
-        <w:rPr>
-          <w:rFonts w:ascii="Times New Roman" w:eastAsia="Times New Roman" w:hAnsi="Times New Roman" w:cs="Times New Roman"/>
-          <w:sz w:val="24"/>
-          <w:szCs w:val="24"/>
-        </w:rPr>
-        <w:t xml:space="preserve"> </w:t>
-      </w:r>
-      <w:r>
-        <w:rPr>
-          <w:rFonts w:ascii="Times New Roman" w:eastAsia="Times New Roman" w:hAnsi="Times New Roman" w:cs="Times New Roman"/>
-          <w:sz w:val="24"/>
-          <w:szCs w:val="24"/>
-        </w:rPr>
-        <w:t xml:space="preserve">double </w:t>
+          <w:sz w:val="32"/>
+          <w:szCs w:val="32"/>
+        </w:rPr>
+        <w:t xml:space="preserve">: double </w:t>
       </w:r>
       <w:proofErr w:type="spellStart"/>
       <w:proofErr w:type="gramStart"/>
       <w:r>
         <w:rPr>
           <w:rFonts w:ascii="Times New Roman" w:eastAsia="Times New Roman" w:hAnsi="Times New Roman" w:cs="Times New Roman"/>
-          <w:sz w:val="24"/>
-          <w:szCs w:val="24"/>
+          <w:sz w:val="32"/>
+          <w:szCs w:val="32"/>
         </w:rPr>
         <w:t>calculateTax</w:t>
       </w:r>
@@ -3355,8 +3963,8 @@
       <w:r>
         <w:rPr>
           <w:rFonts w:ascii="Times New Roman" w:eastAsia="Times New Roman" w:hAnsi="Times New Roman" w:cs="Times New Roman"/>
-          <w:sz w:val="24"/>
-          <w:szCs w:val="24"/>
+          <w:sz w:val="32"/>
+          <w:szCs w:val="32"/>
         </w:rPr>
         <w:t>(</w:t>
       </w:r>
@@ -3364,8 +3972,8 @@
       <w:r>
         <w:rPr>
           <w:rFonts w:ascii="Times New Roman" w:eastAsia="Times New Roman" w:hAnsi="Times New Roman" w:cs="Times New Roman"/>
-          <w:sz w:val="24"/>
-          <w:szCs w:val="24"/>
+          <w:sz w:val="32"/>
+          <w:szCs w:val="32"/>
         </w:rPr>
         <w:t>double income);</w:t>
       </w:r>
@@ -3375,32 +3983,32 @@
         <w:spacing w:before="100" w:beforeAutospacing="1" w:after="100" w:afterAutospacing="1" w:line="240" w:lineRule="auto"/>
         <w:rPr>
           <w:rFonts w:ascii="Times New Roman" w:eastAsia="Times New Roman" w:hAnsi="Times New Roman" w:cs="Times New Roman"/>
-          <w:sz w:val="24"/>
-          <w:szCs w:val="24"/>
+          <w:sz w:val="32"/>
+          <w:szCs w:val="32"/>
         </w:rPr>
       </w:pPr>
       <w:r>
         <w:rPr>
           <w:rFonts w:ascii="Times New Roman" w:eastAsia="Times New Roman" w:hAnsi="Times New Roman" w:cs="Times New Roman"/>
           <w:b/>
-          <w:sz w:val="24"/>
-          <w:szCs w:val="24"/>
+          <w:sz w:val="32"/>
+          <w:szCs w:val="32"/>
         </w:rPr>
         <w:t>Interface:</w:t>
       </w:r>
       <w:r>
         <w:rPr>
           <w:rFonts w:ascii="Times New Roman" w:eastAsia="Times New Roman" w:hAnsi="Times New Roman" w:cs="Times New Roman"/>
-          <w:sz w:val="24"/>
-          <w:szCs w:val="24"/>
+          <w:sz w:val="32"/>
+          <w:szCs w:val="32"/>
         </w:rPr>
         <w:t xml:space="preserve"> Insurance</w:t>
       </w:r>
       <w:r>
         <w:rPr>
           <w:rFonts w:ascii="Times New Roman" w:eastAsia="Times New Roman" w:hAnsi="Times New Roman" w:cs="Times New Roman"/>
-          <w:sz w:val="24"/>
-          <w:szCs w:val="24"/>
+          <w:sz w:val="32"/>
+          <w:szCs w:val="32"/>
         </w:rPr>
         <w:br/>
       </w:r>
@@ -3408,34 +4016,26 @@
         <w:rPr>
           <w:rFonts w:ascii="Times New Roman" w:eastAsia="Times New Roman" w:hAnsi="Times New Roman" w:cs="Times New Roman"/>
           <w:b/>
-          <w:sz w:val="24"/>
-          <w:szCs w:val="24"/>
+          <w:sz w:val="32"/>
+          <w:szCs w:val="32"/>
         </w:rPr>
         <w:t>Contains method:</w:t>
       </w:r>
       <w:r>
         <w:rPr>
           <w:rFonts w:ascii="Times New Roman" w:eastAsia="Times New Roman" w:hAnsi="Times New Roman" w:cs="Times New Roman"/>
-          <w:sz w:val="24"/>
-          <w:szCs w:val="24"/>
-        </w:rPr>
-        <w:t xml:space="preserve"> </w:t>
-      </w:r>
-      <w:r>
-        <w:rPr>
-          <w:rFonts w:ascii="Times New Roman" w:eastAsia="Times New Roman" w:hAnsi="Times New Roman" w:cs="Times New Roman"/>
-          <w:sz w:val="24"/>
-          <w:szCs w:val="24"/>
-        </w:rPr>
-        <w:t xml:space="preserve">double </w:t>
+          <w:sz w:val="32"/>
+          <w:szCs w:val="32"/>
+        </w:rPr>
+        <w:t xml:space="preserve"> double </w:t>
       </w:r>
       <w:proofErr w:type="spellStart"/>
       <w:proofErr w:type="gramStart"/>
       <w:r>
         <w:rPr>
           <w:rFonts w:ascii="Times New Roman" w:eastAsia="Times New Roman" w:hAnsi="Times New Roman" w:cs="Times New Roman"/>
-          <w:sz w:val="24"/>
-          <w:szCs w:val="24"/>
+          <w:sz w:val="32"/>
+          <w:szCs w:val="32"/>
         </w:rPr>
         <w:t>calculateInsurance</w:t>
       </w:r>
@@ -3443,8 +4043,8 @@
       <w:r>
         <w:rPr>
           <w:rFonts w:ascii="Times New Roman" w:eastAsia="Times New Roman" w:hAnsi="Times New Roman" w:cs="Times New Roman"/>
-          <w:sz w:val="24"/>
-          <w:szCs w:val="24"/>
+          <w:sz w:val="32"/>
+          <w:szCs w:val="32"/>
         </w:rPr>
         <w:t>(</w:t>
       </w:r>
@@ -3452,8 +4052,8 @@
       <w:r>
         <w:rPr>
           <w:rFonts w:ascii="Times New Roman" w:eastAsia="Times New Roman" w:hAnsi="Times New Roman" w:cs="Times New Roman"/>
-          <w:sz w:val="24"/>
-          <w:szCs w:val="24"/>
+          <w:sz w:val="32"/>
+          <w:szCs w:val="32"/>
         </w:rPr>
         <w:t>);</w:t>
       </w:r>
@@ -3463,32 +4063,32 @@
         <w:spacing w:before="100" w:beforeAutospacing="1" w:after="100" w:afterAutospacing="1" w:line="240" w:lineRule="auto"/>
         <w:rPr>
           <w:rFonts w:ascii="Times New Roman" w:eastAsia="Times New Roman" w:hAnsi="Times New Roman" w:cs="Times New Roman"/>
-          <w:sz w:val="24"/>
-          <w:szCs w:val="24"/>
+          <w:sz w:val="32"/>
+          <w:szCs w:val="32"/>
         </w:rPr>
       </w:pPr>
       <w:r>
         <w:rPr>
           <w:rFonts w:ascii="Times New Roman" w:eastAsia="Times New Roman" w:hAnsi="Times New Roman" w:cs="Times New Roman"/>
           <w:b/>
-          <w:sz w:val="24"/>
-          <w:szCs w:val="24"/>
+          <w:sz w:val="32"/>
+          <w:szCs w:val="32"/>
         </w:rPr>
         <w:t>Abstract Class:</w:t>
       </w:r>
       <w:r>
         <w:rPr>
           <w:rFonts w:ascii="Times New Roman" w:eastAsia="Times New Roman" w:hAnsi="Times New Roman" w:cs="Times New Roman"/>
-          <w:sz w:val="24"/>
-          <w:szCs w:val="24"/>
+          <w:sz w:val="32"/>
+          <w:szCs w:val="32"/>
         </w:rPr>
         <w:t xml:space="preserve"> Person</w:t>
       </w:r>
       <w:r>
         <w:rPr>
           <w:rFonts w:ascii="Times New Roman" w:eastAsia="Times New Roman" w:hAnsi="Times New Roman" w:cs="Times New Roman"/>
-          <w:sz w:val="24"/>
-          <w:szCs w:val="24"/>
+          <w:sz w:val="32"/>
+          <w:szCs w:val="32"/>
         </w:rPr>
         <w:br/>
         <w:t>Data Members:</w:t>
@@ -3496,16 +4096,16 @@
       <w:r>
         <w:rPr>
           <w:rFonts w:ascii="Times New Roman" w:eastAsia="Times New Roman" w:hAnsi="Times New Roman" w:cs="Times New Roman"/>
-          <w:sz w:val="24"/>
-          <w:szCs w:val="24"/>
+          <w:sz w:val="32"/>
+          <w:szCs w:val="32"/>
         </w:rPr>
         <w:t xml:space="preserve"> </w:t>
       </w:r>
       <w:r>
         <w:rPr>
           <w:rFonts w:ascii="Times New Roman" w:eastAsia="Times New Roman" w:hAnsi="Times New Roman" w:cs="Times New Roman"/>
-          <w:sz w:val="24"/>
-          <w:szCs w:val="24"/>
+          <w:sz w:val="32"/>
+          <w:szCs w:val="32"/>
         </w:rPr>
         <w:t xml:space="preserve">String </w:t>
       </w:r>
@@ -3513,8 +4113,8 @@
       <w:r>
         <w:rPr>
           <w:rFonts w:ascii="Times New Roman" w:eastAsia="Times New Roman" w:hAnsi="Times New Roman" w:cs="Times New Roman"/>
-          <w:sz w:val="24"/>
-          <w:szCs w:val="24"/>
+          <w:sz w:val="32"/>
+          <w:szCs w:val="32"/>
         </w:rPr>
         <w:t>name</w:t>
       </w:r>
@@ -3522,16 +4122,16 @@
       <w:r>
         <w:rPr>
           <w:rFonts w:ascii="Times New Roman" w:eastAsia="Times New Roman" w:hAnsi="Times New Roman" w:cs="Times New Roman"/>
-          <w:sz w:val="24"/>
-          <w:szCs w:val="24"/>
+          <w:sz w:val="32"/>
+          <w:szCs w:val="32"/>
         </w:rPr>
         <w:t>,</w:t>
       </w:r>
       <w:r>
         <w:rPr>
           <w:rFonts w:ascii="Times New Roman" w:eastAsia="Times New Roman" w:hAnsi="Times New Roman" w:cs="Times New Roman"/>
-          <w:sz w:val="24"/>
-          <w:szCs w:val="24"/>
+          <w:sz w:val="32"/>
+          <w:szCs w:val="32"/>
         </w:rPr>
         <w:t>double</w:t>
       </w:r>
@@ -3540,16 +4140,16 @@
       <w:r>
         <w:rPr>
           <w:rFonts w:ascii="Times New Roman" w:eastAsia="Times New Roman" w:hAnsi="Times New Roman" w:cs="Times New Roman"/>
-          <w:sz w:val="24"/>
-          <w:szCs w:val="24"/>
+          <w:sz w:val="32"/>
+          <w:szCs w:val="32"/>
         </w:rPr>
         <w:t xml:space="preserve"> income</w:t>
       </w:r>
       <w:r>
         <w:rPr>
           <w:rFonts w:ascii="Times New Roman" w:eastAsia="Times New Roman" w:hAnsi="Times New Roman" w:cs="Times New Roman"/>
-          <w:sz w:val="24"/>
-          <w:szCs w:val="24"/>
+          <w:sz w:val="32"/>
+          <w:szCs w:val="32"/>
         </w:rPr>
         <w:t xml:space="preserve"> //constructor</w:t>
       </w:r>
@@ -3559,41 +4159,33 @@
         <w:spacing w:before="100" w:beforeAutospacing="1" w:after="100" w:afterAutospacing="1" w:line="240" w:lineRule="auto"/>
         <w:rPr>
           <w:rFonts w:ascii="Times New Roman" w:eastAsia="Times New Roman" w:hAnsi="Times New Roman" w:cs="Times New Roman"/>
-          <w:sz w:val="24"/>
-          <w:szCs w:val="24"/>
+          <w:sz w:val="32"/>
+          <w:szCs w:val="32"/>
         </w:rPr>
       </w:pPr>
       <w:r>
         <w:rPr>
           <w:rFonts w:ascii="Times New Roman" w:eastAsia="Times New Roman" w:hAnsi="Times New Roman" w:cs="Times New Roman"/>
           <w:b/>
-          <w:sz w:val="24"/>
-          <w:szCs w:val="24"/>
+          <w:sz w:val="32"/>
+          <w:szCs w:val="32"/>
         </w:rPr>
         <w:t>Contains abstract method:</w:t>
       </w:r>
       <w:r>
         <w:rPr>
           <w:rFonts w:ascii="Times New Roman" w:eastAsia="Times New Roman" w:hAnsi="Times New Roman" w:cs="Times New Roman"/>
-          <w:sz w:val="24"/>
-          <w:szCs w:val="24"/>
-        </w:rPr>
-        <w:t xml:space="preserve"> </w:t>
-      </w:r>
-      <w:r>
-        <w:rPr>
-          <w:rFonts w:ascii="Times New Roman" w:eastAsia="Times New Roman" w:hAnsi="Times New Roman" w:cs="Times New Roman"/>
-          <w:sz w:val="24"/>
-          <w:szCs w:val="24"/>
-        </w:rPr>
-        <w:t xml:space="preserve">void </w:t>
+          <w:sz w:val="32"/>
+          <w:szCs w:val="32"/>
+        </w:rPr>
+        <w:t xml:space="preserve"> void </w:t>
       </w:r>
       <w:proofErr w:type="gramStart"/>
       <w:r>
         <w:rPr>
           <w:rFonts w:ascii="Times New Roman" w:eastAsia="Times New Roman" w:hAnsi="Times New Roman" w:cs="Times New Roman"/>
-          <w:sz w:val="24"/>
-          <w:szCs w:val="24"/>
+          <w:sz w:val="32"/>
+          <w:szCs w:val="32"/>
         </w:rPr>
         <w:t>display(</w:t>
       </w:r>
@@ -3601,27 +4193,19 @@
       <w:r>
         <w:rPr>
           <w:rFonts w:ascii="Times New Roman" w:eastAsia="Times New Roman" w:hAnsi="Times New Roman" w:cs="Times New Roman"/>
-          <w:sz w:val="24"/>
-          <w:szCs w:val="24"/>
-        </w:rPr>
-        <w:t>);</w:t>
-      </w:r>
-      <w:r>
-        <w:rPr>
-          <w:rFonts w:ascii="Times New Roman" w:eastAsia="Times New Roman" w:hAnsi="Times New Roman" w:cs="Times New Roman"/>
-          <w:sz w:val="24"/>
-          <w:szCs w:val="24"/>
-        </w:rPr>
-        <w:t xml:space="preserve">                  </w:t>
-      </w:r>
-    </w:p>
-    <w:p>
-      <w:pPr>
-        <w:spacing w:before="100" w:beforeAutospacing="1" w:after="100" w:afterAutospacing="1" w:line="240" w:lineRule="auto"/>
-        <w:rPr>
-          <w:rFonts w:ascii="Times New Roman" w:eastAsia="Times New Roman" w:hAnsi="Times New Roman" w:cs="Times New Roman"/>
-          <w:sz w:val="24"/>
-          <w:szCs w:val="24"/>
+          <w:sz w:val="32"/>
+          <w:szCs w:val="32"/>
+        </w:rPr>
+        <w:t xml:space="preserve">);                  </w:t>
+      </w:r>
+    </w:p>
+    <w:p>
+      <w:pPr>
+        <w:spacing w:before="100" w:beforeAutospacing="1" w:after="100" w:afterAutospacing="1" w:line="240" w:lineRule="auto"/>
+        <w:rPr>
+          <w:rFonts w:ascii="Times New Roman" w:eastAsia="Times New Roman" w:hAnsi="Times New Roman" w:cs="Times New Roman"/>
+          <w:sz w:val="32"/>
+          <w:szCs w:val="32"/>
           <w:highlight w:val="cyan"/>
         </w:rPr>
       </w:pPr>
@@ -3629,8 +4213,8 @@
         <w:rPr>
           <w:rFonts w:ascii="Times New Roman" w:eastAsia="Times New Roman" w:hAnsi="Times New Roman" w:cs="Times New Roman"/>
           <w:b/>
-          <w:sz w:val="24"/>
-          <w:szCs w:val="24"/>
+          <w:sz w:val="32"/>
+          <w:szCs w:val="32"/>
           <w:highlight w:val="cyan"/>
         </w:rPr>
         <w:t>Derived Class: 1</w:t>
@@ -3638,8 +4222,8 @@
       <w:r>
         <w:rPr>
           <w:rFonts w:ascii="Times New Roman" w:eastAsia="Times New Roman" w:hAnsi="Times New Roman" w:cs="Times New Roman"/>
-          <w:sz w:val="24"/>
-          <w:szCs w:val="24"/>
+          <w:sz w:val="32"/>
+          <w:szCs w:val="32"/>
           <w:highlight w:val="cyan"/>
         </w:rPr>
         <w:t xml:space="preserve">. </w:t>
@@ -3648,8 +4232,8 @@
       <w:r>
         <w:rPr>
           <w:rFonts w:ascii="Times New Roman" w:eastAsia="Times New Roman" w:hAnsi="Times New Roman" w:cs="Times New Roman"/>
-          <w:sz w:val="24"/>
-          <w:szCs w:val="24"/>
+          <w:sz w:val="32"/>
+          <w:szCs w:val="32"/>
           <w:highlight w:val="cyan"/>
         </w:rPr>
         <w:t>SalariedPerson</w:t>
@@ -3658,8 +4242,8 @@
       <w:r>
         <w:rPr>
           <w:rFonts w:ascii="Times New Roman" w:eastAsia="Times New Roman" w:hAnsi="Times New Roman" w:cs="Times New Roman"/>
-          <w:sz w:val="24"/>
-          <w:szCs w:val="24"/>
+          <w:sz w:val="32"/>
+          <w:szCs w:val="32"/>
           <w:highlight w:val="cyan"/>
         </w:rPr>
         <w:t xml:space="preserve"> Extends: Person Implements: Tax, Insurance</w:t>
@@ -3670,16 +4254,16 @@
         <w:spacing w:before="100" w:beforeAutospacing="1" w:after="100" w:afterAutospacing="1" w:line="240" w:lineRule="auto"/>
         <w:rPr>
           <w:rFonts w:ascii="Times New Roman" w:eastAsia="Times New Roman" w:hAnsi="Times New Roman" w:cs="Times New Roman"/>
-          <w:sz w:val="24"/>
-          <w:szCs w:val="24"/>
+          <w:sz w:val="32"/>
+          <w:szCs w:val="32"/>
           <w:highlight w:val="cyan"/>
         </w:rPr>
       </w:pPr>
       <w:r>
         <w:rPr>
           <w:rFonts w:ascii="Times New Roman" w:eastAsia="Times New Roman" w:hAnsi="Times New Roman" w:cs="Times New Roman"/>
-          <w:sz w:val="24"/>
-          <w:szCs w:val="24"/>
+          <w:sz w:val="32"/>
+          <w:szCs w:val="32"/>
           <w:highlight w:val="cyan"/>
         </w:rPr>
         <w:t>Constructor //super</w:t>
@@ -3690,16 +4274,16 @@
         <w:spacing w:before="100" w:beforeAutospacing="1" w:after="100" w:afterAutospacing="1" w:line="240" w:lineRule="auto"/>
         <w:rPr>
           <w:rFonts w:ascii="Times New Roman" w:eastAsia="Times New Roman" w:hAnsi="Times New Roman" w:cs="Times New Roman"/>
-          <w:sz w:val="24"/>
-          <w:szCs w:val="24"/>
+          <w:sz w:val="32"/>
+          <w:szCs w:val="32"/>
           <w:highlight w:val="cyan"/>
         </w:rPr>
       </w:pPr>
       <w:r>
         <w:rPr>
           <w:rFonts w:ascii="Times New Roman" w:eastAsia="Times New Roman" w:hAnsi="Times New Roman" w:cs="Times New Roman"/>
-          <w:sz w:val="24"/>
-          <w:szCs w:val="24"/>
+          <w:sz w:val="32"/>
+          <w:szCs w:val="32"/>
           <w:highlight w:val="cyan"/>
         </w:rPr>
         <w:br/>
@@ -3708,8 +4292,8 @@
         <w:rPr>
           <w:rFonts w:ascii="Times New Roman" w:eastAsia="Times New Roman" w:hAnsi="Times New Roman" w:cs="Times New Roman"/>
           <w:b/>
-          <w:sz w:val="24"/>
-          <w:szCs w:val="24"/>
+          <w:sz w:val="32"/>
+          <w:szCs w:val="32"/>
           <w:highlight w:val="cyan"/>
         </w:rPr>
         <w:t>Methods</w:t>
@@ -3718,8 +4302,8 @@
       <w:r>
         <w:rPr>
           <w:rFonts w:ascii="Times New Roman" w:eastAsia="Times New Roman" w:hAnsi="Times New Roman" w:cs="Times New Roman"/>
-          <w:sz w:val="24"/>
-          <w:szCs w:val="24"/>
+          <w:sz w:val="32"/>
+          <w:szCs w:val="32"/>
           <w:highlight w:val="cyan"/>
         </w:rPr>
         <w:t>:</w:t>
@@ -3728,8 +4312,8 @@
       <w:r>
         <w:rPr>
           <w:rFonts w:ascii="Times New Roman" w:eastAsia="Times New Roman" w:hAnsi="Times New Roman" w:cs="Times New Roman"/>
-          <w:sz w:val="24"/>
-          <w:szCs w:val="24"/>
+          <w:sz w:val="32"/>
+          <w:szCs w:val="32"/>
           <w:highlight w:val="cyan"/>
         </w:rPr>
         <w:br/>
@@ -3738,8 +4322,8 @@
       <w:r>
         <w:rPr>
           <w:rFonts w:ascii="Times New Roman" w:eastAsia="Times New Roman" w:hAnsi="Times New Roman" w:cs="Times New Roman"/>
-          <w:sz w:val="24"/>
-          <w:szCs w:val="24"/>
+          <w:sz w:val="32"/>
+          <w:szCs w:val="32"/>
           <w:highlight w:val="cyan"/>
         </w:rPr>
         <w:br/>
@@ -3748,8 +4332,8 @@
       <w:r>
         <w:rPr>
           <w:rFonts w:ascii="Times New Roman" w:eastAsia="Times New Roman" w:hAnsi="Times New Roman" w:cs="Times New Roman"/>
-          <w:sz w:val="24"/>
-          <w:szCs w:val="24"/>
+          <w:sz w:val="32"/>
+          <w:szCs w:val="32"/>
           <w:highlight w:val="cyan"/>
         </w:rPr>
         <w:t>calculateTax</w:t>
@@ -3758,8 +4342,8 @@
       <w:r>
         <w:rPr>
           <w:rFonts w:ascii="Times New Roman" w:eastAsia="Times New Roman" w:hAnsi="Times New Roman" w:cs="Times New Roman"/>
-          <w:sz w:val="24"/>
-          <w:szCs w:val="24"/>
+          <w:sz w:val="32"/>
+          <w:szCs w:val="32"/>
           <w:highlight w:val="cyan"/>
         </w:rPr>
         <w:t>(income) → Tax = 10% of income</w:t>
@@ -3771,15 +4355,15 @@
         <w:ind w:firstLine="720"/>
         <w:rPr>
           <w:rFonts w:ascii="Times New Roman" w:eastAsia="Times New Roman" w:hAnsi="Times New Roman" w:cs="Times New Roman"/>
-          <w:sz w:val="24"/>
-          <w:szCs w:val="24"/>
-        </w:rPr>
-      </w:pPr>
-      <w:r>
-        <w:rPr>
-          <w:rFonts w:ascii="Times New Roman" w:eastAsia="Times New Roman" w:hAnsi="Times New Roman" w:cs="Times New Roman"/>
-          <w:sz w:val="24"/>
-          <w:szCs w:val="24"/>
+          <w:sz w:val="32"/>
+          <w:szCs w:val="32"/>
+        </w:rPr>
+      </w:pPr>
+      <w:r>
+        <w:rPr>
+          <w:rFonts w:ascii="Times New Roman" w:eastAsia="Times New Roman" w:hAnsi="Times New Roman" w:cs="Times New Roman"/>
+          <w:sz w:val="32"/>
+          <w:szCs w:val="32"/>
           <w:highlight w:val="cyan"/>
         </w:rPr>
         <w:br/>
@@ -3789,8 +4373,8 @@
       <w:r>
         <w:rPr>
           <w:rFonts w:ascii="Times New Roman" w:eastAsia="Times New Roman" w:hAnsi="Times New Roman" w:cs="Times New Roman"/>
-          <w:sz w:val="24"/>
-          <w:szCs w:val="24"/>
+          <w:sz w:val="32"/>
+          <w:szCs w:val="32"/>
           <w:highlight w:val="cyan"/>
         </w:rPr>
         <w:t>calculateInsurance</w:t>
@@ -3799,8 +4383,8 @@
       <w:r>
         <w:rPr>
           <w:rFonts w:ascii="Times New Roman" w:eastAsia="Times New Roman" w:hAnsi="Times New Roman" w:cs="Times New Roman"/>
-          <w:sz w:val="24"/>
-          <w:szCs w:val="24"/>
+          <w:sz w:val="32"/>
+          <w:szCs w:val="32"/>
           <w:highlight w:val="cyan"/>
         </w:rPr>
         <w:t>(</w:t>
@@ -3809,8 +4393,8 @@
       <w:r>
         <w:rPr>
           <w:rFonts w:ascii="Times New Roman" w:eastAsia="Times New Roman" w:hAnsi="Times New Roman" w:cs="Times New Roman"/>
-          <w:sz w:val="24"/>
-          <w:szCs w:val="24"/>
+          <w:sz w:val="32"/>
+          <w:szCs w:val="32"/>
           <w:highlight w:val="cyan"/>
         </w:rPr>
         <w:t>) → Insurance = 5% of income</w:t>
@@ -3822,15 +4406,15 @@
         <w:ind w:firstLine="720"/>
         <w:rPr>
           <w:rFonts w:ascii="Times New Roman" w:eastAsia="Times New Roman" w:hAnsi="Times New Roman" w:cs="Times New Roman"/>
-          <w:sz w:val="24"/>
-          <w:szCs w:val="24"/>
-        </w:rPr>
-      </w:pPr>
-      <w:r>
-        <w:rPr>
-          <w:rFonts w:ascii="Times New Roman" w:eastAsia="Times New Roman" w:hAnsi="Times New Roman" w:cs="Times New Roman"/>
-          <w:sz w:val="24"/>
-          <w:szCs w:val="24"/>
+          <w:sz w:val="32"/>
+          <w:szCs w:val="32"/>
+        </w:rPr>
+      </w:pPr>
+      <w:r>
+        <w:rPr>
+          <w:rFonts w:ascii="Times New Roman" w:eastAsia="Times New Roman" w:hAnsi="Times New Roman" w:cs="Times New Roman"/>
+          <w:sz w:val="32"/>
+          <w:szCs w:val="32"/>
         </w:rPr>
         <w:br/>
       </w:r>
@@ -3840,24 +4424,25 @@
         <w:spacing w:before="100" w:beforeAutospacing="1" w:after="100" w:afterAutospacing="1" w:line="240" w:lineRule="auto"/>
         <w:rPr>
           <w:rFonts w:ascii="Times New Roman" w:eastAsia="Times New Roman" w:hAnsi="Times New Roman" w:cs="Times New Roman"/>
-          <w:sz w:val="24"/>
-          <w:szCs w:val="24"/>
+          <w:sz w:val="32"/>
+          <w:szCs w:val="32"/>
         </w:rPr>
       </w:pPr>
       <w:r>
         <w:rPr>
           <w:rFonts w:ascii="Times New Roman" w:eastAsia="Times New Roman" w:hAnsi="Times New Roman" w:cs="Times New Roman"/>
           <w:b/>
-          <w:sz w:val="24"/>
-          <w:szCs w:val="24"/>
-        </w:rPr>
+          <w:sz w:val="32"/>
+          <w:szCs w:val="32"/>
+        </w:rPr>
+        <w:lastRenderedPageBreak/>
         <w:t>Derived Class: 2</w:t>
       </w:r>
       <w:r>
         <w:rPr>
           <w:rFonts w:ascii="Times New Roman" w:eastAsia="Times New Roman" w:hAnsi="Times New Roman" w:cs="Times New Roman"/>
-          <w:sz w:val="24"/>
-          <w:szCs w:val="24"/>
+          <w:sz w:val="32"/>
+          <w:szCs w:val="32"/>
         </w:rPr>
         <w:t xml:space="preserve">. </w:t>
       </w:r>
@@ -3866,8 +4451,8 @@
       <w:r>
         <w:rPr>
           <w:rFonts w:ascii="Times New Roman" w:eastAsia="Times New Roman" w:hAnsi="Times New Roman" w:cs="Times New Roman"/>
-          <w:sz w:val="24"/>
-          <w:szCs w:val="24"/>
+          <w:sz w:val="32"/>
+          <w:szCs w:val="32"/>
         </w:rPr>
         <w:t>BusinessPerson</w:t>
       </w:r>
@@ -3875,203 +4460,139 @@
       <w:r>
         <w:rPr>
           <w:rFonts w:ascii="Times New Roman" w:eastAsia="Times New Roman" w:hAnsi="Times New Roman" w:cs="Times New Roman"/>
-          <w:sz w:val="24"/>
-          <w:szCs w:val="24"/>
-        </w:rPr>
-        <w:t xml:space="preserve">  </w:t>
-      </w:r>
-      <w:r>
-        <w:rPr>
-          <w:rFonts w:ascii="Times New Roman" w:eastAsia="Times New Roman" w:hAnsi="Times New Roman" w:cs="Times New Roman"/>
-          <w:sz w:val="24"/>
-          <w:szCs w:val="24"/>
-        </w:rPr>
-        <w:t>Extends</w:t>
+          <w:sz w:val="32"/>
+          <w:szCs w:val="32"/>
+        </w:rPr>
+        <w:t xml:space="preserve">  Extends</w:t>
       </w:r>
       <w:proofErr w:type="gramEnd"/>
       <w:r>
         <w:rPr>
           <w:rFonts w:ascii="Times New Roman" w:eastAsia="Times New Roman" w:hAnsi="Times New Roman" w:cs="Times New Roman"/>
-          <w:sz w:val="24"/>
-          <w:szCs w:val="24"/>
-        </w:rPr>
-        <w:t>: Person</w:t>
-      </w:r>
-      <w:r>
-        <w:rPr>
-          <w:rFonts w:ascii="Times New Roman" w:eastAsia="Times New Roman" w:hAnsi="Times New Roman" w:cs="Times New Roman"/>
-          <w:sz w:val="24"/>
-          <w:szCs w:val="24"/>
+          <w:sz w:val="32"/>
+          <w:szCs w:val="32"/>
+        </w:rPr>
+        <w:t>: Person Implements: Tax, Insurance</w:t>
+      </w:r>
+      <w:r>
+        <w:rPr>
+          <w:rFonts w:ascii="Times New Roman" w:eastAsia="Times New Roman" w:hAnsi="Times New Roman" w:cs="Times New Roman"/>
+          <w:sz w:val="32"/>
+          <w:szCs w:val="32"/>
+        </w:rPr>
+        <w:br/>
+      </w:r>
+      <w:r>
+        <w:rPr>
+          <w:rFonts w:ascii="Times New Roman" w:eastAsia="Times New Roman" w:hAnsi="Times New Roman" w:cs="Times New Roman"/>
+          <w:b/>
+          <w:sz w:val="32"/>
+          <w:szCs w:val="32"/>
+        </w:rPr>
+        <w:t>Methods:</w:t>
+      </w:r>
+      <w:r>
+        <w:rPr>
+          <w:rFonts w:ascii="Times New Roman" w:eastAsia="Times New Roman" w:hAnsi="Times New Roman" w:cs="Times New Roman"/>
+          <w:sz w:val="32"/>
+          <w:szCs w:val="32"/>
+        </w:rPr>
+        <w:t xml:space="preserve"> display() → Prints "Business Person Details"</w:t>
+      </w:r>
+      <w:r>
+        <w:rPr>
+          <w:rFonts w:ascii="Times New Roman" w:eastAsia="Times New Roman" w:hAnsi="Times New Roman" w:cs="Times New Roman"/>
+          <w:sz w:val="32"/>
+          <w:szCs w:val="32"/>
+        </w:rPr>
+        <w:br/>
+      </w:r>
+      <w:proofErr w:type="spellStart"/>
+      <w:r>
+        <w:rPr>
+          <w:rFonts w:ascii="Times New Roman" w:eastAsia="Times New Roman" w:hAnsi="Times New Roman" w:cs="Times New Roman"/>
+          <w:sz w:val="32"/>
+          <w:szCs w:val="32"/>
+        </w:rPr>
+        <w:t>calculateTax</w:t>
+      </w:r>
+      <w:proofErr w:type="spellEnd"/>
+      <w:r>
+        <w:rPr>
+          <w:rFonts w:ascii="Times New Roman" w:eastAsia="Times New Roman" w:hAnsi="Times New Roman" w:cs="Times New Roman"/>
+          <w:sz w:val="32"/>
+          <w:szCs w:val="32"/>
+        </w:rPr>
+        <w:t>(income) → Tax = 15% of income</w:t>
+      </w:r>
+      <w:r>
+        <w:rPr>
+          <w:rFonts w:ascii="Times New Roman" w:eastAsia="Times New Roman" w:hAnsi="Times New Roman" w:cs="Times New Roman"/>
+          <w:sz w:val="32"/>
+          <w:szCs w:val="32"/>
+        </w:rPr>
+        <w:br/>
+      </w:r>
+      <w:proofErr w:type="spellStart"/>
+      <w:r>
+        <w:rPr>
+          <w:rFonts w:ascii="Times New Roman" w:eastAsia="Times New Roman" w:hAnsi="Times New Roman" w:cs="Times New Roman"/>
+          <w:sz w:val="32"/>
+          <w:szCs w:val="32"/>
+        </w:rPr>
+        <w:t>calculateInsurance</w:t>
+      </w:r>
+      <w:proofErr w:type="spellEnd"/>
+      <w:r>
+        <w:rPr>
+          <w:rFonts w:ascii="Times New Roman" w:eastAsia="Times New Roman" w:hAnsi="Times New Roman" w:cs="Times New Roman"/>
+          <w:sz w:val="32"/>
+          <w:szCs w:val="32"/>
+        </w:rPr>
+        <w:t>() → Insurance = 8% of income</w:t>
+      </w:r>
+    </w:p>
+    <w:p>
+      <w:pPr>
+        <w:spacing w:before="100" w:beforeAutospacing="1" w:after="100" w:afterAutospacing="1" w:line="240" w:lineRule="auto"/>
+        <w:rPr>
+          <w:rFonts w:ascii="Times New Roman" w:eastAsia="Times New Roman" w:hAnsi="Times New Roman" w:cs="Times New Roman"/>
+          <w:sz w:val="32"/>
+          <w:szCs w:val="32"/>
+        </w:rPr>
+      </w:pPr>
+      <w:r>
+        <w:rPr>
+          <w:rFonts w:ascii="Times New Roman" w:eastAsia="Times New Roman" w:hAnsi="Times New Roman" w:cs="Times New Roman"/>
+          <w:b/>
+          <w:sz w:val="32"/>
+          <w:szCs w:val="32"/>
+        </w:rPr>
+        <w:t>Main Class:</w:t>
+      </w:r>
+      <w:r>
+        <w:rPr>
+          <w:rFonts w:ascii="Times New Roman" w:eastAsia="Times New Roman" w:hAnsi="Times New Roman" w:cs="Times New Roman"/>
+          <w:sz w:val="32"/>
+          <w:szCs w:val="32"/>
         </w:rPr>
         <w:t xml:space="preserve"> </w:t>
       </w:r>
-      <w:r>
-        <w:rPr>
-          <w:rFonts w:ascii="Times New Roman" w:eastAsia="Times New Roman" w:hAnsi="Times New Roman" w:cs="Times New Roman"/>
-          <w:sz w:val="24"/>
-          <w:szCs w:val="24"/>
-        </w:rPr>
-        <w:t>Implements: Tax, Insurance</w:t>
-      </w:r>
-      <w:r>
-        <w:rPr>
-          <w:rFonts w:ascii="Times New Roman" w:eastAsia="Times New Roman" w:hAnsi="Times New Roman" w:cs="Times New Roman"/>
-          <w:sz w:val="24"/>
-          <w:szCs w:val="24"/>
-        </w:rPr>
-        <w:br/>
-      </w:r>
-      <w:r>
-        <w:rPr>
-          <w:rFonts w:ascii="Times New Roman" w:eastAsia="Times New Roman" w:hAnsi="Times New Roman" w:cs="Times New Roman"/>
-          <w:b/>
-          <w:sz w:val="24"/>
-          <w:szCs w:val="24"/>
-        </w:rPr>
-        <w:t>Methods:</w:t>
-      </w:r>
-      <w:r>
-        <w:rPr>
-          <w:rFonts w:ascii="Times New Roman" w:eastAsia="Times New Roman" w:hAnsi="Times New Roman" w:cs="Times New Roman"/>
-          <w:sz w:val="24"/>
-          <w:szCs w:val="24"/>
-        </w:rPr>
-        <w:t xml:space="preserve"> </w:t>
-      </w:r>
-      <w:r>
-        <w:rPr>
-          <w:rFonts w:ascii="Times New Roman" w:eastAsia="Times New Roman" w:hAnsi="Times New Roman" w:cs="Times New Roman"/>
-          <w:sz w:val="24"/>
-          <w:szCs w:val="24"/>
-        </w:rPr>
-        <w:t>display() → Prints "Business Person Details"</w:t>
-      </w:r>
-      <w:r>
-        <w:rPr>
-          <w:rFonts w:ascii="Times New Roman" w:eastAsia="Times New Roman" w:hAnsi="Times New Roman" w:cs="Times New Roman"/>
-          <w:sz w:val="24"/>
-          <w:szCs w:val="24"/>
-        </w:rPr>
-        <w:br/>
-      </w:r>
       <w:proofErr w:type="spellStart"/>
       <w:r>
         <w:rPr>
           <w:rFonts w:ascii="Times New Roman" w:eastAsia="Times New Roman" w:hAnsi="Times New Roman" w:cs="Times New Roman"/>
-          <w:sz w:val="24"/>
-          <w:szCs w:val="24"/>
-        </w:rPr>
-        <w:t>calculateTax</w:t>
+          <w:sz w:val="32"/>
+          <w:szCs w:val="32"/>
+        </w:rPr>
+        <w:t>PersonDemo</w:t>
       </w:r>
       <w:proofErr w:type="spellEnd"/>
       <w:r>
         <w:rPr>
           <w:rFonts w:ascii="Times New Roman" w:eastAsia="Times New Roman" w:hAnsi="Times New Roman" w:cs="Times New Roman"/>
-          <w:sz w:val="24"/>
-          <w:szCs w:val="24"/>
-        </w:rPr>
-        <w:t>(income) →</w:t>
-      </w:r>
-      <w:r>
-        <w:rPr>
-          <w:rFonts w:ascii="Times New Roman" w:eastAsia="Times New Roman" w:hAnsi="Times New Roman" w:cs="Times New Roman"/>
-          <w:sz w:val="24"/>
-          <w:szCs w:val="24"/>
-        </w:rPr>
-        <w:t xml:space="preserve"> </w:t>
-      </w:r>
-      <w:r>
-        <w:rPr>
-          <w:rFonts w:ascii="Times New Roman" w:eastAsia="Times New Roman" w:hAnsi="Times New Roman" w:cs="Times New Roman"/>
-          <w:sz w:val="24"/>
-          <w:szCs w:val="24"/>
-        </w:rPr>
-        <w:t>Tax = 15% of income</w:t>
-      </w:r>
-      <w:r>
-        <w:rPr>
-          <w:rFonts w:ascii="Times New Roman" w:eastAsia="Times New Roman" w:hAnsi="Times New Roman" w:cs="Times New Roman"/>
-          <w:sz w:val="24"/>
-          <w:szCs w:val="24"/>
-        </w:rPr>
-        <w:br/>
-      </w:r>
-      <w:proofErr w:type="spellStart"/>
-      <w:r>
-        <w:rPr>
-          <w:rFonts w:ascii="Times New Roman" w:eastAsia="Times New Roman" w:hAnsi="Times New Roman" w:cs="Times New Roman"/>
-          <w:sz w:val="24"/>
-          <w:szCs w:val="24"/>
-        </w:rPr>
-        <w:t>calculateInsurance</w:t>
-      </w:r>
-      <w:proofErr w:type="spellEnd"/>
-      <w:r>
-        <w:rPr>
-          <w:rFonts w:ascii="Times New Roman" w:eastAsia="Times New Roman" w:hAnsi="Times New Roman" w:cs="Times New Roman"/>
-          <w:sz w:val="24"/>
-          <w:szCs w:val="24"/>
-        </w:rPr>
-        <w:t>() →</w:t>
-      </w:r>
-      <w:r>
-        <w:rPr>
-          <w:rFonts w:ascii="Times New Roman" w:eastAsia="Times New Roman" w:hAnsi="Times New Roman" w:cs="Times New Roman"/>
-          <w:sz w:val="24"/>
-          <w:szCs w:val="24"/>
-        </w:rPr>
-        <w:t xml:space="preserve"> </w:t>
-      </w:r>
-      <w:r>
-        <w:rPr>
-          <w:rFonts w:ascii="Times New Roman" w:eastAsia="Times New Roman" w:hAnsi="Times New Roman" w:cs="Times New Roman"/>
-          <w:sz w:val="24"/>
-          <w:szCs w:val="24"/>
-        </w:rPr>
-        <w:t>Insurance = 8% of income</w:t>
-      </w:r>
-    </w:p>
-    <w:p>
-      <w:pPr>
-        <w:spacing w:before="100" w:beforeAutospacing="1" w:after="100" w:afterAutospacing="1" w:line="240" w:lineRule="auto"/>
-        <w:rPr>
-          <w:rFonts w:ascii="Times New Roman" w:eastAsia="Times New Roman" w:hAnsi="Times New Roman" w:cs="Times New Roman"/>
-          <w:sz w:val="24"/>
-          <w:szCs w:val="24"/>
-        </w:rPr>
-      </w:pPr>
-      <w:r>
-        <w:rPr>
-          <w:rFonts w:ascii="Times New Roman" w:eastAsia="Times New Roman" w:hAnsi="Times New Roman" w:cs="Times New Roman"/>
-          <w:b/>
-          <w:sz w:val="24"/>
-          <w:szCs w:val="24"/>
-        </w:rPr>
-        <w:t>Main Class:</w:t>
-      </w:r>
-      <w:r>
-        <w:rPr>
-          <w:rFonts w:ascii="Times New Roman" w:eastAsia="Times New Roman" w:hAnsi="Times New Roman" w:cs="Times New Roman"/>
-          <w:sz w:val="24"/>
-          <w:szCs w:val="24"/>
-        </w:rPr>
-        <w:t xml:space="preserve"> </w:t>
-      </w:r>
-      <w:proofErr w:type="spellStart"/>
-      <w:r>
-        <w:rPr>
-          <w:rFonts w:ascii="Times New Roman" w:eastAsia="Times New Roman" w:hAnsi="Times New Roman" w:cs="Times New Roman"/>
-          <w:sz w:val="24"/>
-          <w:szCs w:val="24"/>
-        </w:rPr>
-        <w:t>PersonDemo</w:t>
-      </w:r>
-      <w:proofErr w:type="spellEnd"/>
-      <w:r>
-        <w:rPr>
-          <w:rFonts w:ascii="Times New Roman" w:eastAsia="Times New Roman" w:hAnsi="Times New Roman" w:cs="Times New Roman"/>
-          <w:sz w:val="24"/>
-          <w:szCs w:val="24"/>
+          <w:sz w:val="32"/>
+          <w:szCs w:val="32"/>
         </w:rPr>
         <w:br/>
         <w:t xml:space="preserve">Contains the </w:t>
@@ -4080,8 +4601,8 @@
       <w:r>
         <w:rPr>
           <w:rFonts w:ascii="Times New Roman" w:eastAsia="Times New Roman" w:hAnsi="Times New Roman" w:cs="Times New Roman"/>
-          <w:sz w:val="24"/>
-          <w:szCs w:val="24"/>
+          <w:sz w:val="32"/>
+          <w:szCs w:val="32"/>
         </w:rPr>
         <w:t>main(</w:t>
       </w:r>
@@ -4089,16 +4610,16 @@
       <w:r>
         <w:rPr>
           <w:rFonts w:ascii="Times New Roman" w:eastAsia="Times New Roman" w:hAnsi="Times New Roman" w:cs="Times New Roman"/>
-          <w:sz w:val="24"/>
-          <w:szCs w:val="24"/>
+          <w:sz w:val="32"/>
+          <w:szCs w:val="32"/>
         </w:rPr>
         <w:t>) method.</w:t>
       </w:r>
       <w:r>
         <w:rPr>
           <w:rFonts w:ascii="Times New Roman" w:eastAsia="Times New Roman" w:hAnsi="Times New Roman" w:cs="Times New Roman"/>
-          <w:sz w:val="24"/>
-          <w:szCs w:val="24"/>
+          <w:sz w:val="32"/>
+          <w:szCs w:val="32"/>
         </w:rPr>
         <w:br/>
         <w:t>Operations Performed</w:t>
@@ -4107,8 +4628,8 @@
       <w:r>
         <w:rPr>
           <w:rFonts w:ascii="Times New Roman" w:eastAsia="Times New Roman" w:hAnsi="Times New Roman" w:cs="Times New Roman"/>
-          <w:sz w:val="24"/>
-          <w:szCs w:val="24"/>
+          <w:sz w:val="32"/>
+          <w:szCs w:val="32"/>
         </w:rPr>
         <w:t>:</w:t>
       </w:r>
@@ -4116,8 +4637,8 @@
       <w:r>
         <w:rPr>
           <w:rFonts w:ascii="Times New Roman" w:eastAsia="Times New Roman" w:hAnsi="Times New Roman" w:cs="Times New Roman"/>
-          <w:sz w:val="24"/>
-          <w:szCs w:val="24"/>
+          <w:sz w:val="32"/>
+          <w:szCs w:val="32"/>
         </w:rPr>
         <w:br/>
         <w:t xml:space="preserve">Creates a </w:t>
@@ -4126,8 +4647,8 @@
       <w:r>
         <w:rPr>
           <w:rFonts w:ascii="Times New Roman" w:eastAsia="Times New Roman" w:hAnsi="Times New Roman" w:cs="Times New Roman"/>
-          <w:sz w:val="24"/>
-          <w:szCs w:val="24"/>
+          <w:sz w:val="32"/>
+          <w:szCs w:val="32"/>
         </w:rPr>
         <w:t>SalariedPerson</w:t>
       </w:r>
@@ -4135,16 +4656,16 @@
       <w:r>
         <w:rPr>
           <w:rFonts w:ascii="Times New Roman" w:eastAsia="Times New Roman" w:hAnsi="Times New Roman" w:cs="Times New Roman"/>
-          <w:sz w:val="24"/>
-          <w:szCs w:val="24"/>
+          <w:sz w:val="32"/>
+          <w:szCs w:val="32"/>
         </w:rPr>
         <w:t xml:space="preserve"> object.</w:t>
       </w:r>
       <w:r>
         <w:rPr>
           <w:rFonts w:ascii="Times New Roman" w:eastAsia="Times New Roman" w:hAnsi="Times New Roman" w:cs="Times New Roman"/>
-          <w:sz w:val="24"/>
-          <w:szCs w:val="24"/>
+          <w:sz w:val="32"/>
+          <w:szCs w:val="32"/>
         </w:rPr>
         <w:br/>
         <w:t>Displays details.</w:t>
@@ -4152,8 +4673,8 @@
       <w:r>
         <w:rPr>
           <w:rFonts w:ascii="Times New Roman" w:eastAsia="Times New Roman" w:hAnsi="Times New Roman" w:cs="Times New Roman"/>
-          <w:sz w:val="24"/>
-          <w:szCs w:val="24"/>
+          <w:sz w:val="32"/>
+          <w:szCs w:val="32"/>
         </w:rPr>
         <w:br/>
         <w:t>Prints calculated tax and insurance amount.</w:t>
@@ -4161,8 +4682,8 @@
       <w:r>
         <w:rPr>
           <w:rFonts w:ascii="Times New Roman" w:eastAsia="Times New Roman" w:hAnsi="Times New Roman" w:cs="Times New Roman"/>
-          <w:sz w:val="24"/>
-          <w:szCs w:val="24"/>
+          <w:sz w:val="32"/>
+          <w:szCs w:val="32"/>
         </w:rPr>
         <w:br/>
         <w:t xml:space="preserve">Creates a </w:t>
@@ -4171,8 +4692,8 @@
       <w:r>
         <w:rPr>
           <w:rFonts w:ascii="Times New Roman" w:eastAsia="Times New Roman" w:hAnsi="Times New Roman" w:cs="Times New Roman"/>
-          <w:sz w:val="24"/>
-          <w:szCs w:val="24"/>
+          <w:sz w:val="32"/>
+          <w:szCs w:val="32"/>
         </w:rPr>
         <w:t>BusinessPerson</w:t>
       </w:r>
@@ -4180,16 +4701,16 @@
       <w:r>
         <w:rPr>
           <w:rFonts w:ascii="Times New Roman" w:eastAsia="Times New Roman" w:hAnsi="Times New Roman" w:cs="Times New Roman"/>
-          <w:sz w:val="24"/>
-          <w:szCs w:val="24"/>
+          <w:sz w:val="32"/>
+          <w:szCs w:val="32"/>
         </w:rPr>
         <w:t xml:space="preserve"> object.</w:t>
       </w:r>
       <w:r>
         <w:rPr>
           <w:rFonts w:ascii="Times New Roman" w:eastAsia="Times New Roman" w:hAnsi="Times New Roman" w:cs="Times New Roman"/>
-          <w:sz w:val="24"/>
-          <w:szCs w:val="24"/>
+          <w:sz w:val="32"/>
+          <w:szCs w:val="32"/>
         </w:rPr>
         <w:br/>
         <w:t>Displays details.</w:t>
@@ -4197,8 +4718,8 @@
       <w:r>
         <w:rPr>
           <w:rFonts w:ascii="Times New Roman" w:eastAsia="Times New Roman" w:hAnsi="Times New Roman" w:cs="Times New Roman"/>
-          <w:sz w:val="24"/>
-          <w:szCs w:val="24"/>
+          <w:sz w:val="32"/>
+          <w:szCs w:val="32"/>
         </w:rPr>
         <w:br/>
         <w:t>Prints calculated tax and insurance amount.</w:t>
@@ -4209,40 +4730,37 @@
         <w:spacing w:before="100" w:beforeAutospacing="1" w:after="100" w:afterAutospacing="1" w:line="240" w:lineRule="auto"/>
         <w:rPr>
           <w:rFonts w:ascii="Times New Roman" w:eastAsia="Times New Roman" w:hAnsi="Times New Roman" w:cs="Times New Roman"/>
-          <w:sz w:val="24"/>
-          <w:szCs w:val="24"/>
-        </w:rPr>
-      </w:pPr>
-    </w:p>
-    <w:p>
-      <w:pPr>
-        <w:spacing w:before="100" w:beforeAutospacing="1" w:after="100" w:afterAutospacing="1" w:line="240" w:lineRule="auto"/>
-        <w:rPr>
-          <w:rFonts w:ascii="Times New Roman" w:eastAsia="Times New Roman" w:hAnsi="Times New Roman" w:cs="Times New Roman"/>
-          <w:sz w:val="24"/>
-          <w:szCs w:val="24"/>
-        </w:rPr>
-      </w:pPr>
-      <w:bookmarkStart w:id="0" w:name="_GoBack"/>
-      <w:bookmarkEnd w:id="0"/>
-    </w:p>
-    <w:p>
-      <w:pPr>
-        <w:spacing w:before="100" w:beforeAutospacing="1" w:after="100" w:afterAutospacing="1" w:line="240" w:lineRule="auto"/>
-        <w:rPr>
-          <w:rFonts w:ascii="Times New Roman" w:eastAsia="Times New Roman" w:hAnsi="Times New Roman" w:cs="Times New Roman"/>
-          <w:sz w:val="24"/>
-          <w:szCs w:val="24"/>
-        </w:rPr>
-      </w:pPr>
-      <w:r>
-        <w:rPr>
-          <w:rFonts w:ascii="Times New Roman" w:eastAsia="Times New Roman" w:hAnsi="Times New Roman" w:cs="Times New Roman"/>
-          <w:sz w:val="24"/>
-          <w:szCs w:val="24"/>
+          <w:sz w:val="32"/>
+          <w:szCs w:val="32"/>
+        </w:rPr>
+      </w:pPr>
+    </w:p>
+    <w:p>
+      <w:pPr>
+        <w:spacing w:before="100" w:beforeAutospacing="1" w:after="100" w:afterAutospacing="1" w:line="240" w:lineRule="auto"/>
+        <w:rPr>
+          <w:rFonts w:ascii="Times New Roman" w:eastAsia="Times New Roman" w:hAnsi="Times New Roman" w:cs="Times New Roman"/>
+          <w:sz w:val="32"/>
+          <w:szCs w:val="32"/>
+        </w:rPr>
+      </w:pPr>
+    </w:p>
+    <w:p>
+      <w:pPr>
+        <w:spacing w:before="100" w:beforeAutospacing="1" w:after="100" w:afterAutospacing="1" w:line="240" w:lineRule="auto"/>
+        <w:rPr>
+          <w:rFonts w:ascii="Times New Roman" w:eastAsia="Times New Roman" w:hAnsi="Times New Roman" w:cs="Times New Roman"/>
+          <w:sz w:val="32"/>
+          <w:szCs w:val="32"/>
+        </w:rPr>
+      </w:pPr>
+      <w:r>
+        <w:rPr>
+          <w:rFonts w:ascii="Times New Roman" w:eastAsia="Times New Roman" w:hAnsi="Times New Roman" w:cs="Times New Roman"/>
+          <w:sz w:val="32"/>
+          <w:szCs w:val="32"/>
           <w:highlight w:val="yellow"/>
         </w:rPr>
-        <w:lastRenderedPageBreak/>
         <w:t>SAMPLE OUTPUT</w:t>
       </w:r>
     </w:p>
@@ -4251,23 +4769,23 @@
         <w:spacing w:before="100" w:beforeAutospacing="1" w:after="100" w:afterAutospacing="1" w:line="240" w:lineRule="auto"/>
         <w:rPr>
           <w:rFonts w:ascii="Times New Roman" w:eastAsia="Times New Roman" w:hAnsi="Times New Roman" w:cs="Times New Roman"/>
-          <w:sz w:val="24"/>
-          <w:szCs w:val="24"/>
-        </w:rPr>
-      </w:pPr>
-      <w:r>
-        <w:rPr>
-          <w:rFonts w:ascii="Times New Roman" w:eastAsia="Times New Roman" w:hAnsi="Times New Roman" w:cs="Times New Roman"/>
-          <w:sz w:val="24"/>
-          <w:szCs w:val="24"/>
+          <w:sz w:val="32"/>
+          <w:szCs w:val="32"/>
+        </w:rPr>
+      </w:pPr>
+      <w:r>
+        <w:rPr>
+          <w:rFonts w:ascii="Times New Roman" w:eastAsia="Times New Roman" w:hAnsi="Times New Roman" w:cs="Times New Roman"/>
+          <w:sz w:val="32"/>
+          <w:szCs w:val="32"/>
         </w:rPr>
         <w:t>Enter Name: Jinal</w:t>
       </w:r>
       <w:r>
         <w:rPr>
           <w:rFonts w:ascii="Times New Roman" w:eastAsia="Times New Roman" w:hAnsi="Times New Roman" w:cs="Times New Roman"/>
-          <w:sz w:val="24"/>
-          <w:szCs w:val="24"/>
+          <w:sz w:val="32"/>
+          <w:szCs w:val="32"/>
         </w:rPr>
         <w:br/>
         <w:t>Enter Income: 500000</w:t>
@@ -4278,23 +4796,23 @@
         <w:spacing w:before="100" w:beforeAutospacing="1" w:after="100" w:afterAutospacing="1" w:line="240" w:lineRule="auto"/>
         <w:rPr>
           <w:rFonts w:ascii="Times New Roman" w:eastAsia="Times New Roman" w:hAnsi="Times New Roman" w:cs="Times New Roman"/>
-          <w:sz w:val="24"/>
-          <w:szCs w:val="24"/>
-        </w:rPr>
-      </w:pPr>
-      <w:r>
-        <w:rPr>
-          <w:rFonts w:ascii="Times New Roman" w:eastAsia="Times New Roman" w:hAnsi="Times New Roman" w:cs="Times New Roman"/>
-          <w:sz w:val="24"/>
-          <w:szCs w:val="24"/>
+          <w:sz w:val="32"/>
+          <w:szCs w:val="32"/>
+        </w:rPr>
+      </w:pPr>
+      <w:r>
+        <w:rPr>
+          <w:rFonts w:ascii="Times New Roman" w:eastAsia="Times New Roman" w:hAnsi="Times New Roman" w:cs="Times New Roman"/>
+          <w:sz w:val="32"/>
+          <w:szCs w:val="32"/>
         </w:rPr>
         <w:t>Salaried Person Details</w:t>
       </w:r>
       <w:r>
         <w:rPr>
           <w:rFonts w:ascii="Times New Roman" w:eastAsia="Times New Roman" w:hAnsi="Times New Roman" w:cs="Times New Roman"/>
-          <w:sz w:val="24"/>
-          <w:szCs w:val="24"/>
+          <w:sz w:val="32"/>
+          <w:szCs w:val="32"/>
         </w:rPr>
         <w:br/>
         <w:t>Income: 500000.0</w:t>
@@ -4302,8 +4820,8 @@
       <w:r>
         <w:rPr>
           <w:rFonts w:ascii="Times New Roman" w:eastAsia="Times New Roman" w:hAnsi="Times New Roman" w:cs="Times New Roman"/>
-          <w:sz w:val="24"/>
-          <w:szCs w:val="24"/>
+          <w:sz w:val="32"/>
+          <w:szCs w:val="32"/>
         </w:rPr>
         <w:br/>
         <w:t>Calculated Tax: 50000.0</w:t>
@@ -4311,8 +4829,8 @@
       <w:r>
         <w:rPr>
           <w:rFonts w:ascii="Times New Roman" w:eastAsia="Times New Roman" w:hAnsi="Times New Roman" w:cs="Times New Roman"/>
-          <w:sz w:val="24"/>
-          <w:szCs w:val="24"/>
+          <w:sz w:val="32"/>
+          <w:szCs w:val="32"/>
         </w:rPr>
         <w:br/>
         <w:t>Calculated Insurance: 25000.0</w:t>
@@ -4323,23 +4841,23 @@
         <w:spacing w:before="100" w:beforeAutospacing="1" w:after="100" w:afterAutospacing="1" w:line="240" w:lineRule="auto"/>
         <w:rPr>
           <w:rFonts w:ascii="Times New Roman" w:eastAsia="Times New Roman" w:hAnsi="Times New Roman" w:cs="Times New Roman"/>
-          <w:sz w:val="24"/>
-          <w:szCs w:val="24"/>
-        </w:rPr>
-      </w:pPr>
-      <w:r>
-        <w:rPr>
-          <w:rFonts w:ascii="Times New Roman" w:eastAsia="Times New Roman" w:hAnsi="Times New Roman" w:cs="Times New Roman"/>
-          <w:sz w:val="24"/>
-          <w:szCs w:val="24"/>
+          <w:sz w:val="32"/>
+          <w:szCs w:val="32"/>
+        </w:rPr>
+      </w:pPr>
+      <w:r>
+        <w:rPr>
+          <w:rFonts w:ascii="Times New Roman" w:eastAsia="Times New Roman" w:hAnsi="Times New Roman" w:cs="Times New Roman"/>
+          <w:sz w:val="32"/>
+          <w:szCs w:val="32"/>
         </w:rPr>
         <w:t>Business Person Details</w:t>
       </w:r>
       <w:r>
         <w:rPr>
           <w:rFonts w:ascii="Times New Roman" w:eastAsia="Times New Roman" w:hAnsi="Times New Roman" w:cs="Times New Roman"/>
-          <w:sz w:val="24"/>
-          <w:szCs w:val="24"/>
+          <w:sz w:val="32"/>
+          <w:szCs w:val="32"/>
         </w:rPr>
         <w:br/>
         <w:t>Income: 500000.0</w:t>
@@ -4347,8 +4865,8 @@
       <w:r>
         <w:rPr>
           <w:rFonts w:ascii="Times New Roman" w:eastAsia="Times New Roman" w:hAnsi="Times New Roman" w:cs="Times New Roman"/>
-          <w:sz w:val="24"/>
-          <w:szCs w:val="24"/>
+          <w:sz w:val="32"/>
+          <w:szCs w:val="32"/>
         </w:rPr>
         <w:br/>
         <w:t>Calculated Tax: 75000.0</w:t>
@@ -4356,8 +4874,8 @@
       <w:r>
         <w:rPr>
           <w:rFonts w:ascii="Times New Roman" w:eastAsia="Times New Roman" w:hAnsi="Times New Roman" w:cs="Times New Roman"/>
-          <w:sz w:val="24"/>
-          <w:szCs w:val="24"/>
+          <w:sz w:val="32"/>
+          <w:szCs w:val="32"/>
         </w:rPr>
         <w:br/>
         <w:t>Calculated Insurance: 40000.0</w:t>
@@ -4368,8 +4886,8 @@
         <w:spacing w:before="100" w:beforeAutospacing="1" w:after="100" w:afterAutospacing="1" w:line="240" w:lineRule="auto"/>
         <w:rPr>
           <w:rFonts w:ascii="Times New Roman" w:eastAsia="Times New Roman" w:hAnsi="Times New Roman" w:cs="Times New Roman"/>
-          <w:sz w:val="24"/>
-          <w:szCs w:val="24"/>
+          <w:sz w:val="32"/>
+          <w:szCs w:val="32"/>
         </w:rPr>
       </w:pPr>
     </w:p>
@@ -4378,11 +4896,13 @@
         <w:pStyle w:val="Heading3"/>
         <w:rPr>
           <w:sz w:val="32"/>
-        </w:rPr>
-      </w:pPr>
-      <w:r>
-        <w:rPr>
-          <w:sz w:val="32"/>
+          <w:szCs w:val="32"/>
+        </w:rPr>
+      </w:pPr>
+      <w:r>
+        <w:rPr>
+          <w:sz w:val="32"/>
+          <w:szCs w:val="32"/>
           <w:highlight w:val="cyan"/>
         </w:rPr>
         <w:t>Prog</w:t>
@@ -4391,6 +4911,7 @@
       <w:r>
         <w:rPr>
           <w:sz w:val="32"/>
+          <w:szCs w:val="32"/>
           <w:highlight w:val="cyan"/>
         </w:rPr>
         <w:t>:5</w:t>
@@ -4399,6 +4920,7 @@
       <w:r>
         <w:rPr>
           <w:sz w:val="32"/>
+          <w:szCs w:val="32"/>
         </w:rPr>
         <w:t xml:space="preserve"> </w:t>
       </w:r>
@@ -4408,11 +4930,13 @@
         <w:pStyle w:val="Heading3"/>
         <w:rPr>
           <w:sz w:val="32"/>
-        </w:rPr>
-      </w:pPr>
-      <w:r>
-        <w:rPr>
-          <w:sz w:val="32"/>
+          <w:szCs w:val="32"/>
+        </w:rPr>
+      </w:pPr>
+      <w:r>
+        <w:rPr>
+          <w:sz w:val="32"/>
+          <w:szCs w:val="32"/>
         </w:rPr>
         <w:t>Interface: Fare</w:t>
       </w:r>
@@ -4422,24 +4946,25 @@
         <w:spacing w:before="100" w:beforeAutospacing="1" w:after="100" w:afterAutospacing="1" w:line="240" w:lineRule="auto"/>
         <w:rPr>
           <w:rFonts w:ascii="Times New Roman" w:eastAsia="Times New Roman" w:hAnsi="Times New Roman" w:cs="Times New Roman"/>
-          <w:sz w:val="24"/>
-          <w:szCs w:val="24"/>
-        </w:rPr>
-      </w:pPr>
-      <w:r>
-        <w:rPr>
-          <w:rFonts w:ascii="Times New Roman" w:eastAsia="Times New Roman" w:hAnsi="Times New Roman" w:cs="Times New Roman"/>
-          <w:sz w:val="24"/>
-          <w:szCs w:val="24"/>
-        </w:rPr>
+          <w:sz w:val="32"/>
+          <w:szCs w:val="32"/>
+        </w:rPr>
+      </w:pPr>
+      <w:r>
+        <w:rPr>
+          <w:rFonts w:ascii="Times New Roman" w:eastAsia="Times New Roman" w:hAnsi="Times New Roman" w:cs="Times New Roman"/>
+          <w:sz w:val="32"/>
+          <w:szCs w:val="32"/>
+        </w:rPr>
+        <w:lastRenderedPageBreak/>
         <w:t>Contains method</w:t>
       </w:r>
       <w:proofErr w:type="gramStart"/>
       <w:r>
         <w:rPr>
           <w:rFonts w:ascii="Times New Roman" w:eastAsia="Times New Roman" w:hAnsi="Times New Roman" w:cs="Times New Roman"/>
-          <w:sz w:val="24"/>
-          <w:szCs w:val="24"/>
+          <w:sz w:val="32"/>
+          <w:szCs w:val="32"/>
         </w:rPr>
         <w:t>:</w:t>
       </w:r>
@@ -4447,16 +4972,16 @@
       <w:r>
         <w:rPr>
           <w:rFonts w:ascii="Times New Roman" w:eastAsia="Times New Roman" w:hAnsi="Times New Roman" w:cs="Times New Roman"/>
-          <w:sz w:val="24"/>
-          <w:szCs w:val="24"/>
+          <w:sz w:val="32"/>
+          <w:szCs w:val="32"/>
         </w:rPr>
         <w:br/>
       </w:r>
       <w:r>
         <w:rPr>
           <w:rFonts w:ascii="Courier New" w:eastAsia="Times New Roman" w:hAnsi="Courier New" w:cs="Courier New"/>
-          <w:sz w:val="20"/>
-          <w:szCs w:val="20"/>
+          <w:sz w:val="32"/>
+          <w:szCs w:val="32"/>
         </w:rPr>
         <w:t xml:space="preserve">double </w:t>
       </w:r>
@@ -4464,8 +4989,8 @@
       <w:r>
         <w:rPr>
           <w:rFonts w:ascii="Courier New" w:eastAsia="Times New Roman" w:hAnsi="Courier New" w:cs="Courier New"/>
-          <w:sz w:val="20"/>
-          <w:szCs w:val="20"/>
+          <w:sz w:val="32"/>
+          <w:szCs w:val="32"/>
         </w:rPr>
         <w:t>calculateFare</w:t>
       </w:r>
@@ -4473,8 +4998,8 @@
       <w:r>
         <w:rPr>
           <w:rFonts w:ascii="Courier New" w:eastAsia="Times New Roman" w:hAnsi="Courier New" w:cs="Courier New"/>
-          <w:sz w:val="20"/>
-          <w:szCs w:val="20"/>
+          <w:sz w:val="32"/>
+          <w:szCs w:val="32"/>
         </w:rPr>
         <w:t>(double distance);</w:t>
       </w:r>
@@ -4484,15 +5009,15 @@
         <w:spacing w:after="0" w:line="240" w:lineRule="auto"/>
         <w:rPr>
           <w:rFonts w:ascii="Times New Roman" w:eastAsia="Times New Roman" w:hAnsi="Times New Roman" w:cs="Times New Roman"/>
-          <w:sz w:val="24"/>
-          <w:szCs w:val="24"/>
-        </w:rPr>
-      </w:pPr>
-      <w:r>
-        <w:rPr>
-          <w:rFonts w:ascii="Times New Roman" w:eastAsia="Times New Roman" w:hAnsi="Times New Roman" w:cs="Times New Roman"/>
-          <w:sz w:val="24"/>
-          <w:szCs w:val="24"/>
+          <w:sz w:val="32"/>
+          <w:szCs w:val="32"/>
+        </w:rPr>
+      </w:pPr>
+      <w:r>
+        <w:rPr>
+          <w:rFonts w:ascii="Times New Roman" w:eastAsia="Times New Roman" w:hAnsi="Times New Roman" w:cs="Times New Roman"/>
+          <w:sz w:val="32"/>
+          <w:szCs w:val="32"/>
         </w:rPr>
         <w:pict>
           <v:rect id="_x0000_i1029" style="width:0;height:1.5pt" o:hralign="center" o:hrstd="t" o:hr="t" fillcolor="#a0a0a0" stroked="f"/>
@@ -4507,8 +5032,8 @@
           <w:rFonts w:ascii="Times New Roman" w:eastAsia="Times New Roman" w:hAnsi="Times New Roman" w:cs="Times New Roman"/>
           <w:b/>
           <w:bCs/>
-          <w:sz w:val="27"/>
-          <w:szCs w:val="27"/>
+          <w:sz w:val="32"/>
+          <w:szCs w:val="32"/>
         </w:rPr>
       </w:pPr>
       <w:r>
@@ -4516,8 +5041,8 @@
           <w:rFonts w:ascii="Times New Roman" w:eastAsia="Times New Roman" w:hAnsi="Times New Roman" w:cs="Times New Roman"/>
           <w:b/>
           <w:bCs/>
-          <w:sz w:val="27"/>
-          <w:szCs w:val="27"/>
+          <w:sz w:val="32"/>
+          <w:szCs w:val="32"/>
         </w:rPr>
         <w:t>Interface: Baggage</w:t>
       </w:r>
@@ -4527,15 +5052,15 @@
         <w:spacing w:before="100" w:beforeAutospacing="1" w:after="100" w:afterAutospacing="1" w:line="240" w:lineRule="auto"/>
         <w:rPr>
           <w:rFonts w:ascii="Times New Roman" w:eastAsia="Times New Roman" w:hAnsi="Times New Roman" w:cs="Times New Roman"/>
-          <w:sz w:val="24"/>
-          <w:szCs w:val="24"/>
-        </w:rPr>
-      </w:pPr>
-      <w:r>
-        <w:rPr>
-          <w:rFonts w:ascii="Times New Roman" w:eastAsia="Times New Roman" w:hAnsi="Times New Roman" w:cs="Times New Roman"/>
-          <w:sz w:val="24"/>
-          <w:szCs w:val="24"/>
+          <w:sz w:val="32"/>
+          <w:szCs w:val="32"/>
+        </w:rPr>
+      </w:pPr>
+      <w:r>
+        <w:rPr>
+          <w:rFonts w:ascii="Times New Roman" w:eastAsia="Times New Roman" w:hAnsi="Times New Roman" w:cs="Times New Roman"/>
+          <w:sz w:val="32"/>
+          <w:szCs w:val="32"/>
         </w:rPr>
         <w:t>Contains method</w:t>
       </w:r>
@@ -4543,8 +5068,8 @@
       <w:r>
         <w:rPr>
           <w:rFonts w:ascii="Times New Roman" w:eastAsia="Times New Roman" w:hAnsi="Times New Roman" w:cs="Times New Roman"/>
-          <w:sz w:val="24"/>
-          <w:szCs w:val="24"/>
+          <w:sz w:val="32"/>
+          <w:szCs w:val="32"/>
         </w:rPr>
         <w:t>:</w:t>
       </w:r>
@@ -4552,16 +5077,16 @@
       <w:r>
         <w:rPr>
           <w:rFonts w:ascii="Times New Roman" w:eastAsia="Times New Roman" w:hAnsi="Times New Roman" w:cs="Times New Roman"/>
-          <w:sz w:val="24"/>
-          <w:szCs w:val="24"/>
+          <w:sz w:val="32"/>
+          <w:szCs w:val="32"/>
         </w:rPr>
         <w:br/>
       </w:r>
       <w:r>
         <w:rPr>
           <w:rFonts w:ascii="Courier New" w:eastAsia="Times New Roman" w:hAnsi="Courier New" w:cs="Courier New"/>
-          <w:sz w:val="20"/>
-          <w:szCs w:val="20"/>
+          <w:sz w:val="32"/>
+          <w:szCs w:val="32"/>
         </w:rPr>
         <w:t xml:space="preserve">double </w:t>
       </w:r>
@@ -4569,8 +5094,8 @@
       <w:r>
         <w:rPr>
           <w:rFonts w:ascii="Courier New" w:eastAsia="Times New Roman" w:hAnsi="Courier New" w:cs="Courier New"/>
-          <w:sz w:val="20"/>
-          <w:szCs w:val="20"/>
+          <w:sz w:val="32"/>
+          <w:szCs w:val="32"/>
         </w:rPr>
         <w:t>calculateBaggageFee</w:t>
       </w:r>
@@ -4578,8 +5103,8 @@
       <w:r>
         <w:rPr>
           <w:rFonts w:ascii="Courier New" w:eastAsia="Times New Roman" w:hAnsi="Courier New" w:cs="Courier New"/>
-          <w:sz w:val="20"/>
-          <w:szCs w:val="20"/>
+          <w:sz w:val="32"/>
+          <w:szCs w:val="32"/>
         </w:rPr>
         <w:t>();</w:t>
       </w:r>
@@ -4589,15 +5114,15 @@
         <w:spacing w:after="0" w:line="240" w:lineRule="auto"/>
         <w:rPr>
           <w:rFonts w:ascii="Times New Roman" w:eastAsia="Times New Roman" w:hAnsi="Times New Roman" w:cs="Times New Roman"/>
-          <w:sz w:val="24"/>
-          <w:szCs w:val="24"/>
-        </w:rPr>
-      </w:pPr>
-      <w:r>
-        <w:rPr>
-          <w:rFonts w:ascii="Times New Roman" w:eastAsia="Times New Roman" w:hAnsi="Times New Roman" w:cs="Times New Roman"/>
-          <w:sz w:val="24"/>
-          <w:szCs w:val="24"/>
+          <w:sz w:val="32"/>
+          <w:szCs w:val="32"/>
+        </w:rPr>
+      </w:pPr>
+      <w:r>
+        <w:rPr>
+          <w:rFonts w:ascii="Times New Roman" w:eastAsia="Times New Roman" w:hAnsi="Times New Roman" w:cs="Times New Roman"/>
+          <w:sz w:val="32"/>
+          <w:szCs w:val="32"/>
         </w:rPr>
         <w:pict>
           <v:rect id="_x0000_i1030" style="width:0;height:1.5pt" o:hralign="center" o:hrstd="t" o:hr="t" fillcolor="#a0a0a0" stroked="f"/>
@@ -4612,8 +5137,8 @@
           <w:rFonts w:ascii="Times New Roman" w:eastAsia="Times New Roman" w:hAnsi="Times New Roman" w:cs="Times New Roman"/>
           <w:b/>
           <w:bCs/>
-          <w:sz w:val="27"/>
-          <w:szCs w:val="27"/>
+          <w:sz w:val="32"/>
+          <w:szCs w:val="32"/>
         </w:rPr>
       </w:pPr>
       <w:r>
@@ -4621,8 +5146,8 @@
           <w:rFonts w:ascii="Times New Roman" w:eastAsia="Times New Roman" w:hAnsi="Times New Roman" w:cs="Times New Roman"/>
           <w:b/>
           <w:bCs/>
-          <w:sz w:val="27"/>
-          <w:szCs w:val="27"/>
+          <w:sz w:val="32"/>
+          <w:szCs w:val="32"/>
         </w:rPr>
         <w:t>Abstract Class: Passenger</w:t>
       </w:r>
@@ -4632,31 +5157,31 @@
         <w:spacing w:before="100" w:beforeAutospacing="1" w:after="100" w:afterAutospacing="1" w:line="240" w:lineRule="auto"/>
         <w:rPr>
           <w:rFonts w:ascii="Times New Roman" w:eastAsia="Times New Roman" w:hAnsi="Times New Roman" w:cs="Times New Roman"/>
-          <w:sz w:val="24"/>
-          <w:szCs w:val="24"/>
-        </w:rPr>
-      </w:pPr>
-      <w:r>
-        <w:rPr>
-          <w:rFonts w:ascii="Times New Roman" w:eastAsia="Times New Roman" w:hAnsi="Times New Roman" w:cs="Times New Roman"/>
-          <w:sz w:val="24"/>
-          <w:szCs w:val="24"/>
+          <w:sz w:val="32"/>
+          <w:szCs w:val="32"/>
+        </w:rPr>
+      </w:pPr>
+      <w:r>
+        <w:rPr>
+          <w:rFonts w:ascii="Times New Roman" w:eastAsia="Times New Roman" w:hAnsi="Times New Roman" w:cs="Times New Roman"/>
+          <w:sz w:val="32"/>
+          <w:szCs w:val="32"/>
         </w:rPr>
         <w:t>Data Members:</w:t>
       </w:r>
       <w:r>
         <w:rPr>
           <w:rFonts w:ascii="Times New Roman" w:eastAsia="Times New Roman" w:hAnsi="Times New Roman" w:cs="Times New Roman"/>
-          <w:sz w:val="24"/>
-          <w:szCs w:val="24"/>
+          <w:sz w:val="32"/>
+          <w:szCs w:val="32"/>
         </w:rPr>
         <w:t xml:space="preserve"> </w:t>
       </w:r>
       <w:r>
         <w:rPr>
           <w:rFonts w:ascii="Courier New" w:eastAsia="Times New Roman" w:hAnsi="Courier New" w:cs="Courier New"/>
-          <w:sz w:val="20"/>
-          <w:szCs w:val="20"/>
+          <w:sz w:val="32"/>
+          <w:szCs w:val="32"/>
         </w:rPr>
         <w:t xml:space="preserve">String </w:t>
       </w:r>
@@ -4664,8 +5189,8 @@
       <w:r>
         <w:rPr>
           <w:rFonts w:ascii="Courier New" w:eastAsia="Times New Roman" w:hAnsi="Courier New" w:cs="Courier New"/>
-          <w:sz w:val="20"/>
-          <w:szCs w:val="20"/>
+          <w:sz w:val="32"/>
+          <w:szCs w:val="32"/>
         </w:rPr>
         <w:t>name</w:t>
       </w:r>
@@ -4673,16 +5198,16 @@
       <w:r>
         <w:rPr>
           <w:rFonts w:ascii="Courier New" w:eastAsia="Times New Roman" w:hAnsi="Courier New" w:cs="Courier New"/>
-          <w:sz w:val="20"/>
-          <w:szCs w:val="20"/>
+          <w:sz w:val="32"/>
+          <w:szCs w:val="32"/>
         </w:rPr>
         <w:t>,</w:t>
       </w:r>
       <w:r>
         <w:rPr>
           <w:rFonts w:ascii="Courier New" w:eastAsia="Times New Roman" w:hAnsi="Courier New" w:cs="Courier New"/>
-          <w:sz w:val="20"/>
-          <w:szCs w:val="20"/>
+          <w:sz w:val="32"/>
+          <w:szCs w:val="32"/>
         </w:rPr>
         <w:t>double</w:t>
       </w:r>
@@ -4691,8 +5216,8 @@
       <w:r>
         <w:rPr>
           <w:rFonts w:ascii="Courier New" w:eastAsia="Times New Roman" w:hAnsi="Courier New" w:cs="Courier New"/>
-          <w:sz w:val="20"/>
-          <w:szCs w:val="20"/>
+          <w:sz w:val="32"/>
+          <w:szCs w:val="32"/>
         </w:rPr>
         <w:t xml:space="preserve"> distance</w:t>
       </w:r>
@@ -4702,31 +5227,31 @@
         <w:spacing w:before="100" w:beforeAutospacing="1" w:after="100" w:afterAutospacing="1" w:line="240" w:lineRule="auto"/>
         <w:rPr>
           <w:rFonts w:ascii="Times New Roman" w:eastAsia="Times New Roman" w:hAnsi="Times New Roman" w:cs="Times New Roman"/>
-          <w:sz w:val="24"/>
-          <w:szCs w:val="24"/>
-        </w:rPr>
-      </w:pPr>
-      <w:r>
-        <w:rPr>
-          <w:rFonts w:ascii="Times New Roman" w:eastAsia="Times New Roman" w:hAnsi="Times New Roman" w:cs="Times New Roman"/>
-          <w:sz w:val="24"/>
-          <w:szCs w:val="24"/>
+          <w:sz w:val="32"/>
+          <w:szCs w:val="32"/>
+        </w:rPr>
+      </w:pPr>
+      <w:r>
+        <w:rPr>
+          <w:rFonts w:ascii="Times New Roman" w:eastAsia="Times New Roman" w:hAnsi="Times New Roman" w:cs="Times New Roman"/>
+          <w:sz w:val="32"/>
+          <w:szCs w:val="32"/>
         </w:rPr>
         <w:t>Contains abstract method:</w:t>
       </w:r>
       <w:r>
         <w:rPr>
           <w:rFonts w:ascii="Times New Roman" w:eastAsia="Times New Roman" w:hAnsi="Times New Roman" w:cs="Times New Roman"/>
-          <w:sz w:val="24"/>
-          <w:szCs w:val="24"/>
+          <w:sz w:val="32"/>
+          <w:szCs w:val="32"/>
         </w:rPr>
         <w:t xml:space="preserve"> </w:t>
       </w:r>
       <w:r>
         <w:rPr>
           <w:rFonts w:ascii="Courier New" w:eastAsia="Times New Roman" w:hAnsi="Courier New" w:cs="Courier New"/>
-          <w:sz w:val="20"/>
-          <w:szCs w:val="20"/>
+          <w:sz w:val="32"/>
+          <w:szCs w:val="32"/>
         </w:rPr>
         <w:t xml:space="preserve">void </w:t>
       </w:r>
@@ -4734,8 +5259,8 @@
       <w:r>
         <w:rPr>
           <w:rFonts w:ascii="Courier New" w:eastAsia="Times New Roman" w:hAnsi="Courier New" w:cs="Courier New"/>
-          <w:sz w:val="20"/>
-          <w:szCs w:val="20"/>
+          <w:sz w:val="32"/>
+          <w:szCs w:val="32"/>
         </w:rPr>
         <w:t>display(</w:t>
       </w:r>
@@ -4743,8 +5268,8 @@
       <w:r>
         <w:rPr>
           <w:rFonts w:ascii="Courier New" w:eastAsia="Times New Roman" w:hAnsi="Courier New" w:cs="Courier New"/>
-          <w:sz w:val="20"/>
-          <w:szCs w:val="20"/>
+          <w:sz w:val="32"/>
+          <w:szCs w:val="32"/>
         </w:rPr>
         <w:t>);</w:t>
       </w:r>
@@ -4754,23 +5279,23 @@
         <w:spacing w:before="100" w:beforeAutospacing="1" w:after="100" w:afterAutospacing="1" w:line="240" w:lineRule="auto"/>
         <w:rPr>
           <w:rFonts w:ascii="Times New Roman" w:eastAsia="Times New Roman" w:hAnsi="Times New Roman" w:cs="Times New Roman"/>
-          <w:sz w:val="24"/>
-          <w:szCs w:val="24"/>
-        </w:rPr>
-      </w:pPr>
-      <w:r>
-        <w:rPr>
-          <w:rFonts w:ascii="Times New Roman" w:eastAsia="Times New Roman" w:hAnsi="Times New Roman" w:cs="Times New Roman"/>
-          <w:sz w:val="24"/>
-          <w:szCs w:val="24"/>
+          <w:sz w:val="32"/>
+          <w:szCs w:val="32"/>
+        </w:rPr>
+      </w:pPr>
+      <w:r>
+        <w:rPr>
+          <w:rFonts w:ascii="Times New Roman" w:eastAsia="Times New Roman" w:hAnsi="Times New Roman" w:cs="Times New Roman"/>
+          <w:sz w:val="32"/>
+          <w:szCs w:val="32"/>
         </w:rPr>
         <w:t>Acts as base class for all passengers.</w:t>
       </w:r>
       <w:r>
         <w:rPr>
           <w:rFonts w:ascii="Times New Roman" w:eastAsia="Times New Roman" w:hAnsi="Times New Roman" w:cs="Times New Roman"/>
-          <w:sz w:val="24"/>
-          <w:szCs w:val="24"/>
+          <w:sz w:val="32"/>
+          <w:szCs w:val="32"/>
         </w:rPr>
         <w:br/>
         <w:t xml:space="preserve">Ensures every passenger must implement the </w:t>
@@ -4779,8 +5304,8 @@
       <w:r>
         <w:rPr>
           <w:rFonts w:ascii="Courier New" w:eastAsia="Times New Roman" w:hAnsi="Courier New" w:cs="Courier New"/>
-          <w:sz w:val="20"/>
-          <w:szCs w:val="20"/>
+          <w:sz w:val="32"/>
+          <w:szCs w:val="32"/>
         </w:rPr>
         <w:t>display(</w:t>
       </w:r>
@@ -4788,16 +5313,16 @@
       <w:r>
         <w:rPr>
           <w:rFonts w:ascii="Courier New" w:eastAsia="Times New Roman" w:hAnsi="Courier New" w:cs="Courier New"/>
-          <w:sz w:val="20"/>
-          <w:szCs w:val="20"/>
+          <w:sz w:val="32"/>
+          <w:szCs w:val="32"/>
         </w:rPr>
         <w:t>)</w:t>
       </w:r>
       <w:r>
         <w:rPr>
           <w:rFonts w:ascii="Times New Roman" w:eastAsia="Times New Roman" w:hAnsi="Times New Roman" w:cs="Times New Roman"/>
-          <w:sz w:val="24"/>
-          <w:szCs w:val="24"/>
+          <w:sz w:val="32"/>
+          <w:szCs w:val="32"/>
         </w:rPr>
         <w:t xml:space="preserve"> method.</w:t>
       </w:r>
@@ -4807,15 +5332,15 @@
         <w:spacing w:after="0" w:line="240" w:lineRule="auto"/>
         <w:rPr>
           <w:rFonts w:ascii="Times New Roman" w:eastAsia="Times New Roman" w:hAnsi="Times New Roman" w:cs="Times New Roman"/>
-          <w:sz w:val="24"/>
-          <w:szCs w:val="24"/>
-        </w:rPr>
-      </w:pPr>
-      <w:r>
-        <w:rPr>
-          <w:rFonts w:ascii="Times New Roman" w:eastAsia="Times New Roman" w:hAnsi="Times New Roman" w:cs="Times New Roman"/>
-          <w:sz w:val="24"/>
-          <w:szCs w:val="24"/>
+          <w:sz w:val="32"/>
+          <w:szCs w:val="32"/>
+        </w:rPr>
+      </w:pPr>
+      <w:r>
+        <w:rPr>
+          <w:rFonts w:ascii="Times New Roman" w:eastAsia="Times New Roman" w:hAnsi="Times New Roman" w:cs="Times New Roman"/>
+          <w:sz w:val="32"/>
+          <w:szCs w:val="32"/>
         </w:rPr>
         <w:pict>
           <v:rect id="_x0000_i1031" style="width:0;height:1.5pt" o:hralign="center" o:hrstd="t" o:hr="t" fillcolor="#a0a0a0" stroked="f"/>
@@ -4830,8 +5355,8 @@
           <w:rFonts w:ascii="Times New Roman" w:eastAsia="Times New Roman" w:hAnsi="Times New Roman" w:cs="Times New Roman"/>
           <w:b/>
           <w:bCs/>
-          <w:sz w:val="27"/>
-          <w:szCs w:val="27"/>
+          <w:sz w:val="32"/>
+          <w:szCs w:val="32"/>
         </w:rPr>
       </w:pPr>
       <w:r>
@@ -4839,8 +5364,8 @@
           <w:rFonts w:ascii="Times New Roman" w:eastAsia="Times New Roman" w:hAnsi="Times New Roman" w:cs="Times New Roman"/>
           <w:b/>
           <w:bCs/>
-          <w:sz w:val="27"/>
-          <w:szCs w:val="27"/>
+          <w:sz w:val="32"/>
+          <w:szCs w:val="32"/>
         </w:rPr>
         <w:t xml:space="preserve">Derived Class: 1. </w:t>
       </w:r>
@@ -4850,8 +5375,8 @@
           <w:rFonts w:ascii="Times New Roman" w:eastAsia="Times New Roman" w:hAnsi="Times New Roman" w:cs="Times New Roman"/>
           <w:b/>
           <w:bCs/>
-          <w:sz w:val="27"/>
-          <w:szCs w:val="27"/>
+          <w:sz w:val="32"/>
+          <w:szCs w:val="32"/>
         </w:rPr>
         <w:t>EconomyPassenger</w:t>
       </w:r>
@@ -4862,63 +5387,63 @@
         <w:spacing w:before="100" w:beforeAutospacing="1" w:after="100" w:afterAutospacing="1" w:line="240" w:lineRule="auto"/>
         <w:rPr>
           <w:rFonts w:ascii="Times New Roman" w:eastAsia="Times New Roman" w:hAnsi="Times New Roman" w:cs="Times New Roman"/>
-          <w:sz w:val="24"/>
-          <w:szCs w:val="24"/>
-        </w:rPr>
-      </w:pPr>
-      <w:r>
-        <w:rPr>
-          <w:rFonts w:ascii="Times New Roman" w:eastAsia="Times New Roman" w:hAnsi="Times New Roman" w:cs="Times New Roman"/>
-          <w:sz w:val="24"/>
-          <w:szCs w:val="24"/>
+          <w:sz w:val="32"/>
+          <w:szCs w:val="32"/>
+        </w:rPr>
+      </w:pPr>
+      <w:r>
+        <w:rPr>
+          <w:rFonts w:ascii="Times New Roman" w:eastAsia="Times New Roman" w:hAnsi="Times New Roman" w:cs="Times New Roman"/>
+          <w:sz w:val="32"/>
+          <w:szCs w:val="32"/>
         </w:rPr>
         <w:t xml:space="preserve">Extends: </w:t>
       </w:r>
       <w:r>
         <w:rPr>
           <w:rFonts w:ascii="Courier New" w:eastAsia="Times New Roman" w:hAnsi="Courier New" w:cs="Courier New"/>
-          <w:sz w:val="20"/>
-          <w:szCs w:val="20"/>
+          <w:sz w:val="32"/>
+          <w:szCs w:val="32"/>
         </w:rPr>
         <w:t>Passenger</w:t>
       </w:r>
       <w:r>
         <w:rPr>
           <w:rFonts w:ascii="Courier New" w:eastAsia="Times New Roman" w:hAnsi="Courier New" w:cs="Courier New"/>
-          <w:sz w:val="20"/>
-          <w:szCs w:val="20"/>
+          <w:sz w:val="32"/>
+          <w:szCs w:val="32"/>
         </w:rPr>
         <w:t xml:space="preserve"> </w:t>
       </w:r>
       <w:r>
         <w:rPr>
           <w:rFonts w:ascii="Times New Roman" w:eastAsia="Times New Roman" w:hAnsi="Times New Roman" w:cs="Times New Roman"/>
-          <w:sz w:val="24"/>
-          <w:szCs w:val="24"/>
+          <w:sz w:val="32"/>
+          <w:szCs w:val="32"/>
         </w:rPr>
         <w:t xml:space="preserve">Implements: </w:t>
       </w:r>
       <w:r>
         <w:rPr>
           <w:rFonts w:ascii="Courier New" w:eastAsia="Times New Roman" w:hAnsi="Courier New" w:cs="Courier New"/>
-          <w:sz w:val="20"/>
-          <w:szCs w:val="20"/>
+          <w:sz w:val="32"/>
+          <w:szCs w:val="32"/>
         </w:rPr>
         <w:t>Fare</w:t>
       </w:r>
       <w:r>
         <w:rPr>
           <w:rFonts w:ascii="Times New Roman" w:eastAsia="Times New Roman" w:hAnsi="Times New Roman" w:cs="Times New Roman"/>
-          <w:sz w:val="24"/>
-          <w:szCs w:val="24"/>
+          <w:sz w:val="32"/>
+          <w:szCs w:val="32"/>
         </w:rPr>
         <w:t xml:space="preserve">, </w:t>
       </w:r>
       <w:r>
         <w:rPr>
           <w:rFonts w:ascii="Courier New" w:eastAsia="Times New Roman" w:hAnsi="Courier New" w:cs="Courier New"/>
-          <w:sz w:val="20"/>
-          <w:szCs w:val="20"/>
+          <w:sz w:val="32"/>
+          <w:szCs w:val="32"/>
         </w:rPr>
         <w:t>Baggage</w:t>
       </w:r>
@@ -4928,15 +5453,15 @@
         <w:spacing w:before="100" w:beforeAutospacing="1" w:after="100" w:afterAutospacing="1" w:line="240" w:lineRule="auto"/>
         <w:rPr>
           <w:rFonts w:ascii="Times New Roman" w:eastAsia="Times New Roman" w:hAnsi="Times New Roman" w:cs="Times New Roman"/>
-          <w:sz w:val="24"/>
-          <w:szCs w:val="24"/>
-        </w:rPr>
-      </w:pPr>
-      <w:r>
-        <w:rPr>
-          <w:rFonts w:ascii="Times New Roman" w:eastAsia="Times New Roman" w:hAnsi="Times New Roman" w:cs="Times New Roman"/>
-          <w:sz w:val="24"/>
-          <w:szCs w:val="24"/>
+          <w:sz w:val="32"/>
+          <w:szCs w:val="32"/>
+        </w:rPr>
+      </w:pPr>
+      <w:r>
+        <w:rPr>
+          <w:rFonts w:ascii="Times New Roman" w:eastAsia="Times New Roman" w:hAnsi="Times New Roman" w:cs="Times New Roman"/>
+          <w:sz w:val="32"/>
+          <w:szCs w:val="32"/>
         </w:rPr>
         <w:t>Methods:</w:t>
       </w:r>
@@ -4950,24 +5475,23 @@
         <w:spacing w:before="100" w:beforeAutospacing="1" w:after="100" w:afterAutospacing="1" w:line="240" w:lineRule="auto"/>
         <w:rPr>
           <w:rFonts w:ascii="Times New Roman" w:eastAsia="Times New Roman" w:hAnsi="Times New Roman" w:cs="Times New Roman"/>
-          <w:sz w:val="24"/>
-          <w:szCs w:val="24"/>
-        </w:rPr>
-      </w:pPr>
-      <w:r>
-        <w:rPr>
-          <w:rFonts w:ascii="Courier New" w:eastAsia="Times New Roman" w:hAnsi="Courier New" w:cs="Courier New"/>
-          <w:sz w:val="20"/>
-          <w:szCs w:val="20"/>
-        </w:rPr>
-        <w:lastRenderedPageBreak/>
+          <w:sz w:val="32"/>
+          <w:szCs w:val="32"/>
+        </w:rPr>
+      </w:pPr>
+      <w:r>
+        <w:rPr>
+          <w:rFonts w:ascii="Courier New" w:eastAsia="Times New Roman" w:hAnsi="Courier New" w:cs="Courier New"/>
+          <w:sz w:val="32"/>
+          <w:szCs w:val="32"/>
+        </w:rPr>
         <w:t>display()</w:t>
       </w:r>
       <w:r>
         <w:rPr>
           <w:rFonts w:ascii="Times New Roman" w:eastAsia="Times New Roman" w:hAnsi="Times New Roman" w:cs="Times New Roman"/>
-          <w:sz w:val="24"/>
-          <w:szCs w:val="24"/>
+          <w:sz w:val="32"/>
+          <w:szCs w:val="32"/>
         </w:rPr>
         <w:t xml:space="preserve"> → Prints </w:t>
       </w:r>
@@ -4976,8 +5500,8 @@
           <w:rFonts w:ascii="Times New Roman" w:eastAsia="Times New Roman" w:hAnsi="Times New Roman" w:cs="Times New Roman"/>
           <w:b/>
           <w:bCs/>
-          <w:sz w:val="24"/>
-          <w:szCs w:val="24"/>
+          <w:sz w:val="32"/>
+          <w:szCs w:val="32"/>
         </w:rPr>
         <w:t>"Economy Passenger Details"</w:t>
       </w:r>
@@ -4991,16 +5515,16 @@
         <w:spacing w:before="100" w:beforeAutospacing="1" w:after="100" w:afterAutospacing="1" w:line="240" w:lineRule="auto"/>
         <w:rPr>
           <w:rFonts w:ascii="Times New Roman" w:eastAsia="Times New Roman" w:hAnsi="Times New Roman" w:cs="Times New Roman"/>
-          <w:sz w:val="24"/>
-          <w:szCs w:val="24"/>
+          <w:sz w:val="32"/>
+          <w:szCs w:val="32"/>
         </w:rPr>
       </w:pPr>
       <w:proofErr w:type="spellStart"/>
       <w:r>
         <w:rPr>
           <w:rFonts w:ascii="Courier New" w:eastAsia="Times New Roman" w:hAnsi="Courier New" w:cs="Courier New"/>
-          <w:sz w:val="20"/>
-          <w:szCs w:val="20"/>
+          <w:sz w:val="32"/>
+          <w:szCs w:val="32"/>
         </w:rPr>
         <w:t>calculateFare</w:t>
       </w:r>
@@ -5008,16 +5532,16 @@
       <w:r>
         <w:rPr>
           <w:rFonts w:ascii="Courier New" w:eastAsia="Times New Roman" w:hAnsi="Courier New" w:cs="Courier New"/>
-          <w:sz w:val="20"/>
-          <w:szCs w:val="20"/>
+          <w:sz w:val="32"/>
+          <w:szCs w:val="32"/>
         </w:rPr>
         <w:t>(distance)</w:t>
       </w:r>
       <w:r>
         <w:rPr>
           <w:rFonts w:ascii="Times New Roman" w:eastAsia="Times New Roman" w:hAnsi="Times New Roman" w:cs="Times New Roman"/>
-          <w:sz w:val="24"/>
-          <w:szCs w:val="24"/>
+          <w:sz w:val="32"/>
+          <w:szCs w:val="32"/>
         </w:rPr>
         <w:t xml:space="preserve"> → Fare = ₹5 per km</w:t>
       </w:r>
@@ -5031,16 +5555,16 @@
         <w:spacing w:before="100" w:beforeAutospacing="1" w:after="100" w:afterAutospacing="1" w:line="240" w:lineRule="auto"/>
         <w:rPr>
           <w:rFonts w:ascii="Times New Roman" w:eastAsia="Times New Roman" w:hAnsi="Times New Roman" w:cs="Times New Roman"/>
-          <w:sz w:val="24"/>
-          <w:szCs w:val="24"/>
+          <w:sz w:val="32"/>
+          <w:szCs w:val="32"/>
         </w:rPr>
       </w:pPr>
       <w:proofErr w:type="spellStart"/>
       <w:r>
         <w:rPr>
           <w:rFonts w:ascii="Courier New" w:eastAsia="Times New Roman" w:hAnsi="Courier New" w:cs="Courier New"/>
-          <w:sz w:val="20"/>
-          <w:szCs w:val="20"/>
+          <w:sz w:val="32"/>
+          <w:szCs w:val="32"/>
         </w:rPr>
         <w:t>calculateBaggageFee</w:t>
       </w:r>
@@ -5048,16 +5572,16 @@
       <w:r>
         <w:rPr>
           <w:rFonts w:ascii="Courier New" w:eastAsia="Times New Roman" w:hAnsi="Courier New" w:cs="Courier New"/>
-          <w:sz w:val="20"/>
-          <w:szCs w:val="20"/>
+          <w:sz w:val="32"/>
+          <w:szCs w:val="32"/>
         </w:rPr>
         <w:t>()</w:t>
       </w:r>
       <w:r>
         <w:rPr>
           <w:rFonts w:ascii="Times New Roman" w:eastAsia="Times New Roman" w:hAnsi="Times New Roman" w:cs="Times New Roman"/>
-          <w:sz w:val="24"/>
-          <w:szCs w:val="24"/>
+          <w:sz w:val="32"/>
+          <w:szCs w:val="32"/>
         </w:rPr>
         <w:t xml:space="preserve"> → Baggage Fee = 10% of fare</w:t>
       </w:r>
@@ -5067,15 +5591,15 @@
         <w:spacing w:after="0" w:line="240" w:lineRule="auto"/>
         <w:rPr>
           <w:rFonts w:ascii="Times New Roman" w:eastAsia="Times New Roman" w:hAnsi="Times New Roman" w:cs="Times New Roman"/>
-          <w:sz w:val="24"/>
-          <w:szCs w:val="24"/>
-        </w:rPr>
-      </w:pPr>
-      <w:r>
-        <w:rPr>
-          <w:rFonts w:ascii="Times New Roman" w:eastAsia="Times New Roman" w:hAnsi="Times New Roman" w:cs="Times New Roman"/>
-          <w:sz w:val="24"/>
-          <w:szCs w:val="24"/>
+          <w:sz w:val="32"/>
+          <w:szCs w:val="32"/>
+        </w:rPr>
+      </w:pPr>
+      <w:r>
+        <w:rPr>
+          <w:rFonts w:ascii="Times New Roman" w:eastAsia="Times New Roman" w:hAnsi="Times New Roman" w:cs="Times New Roman"/>
+          <w:sz w:val="32"/>
+          <w:szCs w:val="32"/>
         </w:rPr>
         <w:pict>
           <v:rect id="_x0000_i1032" style="width:0;height:1.5pt" o:hralign="center" o:hrstd="t" o:hr="t" fillcolor="#a0a0a0" stroked="f"/>
@@ -5090,8 +5614,8 @@
           <w:rFonts w:ascii="Times New Roman" w:eastAsia="Times New Roman" w:hAnsi="Times New Roman" w:cs="Times New Roman"/>
           <w:b/>
           <w:bCs/>
-          <w:sz w:val="27"/>
-          <w:szCs w:val="27"/>
+          <w:sz w:val="32"/>
+          <w:szCs w:val="32"/>
         </w:rPr>
       </w:pPr>
       <w:r>
@@ -5099,8 +5623,8 @@
           <w:rFonts w:ascii="Times New Roman" w:eastAsia="Times New Roman" w:hAnsi="Times New Roman" w:cs="Times New Roman"/>
           <w:b/>
           <w:bCs/>
-          <w:sz w:val="27"/>
-          <w:szCs w:val="27"/>
+          <w:sz w:val="32"/>
+          <w:szCs w:val="32"/>
         </w:rPr>
         <w:t xml:space="preserve">Derived Class: 2. </w:t>
       </w:r>
@@ -5110,8 +5634,8 @@
           <w:rFonts w:ascii="Times New Roman" w:eastAsia="Times New Roman" w:hAnsi="Times New Roman" w:cs="Times New Roman"/>
           <w:b/>
           <w:bCs/>
-          <w:sz w:val="27"/>
-          <w:szCs w:val="27"/>
+          <w:sz w:val="32"/>
+          <w:szCs w:val="32"/>
         </w:rPr>
         <w:t>BusinessPassenger</w:t>
       </w:r>
@@ -5122,31 +5646,31 @@
         <w:spacing w:before="100" w:beforeAutospacing="1" w:after="100" w:afterAutospacing="1" w:line="240" w:lineRule="auto"/>
         <w:rPr>
           <w:rFonts w:ascii="Times New Roman" w:eastAsia="Times New Roman" w:hAnsi="Times New Roman" w:cs="Times New Roman"/>
-          <w:sz w:val="24"/>
-          <w:szCs w:val="24"/>
-        </w:rPr>
-      </w:pPr>
-      <w:r>
-        <w:rPr>
-          <w:rFonts w:ascii="Times New Roman" w:eastAsia="Times New Roman" w:hAnsi="Times New Roman" w:cs="Times New Roman"/>
-          <w:sz w:val="24"/>
-          <w:szCs w:val="24"/>
+          <w:sz w:val="32"/>
+          <w:szCs w:val="32"/>
+        </w:rPr>
+      </w:pPr>
+      <w:r>
+        <w:rPr>
+          <w:rFonts w:ascii="Times New Roman" w:eastAsia="Times New Roman" w:hAnsi="Times New Roman" w:cs="Times New Roman"/>
+          <w:sz w:val="32"/>
+          <w:szCs w:val="32"/>
         </w:rPr>
         <w:t xml:space="preserve">Extends: </w:t>
       </w:r>
       <w:r>
         <w:rPr>
           <w:rFonts w:ascii="Courier New" w:eastAsia="Times New Roman" w:hAnsi="Courier New" w:cs="Courier New"/>
-          <w:sz w:val="20"/>
-          <w:szCs w:val="20"/>
+          <w:sz w:val="32"/>
+          <w:szCs w:val="32"/>
         </w:rPr>
         <w:t>Passenger</w:t>
       </w:r>
       <w:r>
         <w:rPr>
           <w:rFonts w:ascii="Times New Roman" w:eastAsia="Times New Roman" w:hAnsi="Times New Roman" w:cs="Times New Roman"/>
-          <w:sz w:val="24"/>
-          <w:szCs w:val="24"/>
+          <w:sz w:val="32"/>
+          <w:szCs w:val="32"/>
         </w:rPr>
         <w:br/>
         <w:t xml:space="preserve">Implements: </w:t>
@@ -5154,24 +5678,24 @@
       <w:r>
         <w:rPr>
           <w:rFonts w:ascii="Courier New" w:eastAsia="Times New Roman" w:hAnsi="Courier New" w:cs="Courier New"/>
-          <w:sz w:val="20"/>
-          <w:szCs w:val="20"/>
+          <w:sz w:val="32"/>
+          <w:szCs w:val="32"/>
         </w:rPr>
         <w:t>Fare</w:t>
       </w:r>
       <w:r>
         <w:rPr>
           <w:rFonts w:ascii="Times New Roman" w:eastAsia="Times New Roman" w:hAnsi="Times New Roman" w:cs="Times New Roman"/>
-          <w:sz w:val="24"/>
-          <w:szCs w:val="24"/>
+          <w:sz w:val="32"/>
+          <w:szCs w:val="32"/>
         </w:rPr>
         <w:t xml:space="preserve">, </w:t>
       </w:r>
       <w:r>
         <w:rPr>
           <w:rFonts w:ascii="Courier New" w:eastAsia="Times New Roman" w:hAnsi="Courier New" w:cs="Courier New"/>
-          <w:sz w:val="20"/>
-          <w:szCs w:val="20"/>
+          <w:sz w:val="32"/>
+          <w:szCs w:val="32"/>
         </w:rPr>
         <w:t>Baggage</w:t>
       </w:r>
@@ -5181,15 +5705,15 @@
         <w:spacing w:before="100" w:beforeAutospacing="1" w:after="100" w:afterAutospacing="1" w:line="240" w:lineRule="auto"/>
         <w:rPr>
           <w:rFonts w:ascii="Times New Roman" w:eastAsia="Times New Roman" w:hAnsi="Times New Roman" w:cs="Times New Roman"/>
-          <w:sz w:val="24"/>
-          <w:szCs w:val="24"/>
-        </w:rPr>
-      </w:pPr>
-      <w:r>
-        <w:rPr>
-          <w:rFonts w:ascii="Times New Roman" w:eastAsia="Times New Roman" w:hAnsi="Times New Roman" w:cs="Times New Roman"/>
-          <w:sz w:val="24"/>
-          <w:szCs w:val="24"/>
+          <w:sz w:val="32"/>
+          <w:szCs w:val="32"/>
+        </w:rPr>
+      </w:pPr>
+      <w:r>
+        <w:rPr>
+          <w:rFonts w:ascii="Times New Roman" w:eastAsia="Times New Roman" w:hAnsi="Times New Roman" w:cs="Times New Roman"/>
+          <w:sz w:val="32"/>
+          <w:szCs w:val="32"/>
         </w:rPr>
         <w:t>Methods:</w:t>
       </w:r>
@@ -5203,23 +5727,24 @@
         <w:spacing w:before="100" w:beforeAutospacing="1" w:after="100" w:afterAutospacing="1" w:line="240" w:lineRule="auto"/>
         <w:rPr>
           <w:rFonts w:ascii="Times New Roman" w:eastAsia="Times New Roman" w:hAnsi="Times New Roman" w:cs="Times New Roman"/>
-          <w:sz w:val="24"/>
-          <w:szCs w:val="24"/>
-        </w:rPr>
-      </w:pPr>
-      <w:r>
-        <w:rPr>
-          <w:rFonts w:ascii="Courier New" w:eastAsia="Times New Roman" w:hAnsi="Courier New" w:cs="Courier New"/>
-          <w:sz w:val="20"/>
-          <w:szCs w:val="20"/>
-        </w:rPr>
+          <w:sz w:val="32"/>
+          <w:szCs w:val="32"/>
+        </w:rPr>
+      </w:pPr>
+      <w:r>
+        <w:rPr>
+          <w:rFonts w:ascii="Courier New" w:eastAsia="Times New Roman" w:hAnsi="Courier New" w:cs="Courier New"/>
+          <w:sz w:val="32"/>
+          <w:szCs w:val="32"/>
+        </w:rPr>
+        <w:lastRenderedPageBreak/>
         <w:t>display()</w:t>
       </w:r>
       <w:r>
         <w:rPr>
           <w:rFonts w:ascii="Times New Roman" w:eastAsia="Times New Roman" w:hAnsi="Times New Roman" w:cs="Times New Roman"/>
-          <w:sz w:val="24"/>
-          <w:szCs w:val="24"/>
+          <w:sz w:val="32"/>
+          <w:szCs w:val="32"/>
         </w:rPr>
         <w:t xml:space="preserve"> → Prints </w:t>
       </w:r>
@@ -5228,8 +5753,8 @@
           <w:rFonts w:ascii="Times New Roman" w:eastAsia="Times New Roman" w:hAnsi="Times New Roman" w:cs="Times New Roman"/>
           <w:b/>
           <w:bCs/>
-          <w:sz w:val="24"/>
-          <w:szCs w:val="24"/>
+          <w:sz w:val="32"/>
+          <w:szCs w:val="32"/>
         </w:rPr>
         <w:t>"Business Passenger Details"</w:t>
       </w:r>
@@ -5243,16 +5768,16 @@
         <w:spacing w:before="100" w:beforeAutospacing="1" w:after="100" w:afterAutospacing="1" w:line="240" w:lineRule="auto"/>
         <w:rPr>
           <w:rFonts w:ascii="Times New Roman" w:eastAsia="Times New Roman" w:hAnsi="Times New Roman" w:cs="Times New Roman"/>
-          <w:sz w:val="24"/>
-          <w:szCs w:val="24"/>
+          <w:sz w:val="32"/>
+          <w:szCs w:val="32"/>
         </w:rPr>
       </w:pPr>
       <w:proofErr w:type="spellStart"/>
       <w:r>
         <w:rPr>
           <w:rFonts w:ascii="Courier New" w:eastAsia="Times New Roman" w:hAnsi="Courier New" w:cs="Courier New"/>
-          <w:sz w:val="20"/>
-          <w:szCs w:val="20"/>
+          <w:sz w:val="32"/>
+          <w:szCs w:val="32"/>
         </w:rPr>
         <w:t>calculateFare</w:t>
       </w:r>
@@ -5260,16 +5785,16 @@
       <w:r>
         <w:rPr>
           <w:rFonts w:ascii="Courier New" w:eastAsia="Times New Roman" w:hAnsi="Courier New" w:cs="Courier New"/>
-          <w:sz w:val="20"/>
-          <w:szCs w:val="20"/>
+          <w:sz w:val="32"/>
+          <w:szCs w:val="32"/>
         </w:rPr>
         <w:t>(distance)</w:t>
       </w:r>
       <w:r>
         <w:rPr>
           <w:rFonts w:ascii="Times New Roman" w:eastAsia="Times New Roman" w:hAnsi="Times New Roman" w:cs="Times New Roman"/>
-          <w:sz w:val="24"/>
-          <w:szCs w:val="24"/>
+          <w:sz w:val="32"/>
+          <w:szCs w:val="32"/>
         </w:rPr>
         <w:t xml:space="preserve"> → Fare = ₹10 per km</w:t>
       </w:r>
@@ -5283,16 +5808,16 @@
         <w:spacing w:before="100" w:beforeAutospacing="1" w:after="100" w:afterAutospacing="1" w:line="240" w:lineRule="auto"/>
         <w:rPr>
           <w:rFonts w:ascii="Times New Roman" w:eastAsia="Times New Roman" w:hAnsi="Times New Roman" w:cs="Times New Roman"/>
-          <w:sz w:val="24"/>
-          <w:szCs w:val="24"/>
+          <w:sz w:val="32"/>
+          <w:szCs w:val="32"/>
         </w:rPr>
       </w:pPr>
       <w:proofErr w:type="spellStart"/>
       <w:r>
         <w:rPr>
           <w:rFonts w:ascii="Courier New" w:eastAsia="Times New Roman" w:hAnsi="Courier New" w:cs="Courier New"/>
-          <w:sz w:val="20"/>
-          <w:szCs w:val="20"/>
+          <w:sz w:val="32"/>
+          <w:szCs w:val="32"/>
         </w:rPr>
         <w:t>calculateBaggageFee</w:t>
       </w:r>
@@ -5300,16 +5825,16 @@
       <w:r>
         <w:rPr>
           <w:rFonts w:ascii="Courier New" w:eastAsia="Times New Roman" w:hAnsi="Courier New" w:cs="Courier New"/>
-          <w:sz w:val="20"/>
-          <w:szCs w:val="20"/>
+          <w:sz w:val="32"/>
+          <w:szCs w:val="32"/>
         </w:rPr>
         <w:t>()</w:t>
       </w:r>
       <w:r>
         <w:rPr>
           <w:rFonts w:ascii="Times New Roman" w:eastAsia="Times New Roman" w:hAnsi="Times New Roman" w:cs="Times New Roman"/>
-          <w:sz w:val="24"/>
-          <w:szCs w:val="24"/>
+          <w:sz w:val="32"/>
+          <w:szCs w:val="32"/>
         </w:rPr>
         <w:t xml:space="preserve"> → Baggage Fee = 15% of fare</w:t>
       </w:r>
@@ -5319,15 +5844,15 @@
         <w:spacing w:after="0" w:line="240" w:lineRule="auto"/>
         <w:rPr>
           <w:rFonts w:ascii="Times New Roman" w:eastAsia="Times New Roman" w:hAnsi="Times New Roman" w:cs="Times New Roman"/>
-          <w:sz w:val="24"/>
-          <w:szCs w:val="24"/>
-        </w:rPr>
-      </w:pPr>
-      <w:r>
-        <w:rPr>
-          <w:rFonts w:ascii="Times New Roman" w:eastAsia="Times New Roman" w:hAnsi="Times New Roman" w:cs="Times New Roman"/>
-          <w:sz w:val="24"/>
-          <w:szCs w:val="24"/>
+          <w:sz w:val="32"/>
+          <w:szCs w:val="32"/>
+        </w:rPr>
+      </w:pPr>
+      <w:r>
+        <w:rPr>
+          <w:rFonts w:ascii="Times New Roman" w:eastAsia="Times New Roman" w:hAnsi="Times New Roman" w:cs="Times New Roman"/>
+          <w:sz w:val="32"/>
+          <w:szCs w:val="32"/>
         </w:rPr>
         <w:pict>
           <v:rect id="_x0000_i1033" style="width:0;height:1.5pt" o:hralign="center" o:hrstd="t" o:hr="t" fillcolor="#a0a0a0" stroked="f"/>
@@ -5342,8 +5867,8 @@
           <w:rFonts w:ascii="Times New Roman" w:eastAsia="Times New Roman" w:hAnsi="Times New Roman" w:cs="Times New Roman"/>
           <w:b/>
           <w:bCs/>
-          <w:sz w:val="27"/>
-          <w:szCs w:val="27"/>
+          <w:sz w:val="32"/>
+          <w:szCs w:val="32"/>
         </w:rPr>
       </w:pPr>
       <w:r>
@@ -5351,8 +5876,8 @@
           <w:rFonts w:ascii="Times New Roman" w:eastAsia="Times New Roman" w:hAnsi="Times New Roman" w:cs="Times New Roman"/>
           <w:b/>
           <w:bCs/>
-          <w:sz w:val="27"/>
-          <w:szCs w:val="27"/>
+          <w:sz w:val="32"/>
+          <w:szCs w:val="32"/>
         </w:rPr>
         <w:t xml:space="preserve">Main Class: </w:t>
       </w:r>
@@ -5362,8 +5887,8 @@
           <w:rFonts w:ascii="Times New Roman" w:eastAsia="Times New Roman" w:hAnsi="Times New Roman" w:cs="Times New Roman"/>
           <w:b/>
           <w:bCs/>
-          <w:sz w:val="27"/>
-          <w:szCs w:val="27"/>
+          <w:sz w:val="32"/>
+          <w:szCs w:val="32"/>
         </w:rPr>
         <w:t>AirlineDemo</w:t>
       </w:r>
@@ -5374,15 +5899,15 @@
         <w:spacing w:before="100" w:beforeAutospacing="1" w:after="100" w:afterAutospacing="1" w:line="240" w:lineRule="auto"/>
         <w:rPr>
           <w:rFonts w:ascii="Times New Roman" w:eastAsia="Times New Roman" w:hAnsi="Times New Roman" w:cs="Times New Roman"/>
-          <w:sz w:val="24"/>
-          <w:szCs w:val="24"/>
-        </w:rPr>
-      </w:pPr>
-      <w:r>
-        <w:rPr>
-          <w:rFonts w:ascii="Times New Roman" w:eastAsia="Times New Roman" w:hAnsi="Times New Roman" w:cs="Times New Roman"/>
-          <w:sz w:val="24"/>
-          <w:szCs w:val="24"/>
+          <w:sz w:val="32"/>
+          <w:szCs w:val="32"/>
+        </w:rPr>
+      </w:pPr>
+      <w:r>
+        <w:rPr>
+          <w:rFonts w:ascii="Times New Roman" w:eastAsia="Times New Roman" w:hAnsi="Times New Roman" w:cs="Times New Roman"/>
+          <w:sz w:val="32"/>
+          <w:szCs w:val="32"/>
         </w:rPr>
         <w:t xml:space="preserve">Contains the </w:t>
       </w:r>
@@ -5390,8 +5915,8 @@
       <w:r>
         <w:rPr>
           <w:rFonts w:ascii="Courier New" w:eastAsia="Times New Roman" w:hAnsi="Courier New" w:cs="Courier New"/>
-          <w:sz w:val="20"/>
-          <w:szCs w:val="20"/>
+          <w:sz w:val="32"/>
+          <w:szCs w:val="32"/>
         </w:rPr>
         <w:t>main(</w:t>
       </w:r>
@@ -5399,16 +5924,16 @@
       <w:r>
         <w:rPr>
           <w:rFonts w:ascii="Courier New" w:eastAsia="Times New Roman" w:hAnsi="Courier New" w:cs="Courier New"/>
-          <w:sz w:val="20"/>
-          <w:szCs w:val="20"/>
+          <w:sz w:val="32"/>
+          <w:szCs w:val="32"/>
         </w:rPr>
         <w:t>)</w:t>
       </w:r>
       <w:r>
         <w:rPr>
           <w:rFonts w:ascii="Times New Roman" w:eastAsia="Times New Roman" w:hAnsi="Times New Roman" w:cs="Times New Roman"/>
-          <w:sz w:val="24"/>
-          <w:szCs w:val="24"/>
+          <w:sz w:val="32"/>
+          <w:szCs w:val="32"/>
         </w:rPr>
         <w:t xml:space="preserve"> method.</w:t>
       </w:r>
@@ -5421,8 +5946,8 @@
           <w:rFonts w:ascii="Times New Roman" w:eastAsia="Times New Roman" w:hAnsi="Times New Roman" w:cs="Times New Roman"/>
           <w:b/>
           <w:bCs/>
-          <w:sz w:val="27"/>
-          <w:szCs w:val="27"/>
+          <w:sz w:val="32"/>
+          <w:szCs w:val="32"/>
         </w:rPr>
       </w:pPr>
       <w:r>
@@ -5430,8 +5955,8 @@
           <w:rFonts w:ascii="Times New Roman" w:eastAsia="Times New Roman" w:hAnsi="Times New Roman" w:cs="Times New Roman"/>
           <w:b/>
           <w:bCs/>
-          <w:sz w:val="27"/>
-          <w:szCs w:val="27"/>
+          <w:sz w:val="32"/>
+          <w:szCs w:val="32"/>
         </w:rPr>
         <w:t>Operations Performed:</w:t>
       </w:r>
@@ -5445,15 +5970,15 @@
         <w:spacing w:before="100" w:beforeAutospacing="1" w:after="100" w:afterAutospacing="1" w:line="240" w:lineRule="auto"/>
         <w:rPr>
           <w:rFonts w:ascii="Times New Roman" w:eastAsia="Times New Roman" w:hAnsi="Times New Roman" w:cs="Times New Roman"/>
-          <w:sz w:val="24"/>
-          <w:szCs w:val="24"/>
-        </w:rPr>
-      </w:pPr>
-      <w:r>
-        <w:rPr>
-          <w:rFonts w:ascii="Times New Roman" w:eastAsia="Times New Roman" w:hAnsi="Times New Roman" w:cs="Times New Roman"/>
-          <w:sz w:val="24"/>
-          <w:szCs w:val="24"/>
+          <w:sz w:val="32"/>
+          <w:szCs w:val="32"/>
+        </w:rPr>
+      </w:pPr>
+      <w:r>
+        <w:rPr>
+          <w:rFonts w:ascii="Times New Roman" w:eastAsia="Times New Roman" w:hAnsi="Times New Roman" w:cs="Times New Roman"/>
+          <w:sz w:val="32"/>
+          <w:szCs w:val="32"/>
         </w:rPr>
         <w:t xml:space="preserve">Creates an </w:t>
       </w:r>
@@ -5461,8 +5986,8 @@
       <w:r>
         <w:rPr>
           <w:rFonts w:ascii="Courier New" w:eastAsia="Times New Roman" w:hAnsi="Courier New" w:cs="Courier New"/>
-          <w:sz w:val="20"/>
-          <w:szCs w:val="20"/>
+          <w:sz w:val="32"/>
+          <w:szCs w:val="32"/>
         </w:rPr>
         <w:t>EconomyPassenger</w:t>
       </w:r>
@@ -5470,8 +5995,8 @@
       <w:r>
         <w:rPr>
           <w:rFonts w:ascii="Times New Roman" w:eastAsia="Times New Roman" w:hAnsi="Times New Roman" w:cs="Times New Roman"/>
-          <w:sz w:val="24"/>
-          <w:szCs w:val="24"/>
+          <w:sz w:val="32"/>
+          <w:szCs w:val="32"/>
         </w:rPr>
         <w:t xml:space="preserve"> object.</w:t>
       </w:r>
@@ -5485,15 +6010,15 @@
         <w:spacing w:before="100" w:beforeAutospacing="1" w:after="100" w:afterAutospacing="1" w:line="240" w:lineRule="auto"/>
         <w:rPr>
           <w:rFonts w:ascii="Times New Roman" w:eastAsia="Times New Roman" w:hAnsi="Times New Roman" w:cs="Times New Roman"/>
-          <w:sz w:val="24"/>
-          <w:szCs w:val="24"/>
-        </w:rPr>
-      </w:pPr>
-      <w:r>
-        <w:rPr>
-          <w:rFonts w:ascii="Times New Roman" w:eastAsia="Times New Roman" w:hAnsi="Times New Roman" w:cs="Times New Roman"/>
-          <w:sz w:val="24"/>
-          <w:szCs w:val="24"/>
+          <w:sz w:val="32"/>
+          <w:szCs w:val="32"/>
+        </w:rPr>
+      </w:pPr>
+      <w:r>
+        <w:rPr>
+          <w:rFonts w:ascii="Times New Roman" w:eastAsia="Times New Roman" w:hAnsi="Times New Roman" w:cs="Times New Roman"/>
+          <w:sz w:val="32"/>
+          <w:szCs w:val="32"/>
         </w:rPr>
         <w:t>Displays details.</w:t>
       </w:r>
@@ -5507,15 +6032,15 @@
         <w:spacing w:before="100" w:beforeAutospacing="1" w:after="100" w:afterAutospacing="1" w:line="240" w:lineRule="auto"/>
         <w:rPr>
           <w:rFonts w:ascii="Times New Roman" w:eastAsia="Times New Roman" w:hAnsi="Times New Roman" w:cs="Times New Roman"/>
-          <w:sz w:val="24"/>
-          <w:szCs w:val="24"/>
-        </w:rPr>
-      </w:pPr>
-      <w:r>
-        <w:rPr>
-          <w:rFonts w:ascii="Times New Roman" w:eastAsia="Times New Roman" w:hAnsi="Times New Roman" w:cs="Times New Roman"/>
-          <w:sz w:val="24"/>
-          <w:szCs w:val="24"/>
+          <w:sz w:val="32"/>
+          <w:szCs w:val="32"/>
+        </w:rPr>
+      </w:pPr>
+      <w:r>
+        <w:rPr>
+          <w:rFonts w:ascii="Times New Roman" w:eastAsia="Times New Roman" w:hAnsi="Times New Roman" w:cs="Times New Roman"/>
+          <w:sz w:val="32"/>
+          <w:szCs w:val="32"/>
         </w:rPr>
         <w:t>Prints calculated fare and baggage fee.</w:t>
       </w:r>
@@ -5529,15 +6054,15 @@
         <w:spacing w:before="100" w:beforeAutospacing="1" w:after="100" w:afterAutospacing="1" w:line="240" w:lineRule="auto"/>
         <w:rPr>
           <w:rFonts w:ascii="Times New Roman" w:eastAsia="Times New Roman" w:hAnsi="Times New Roman" w:cs="Times New Roman"/>
-          <w:sz w:val="24"/>
-          <w:szCs w:val="24"/>
-        </w:rPr>
-      </w:pPr>
-      <w:r>
-        <w:rPr>
-          <w:rFonts w:ascii="Times New Roman" w:eastAsia="Times New Roman" w:hAnsi="Times New Roman" w:cs="Times New Roman"/>
-          <w:sz w:val="24"/>
-          <w:szCs w:val="24"/>
+          <w:sz w:val="32"/>
+          <w:szCs w:val="32"/>
+        </w:rPr>
+      </w:pPr>
+      <w:r>
+        <w:rPr>
+          <w:rFonts w:ascii="Times New Roman" w:eastAsia="Times New Roman" w:hAnsi="Times New Roman" w:cs="Times New Roman"/>
+          <w:sz w:val="32"/>
+          <w:szCs w:val="32"/>
         </w:rPr>
         <w:t xml:space="preserve">Creates a </w:t>
       </w:r>
@@ -5545,8 +6070,8 @@
       <w:r>
         <w:rPr>
           <w:rFonts w:ascii="Courier New" w:eastAsia="Times New Roman" w:hAnsi="Courier New" w:cs="Courier New"/>
-          <w:sz w:val="20"/>
-          <w:szCs w:val="20"/>
+          <w:sz w:val="32"/>
+          <w:szCs w:val="32"/>
         </w:rPr>
         <w:t>BusinessPassenger</w:t>
       </w:r>
@@ -5554,8 +6079,8 @@
       <w:r>
         <w:rPr>
           <w:rFonts w:ascii="Times New Roman" w:eastAsia="Times New Roman" w:hAnsi="Times New Roman" w:cs="Times New Roman"/>
-          <w:sz w:val="24"/>
-          <w:szCs w:val="24"/>
+          <w:sz w:val="32"/>
+          <w:szCs w:val="32"/>
         </w:rPr>
         <w:t xml:space="preserve"> object.</w:t>
       </w:r>
@@ -5569,15 +6094,15 @@
         <w:spacing w:before="100" w:beforeAutospacing="1" w:after="100" w:afterAutospacing="1" w:line="240" w:lineRule="auto"/>
         <w:rPr>
           <w:rFonts w:ascii="Times New Roman" w:eastAsia="Times New Roman" w:hAnsi="Times New Roman" w:cs="Times New Roman"/>
-          <w:sz w:val="24"/>
-          <w:szCs w:val="24"/>
-        </w:rPr>
-      </w:pPr>
-      <w:r>
-        <w:rPr>
-          <w:rFonts w:ascii="Times New Roman" w:eastAsia="Times New Roman" w:hAnsi="Times New Roman" w:cs="Times New Roman"/>
-          <w:sz w:val="24"/>
-          <w:szCs w:val="24"/>
+          <w:sz w:val="32"/>
+          <w:szCs w:val="32"/>
+        </w:rPr>
+      </w:pPr>
+      <w:r>
+        <w:rPr>
+          <w:rFonts w:ascii="Times New Roman" w:eastAsia="Times New Roman" w:hAnsi="Times New Roman" w:cs="Times New Roman"/>
+          <w:sz w:val="32"/>
+          <w:szCs w:val="32"/>
         </w:rPr>
         <w:t>Displays details.</w:t>
       </w:r>
@@ -5591,56 +6116,140 @@
         <w:spacing w:before="100" w:beforeAutospacing="1" w:after="100" w:afterAutospacing="1" w:line="240" w:lineRule="auto"/>
         <w:rPr>
           <w:rFonts w:ascii="Times New Roman" w:eastAsia="Times New Roman" w:hAnsi="Times New Roman" w:cs="Times New Roman"/>
-          <w:sz w:val="24"/>
-          <w:szCs w:val="24"/>
-        </w:rPr>
-      </w:pPr>
-      <w:r>
-        <w:rPr>
-          <w:rFonts w:ascii="Times New Roman" w:eastAsia="Times New Roman" w:hAnsi="Times New Roman" w:cs="Times New Roman"/>
-          <w:sz w:val="24"/>
-          <w:szCs w:val="24"/>
+          <w:sz w:val="32"/>
+          <w:szCs w:val="32"/>
+        </w:rPr>
+      </w:pPr>
+      <w:r>
+        <w:rPr>
+          <w:rFonts w:ascii="Times New Roman" w:eastAsia="Times New Roman" w:hAnsi="Times New Roman" w:cs="Times New Roman"/>
+          <w:sz w:val="32"/>
+          <w:szCs w:val="32"/>
         </w:rPr>
         <w:t>Prints calculated fare and baggage fee.</w:t>
       </w:r>
     </w:p>
     <w:p>
-      <w:r>
+      <w:pPr>
+        <w:rPr>
+          <w:sz w:val="32"/>
+          <w:szCs w:val="32"/>
+        </w:rPr>
+      </w:pPr>
+      <w:r>
+        <w:rPr>
+          <w:sz w:val="32"/>
+          <w:szCs w:val="32"/>
+        </w:rPr>
         <w:t>Output:</w:t>
       </w:r>
     </w:p>
     <w:p>
-      <w:r>
+      <w:pPr>
+        <w:rPr>
+          <w:sz w:val="32"/>
+          <w:szCs w:val="32"/>
+        </w:rPr>
+      </w:pPr>
+      <w:r>
+        <w:rPr>
+          <w:sz w:val="32"/>
+          <w:szCs w:val="32"/>
+        </w:rPr>
         <w:t>Enter Name: Aarav</w:t>
       </w:r>
     </w:p>
     <w:p>
-      <w:r>
+      <w:pPr>
+        <w:rPr>
+          <w:sz w:val="32"/>
+          <w:szCs w:val="32"/>
+        </w:rPr>
+      </w:pPr>
+      <w:r>
+        <w:rPr>
+          <w:sz w:val="32"/>
+          <w:szCs w:val="32"/>
+        </w:rPr>
         <w:t>Enter Distance (in km): 1000</w:t>
       </w:r>
     </w:p>
-    <w:p/>
-    <w:p>
-      <w:r>
+    <w:p>
+      <w:pPr>
+        <w:rPr>
+          <w:sz w:val="32"/>
+          <w:szCs w:val="32"/>
+        </w:rPr>
+      </w:pPr>
+    </w:p>
+    <w:p>
+      <w:pPr>
+        <w:rPr>
+          <w:sz w:val="32"/>
+          <w:szCs w:val="32"/>
+        </w:rPr>
+      </w:pPr>
+      <w:r>
+        <w:rPr>
+          <w:sz w:val="32"/>
+          <w:szCs w:val="32"/>
+        </w:rPr>
         <w:t>Economy Passenger Details</w:t>
       </w:r>
     </w:p>
     <w:p>
-      <w:r>
+      <w:pPr>
+        <w:rPr>
+          <w:sz w:val="32"/>
+          <w:szCs w:val="32"/>
+        </w:rPr>
+      </w:pPr>
+      <w:r>
+        <w:rPr>
+          <w:sz w:val="32"/>
+          <w:szCs w:val="32"/>
+        </w:rPr>
         <w:t>Distance: 1000.0</w:t>
       </w:r>
     </w:p>
     <w:p>
-      <w:r>
+      <w:pPr>
+        <w:rPr>
+          <w:sz w:val="32"/>
+          <w:szCs w:val="32"/>
+        </w:rPr>
+      </w:pPr>
+      <w:r>
+        <w:rPr>
+          <w:sz w:val="32"/>
+          <w:szCs w:val="32"/>
+        </w:rPr>
         <w:t>Calculated Fare: 5000.0</w:t>
       </w:r>
     </w:p>
     <w:p>
-      <w:r>
+      <w:pPr>
+        <w:rPr>
+          <w:sz w:val="32"/>
+          <w:szCs w:val="32"/>
+        </w:rPr>
+      </w:pPr>
+      <w:r>
+        <w:rPr>
+          <w:sz w:val="32"/>
+          <w:szCs w:val="32"/>
+        </w:rPr>
         <w:t>Calculated Baggage Fee: 500.0</w:t>
       </w:r>
     </w:p>
-    <w:p/>
+    <w:p>
+      <w:pPr>
+        <w:rPr>
+          <w:sz w:val="32"/>
+          <w:szCs w:val="32"/>
+        </w:rPr>
+      </w:pPr>
+    </w:p>
     <w:sectPr>
       <w:pgSz w:w="12240" w:h="15840"/>
       <w:pgMar w:top="270" w:right="1440" w:bottom="1440" w:left="1440" w:header="720" w:footer="720" w:gutter="0"/>
